--- a/AED_Vasco_a85234.docx
+++ b/AED_Vasco_a85234.docx
@@ -1,6 +1,6 @@
 
 <file path=word/document.xml><?xml version="1.0" encoding="utf-8"?>
-<w:document xmlns:wpc="http://schemas.microsoft.com/office/word/2010/wordprocessingCanvas" xmlns:cx="http://schemas.microsoft.com/office/drawing/2014/chartex" xmlns:cx1="http://schemas.microsoft.com/office/drawing/2015/9/8/chartex" xmlns:cx2="http://schemas.microsoft.com/office/drawing/2015/10/21/chartex" xmlns:cx3="http://schemas.microsoft.com/office/drawing/2016/5/9/chartex" xmlns:cx4="http://schemas.microsoft.com/office/drawing/2016/5/10/chartex" xmlns:cx5="http://schemas.microsoft.com/office/drawing/2016/5/11/chartex" xmlns:cx6="http://schemas.microsoft.com/office/drawing/2016/5/12/chartex" xmlns:cx7="http://schemas.microsoft.com/office/drawing/2016/5/13/chartex" xmlns:cx8="http://schemas.microsoft.com/office/drawing/2016/5/14/chartex" xmlns:mc="http://schemas.openxmlformats.org/markup-compatibility/2006" xmlns:aink="http://schemas.microsoft.com/office/drawing/2016/ink" xmlns:am3d="http://schemas.microsoft.com/office/drawing/2017/model3d" xmlns:o="urn:schemas-microsoft-com:office:office" xmlns:oel="http://schemas.microsoft.com/office/2019/extlst" xmlns:r="http://schemas.openxmlformats.org/officeDocument/2006/relationships" xmlns:m="http://schemas.openxmlformats.org/officeDocument/2006/math" xmlns:v="urn:schemas-microsoft-com:vml" xmlns:wp14="http://schemas.microsoft.com/office/word/2010/wordprocessingDrawing" xmlns:wp="http://schemas.openxmlformats.org/drawingml/2006/wordprocessingDrawing" xmlns:w10="urn:schemas-microsoft-com:office:word" xmlns:w="http://schemas.openxmlformats.org/wordprocessingml/2006/main" xmlns:w14="http://schemas.microsoft.com/office/word/2010/wordml" xmlns:w15="http://schemas.microsoft.com/office/word/2012/wordml" xmlns:w16cex="http://schemas.microsoft.com/office/word/2018/wordml/cex" xmlns:w16cid="http://schemas.microsoft.com/office/word/2016/wordml/cid" xmlns:w16="http://schemas.microsoft.com/office/word/2018/wordml" xmlns:w16du="http://schemas.microsoft.com/office/word/2023/wordml/word16du" xmlns:w16sdtdh="http://schemas.microsoft.com/office/word/2020/wordml/sdtdatahash" xmlns:w16sdtfl="http://schemas.microsoft.com/office/word/2024/wordml/sdtformatlock" xmlns:w16se="http://schemas.microsoft.com/office/word/2015/wordml/symex" xmlns:wpg="http://schemas.microsoft.com/office/word/2010/wordprocessingGroup" xmlns:wpi="http://schemas.microsoft.com/office/word/2010/wordprocessingInk" xmlns:wne="http://schemas.microsoft.com/office/word/2006/wordml" xmlns:wps="http://schemas.microsoft.com/office/word/2010/wordprocessingShape" mc:Ignorable="w14 w15 w16se w16cid w16 w16cex w16sdtdh w16sdtfl w16du wp14">
+<w:document xmlns:wpc="http://schemas.microsoft.com/office/word/2010/wordprocessingCanvas" xmlns:cx="http://schemas.microsoft.com/office/drawing/2014/chartex" xmlns:cx1="http://schemas.microsoft.com/office/drawing/2015/9/8/chartex" xmlns:cx2="http://schemas.microsoft.com/office/drawing/2015/10/21/chartex" xmlns:cx3="http://schemas.microsoft.com/office/drawing/2016/5/9/chartex" xmlns:cx4="http://schemas.microsoft.com/office/drawing/2016/5/10/chartex" xmlns:cx5="http://schemas.microsoft.com/office/drawing/2016/5/11/chartex" xmlns:cx6="http://schemas.microsoft.com/office/drawing/2016/5/12/chartex" xmlns:cx7="http://schemas.microsoft.com/office/drawing/2016/5/13/chartex" xmlns:cx8="http://schemas.microsoft.com/office/drawing/2016/5/14/chartex" xmlns:mc="http://schemas.openxmlformats.org/markup-compatibility/2006" xmlns:aink="http://schemas.microsoft.com/office/drawing/2016/ink" xmlns:am3d="http://schemas.microsoft.com/office/drawing/2017/model3d" xmlns:o="urn:schemas-microsoft-com:office:office" xmlns:oel="http://schemas.microsoft.com/office/2019/extlst" xmlns:r="http://schemas.openxmlformats.org/officeDocument/2006/relationships" xmlns:m="http://schemas.openxmlformats.org/officeDocument/2006/math" xmlns:v="urn:schemas-microsoft-com:vml" xmlns:wp14="http://schemas.microsoft.com/office/word/2010/wordprocessingDrawing" xmlns:wp="http://schemas.openxmlformats.org/drawingml/2006/wordprocessingDrawing" xmlns:w10="urn:schemas-microsoft-com:office:word" xmlns:w="http://schemas.openxmlformats.org/wordprocessingml/2006/main" xmlns:w14="http://schemas.microsoft.com/office/word/2010/wordml" xmlns:w15="http://schemas.microsoft.com/office/word/2012/wordml" xmlns:w16cex="http://schemas.microsoft.com/office/word/2018/wordml/cex" xmlns:w16cid="http://schemas.microsoft.com/office/word/2016/wordml/cid" xmlns:w16="http://schemas.microsoft.com/office/word/2018/wordml" xmlns:w16sdtdh="http://schemas.microsoft.com/office/word/2020/wordml/sdtdatahash" xmlns:w16se="http://schemas.microsoft.com/office/word/2015/wordml/symex" xmlns:wpg="http://schemas.microsoft.com/office/word/2010/wordprocessingGroup" xmlns:wpi="http://schemas.microsoft.com/office/word/2010/wordprocessingInk" xmlns:wne="http://schemas.microsoft.com/office/word/2006/wordml" xmlns:wps="http://schemas.microsoft.com/office/word/2010/wordprocessingShape" mc:Ignorable="w14 w15 w16se w16cid w16 w16cex w16sdtdh wp14">
   <w:body>
     <w:p>
       <w:pPr>
@@ -272,67 +272,8 @@
           <w:i/>
           <w:highlight w:val="yellow"/>
         </w:rPr>
-        <w:t>L</w:t>
-      </w:r>
-      <w:r>
-        <w:rPr>
-          <w:i/>
-          <w:highlight w:val="yellow"/>
-        </w:rPr>
-        <w:t>ist</w:t>
-      </w:r>
-      <w:r>
-        <w:rPr>
-          <w:i/>
-          <w:highlight w:val="yellow"/>
-        </w:rPr>
-        <w:t>a de palavras-chave</w:t>
-      </w:r>
-      <w:r>
-        <w:rPr>
-          <w:i/>
-          <w:highlight w:val="yellow"/>
-        </w:rPr>
-        <w:t xml:space="preserve"> </w:t>
-      </w:r>
-      <w:r>
-        <w:rPr>
-          <w:i/>
-          <w:highlight w:val="yellow"/>
-        </w:rPr>
-        <w:t xml:space="preserve">(7 palavras no </w:t>
-      </w:r>
-      <w:r>
-        <w:rPr>
-          <w:i/>
-          <w:highlight w:val="yellow"/>
-        </w:rPr>
-        <w:t>máximo</w:t>
-      </w:r>
-      <w:r>
-        <w:rPr>
-          <w:i/>
-          <w:highlight w:val="yellow"/>
-        </w:rPr>
-        <w:t xml:space="preserve">) separadas </w:t>
-      </w:r>
-      <w:proofErr w:type="gramStart"/>
-      <w:r>
-        <w:rPr>
-          <w:i/>
-          <w:highlight w:val="yellow"/>
-        </w:rPr>
-        <w:t xml:space="preserve">com </w:t>
-      </w:r>
-      <w:r>
-        <w:rPr>
-          <w:b/>
-          <w:i/>
-          <w:highlight w:val="yellow"/>
-        </w:rPr>
-        <w:t>;</w:t>
-      </w:r>
-      <w:proofErr w:type="gramEnd"/>
+        <w:t>C</w:t>
+      </w:r>
     </w:p>
     <w:p>
       <w:pPr>
@@ -391,10 +332,7 @@
       </w:r>
       <w:proofErr w:type="spellEnd"/>
       <w:r>
-        <w:t xml:space="preserve">. Java foi a linguajem utilizada. </w:t>
-      </w:r>
-      <w:r>
-        <w:t>Como ficheiros de entrada foi utilizado ficheiros de texto e em formato binário. O formato de texto tornou-se mais simples de visualizar e projetar a lógica de ordenação, por outro lado o formato binário é mais universal e essencial para aprendizagem e aplicabilidade no mundo real. Os algoritmos de ordenação utilizados</w:t>
+        <w:t>. Java foi a linguajem utilizada. Como ficheiros de entrada foi utilizado ficheiros de texto e em formato binário. O formato de texto tornou-se mais simples de visualizar e projetar a lógica de ordenação, por outro lado o formato binário é mais universal e essencial para aprendizagem e aplicabilidade no mundo real. Os algoritmos de ordenação utilizados</w:t>
       </w:r>
       <w:r>
         <w:t xml:space="preserve"> </w:t>
@@ -565,51 +503,822 @@
       <w:r>
         <w:t xml:space="preserve"> é o algoritmo de ordenação mais conhecido no mundo informático pela sua simplicidade e preformam-se </w:t>
       </w:r>
+      <w:r>
+        <w:t>media,</w:t>
+      </w:r>
+      <w:r>
+        <w:t xml:space="preserve"> mas suficiente para a maioria das utilizações com eficiência geral de O(n^2). Como referido anteriormente, o seu funcionamento baseia-se na comparação </w:t>
+      </w:r>
+      <w:r>
+        <w:t>entre o valor do comparando ao seu comparador. No caso de o primeiro ser maior que o seguindo há a troca de posições. Este processo repete-se até todas as comparações serem verdadeiras.</w:t>
+      </w:r>
+    </w:p>
+    <w:p>
+      <w:r>
+        <w:t xml:space="preserve">O </w:t>
+      </w:r>
+      <w:proofErr w:type="spellStart"/>
+      <w:r>
+        <w:t>Insertion</w:t>
+      </w:r>
+      <w:proofErr w:type="spellEnd"/>
+      <w:r>
+        <w:t xml:space="preserve"> </w:t>
+      </w:r>
+      <w:proofErr w:type="spellStart"/>
+      <w:r>
+        <w:t>Sort</w:t>
+      </w:r>
+      <w:proofErr w:type="spellEnd"/>
+      <w:r>
+        <w:t xml:space="preserve"> </w:t>
+      </w:r>
+      <w:r>
+        <w:t xml:space="preserve">trabalha a volta de dividir o vetor em dois, sendo uma parte ordenada e a outra por ordenar. Como primeiro passo é assumido um valor para o grupo ordenado, (visto que apenas um valor está sempre ordenado), de seguida é escolhido valores, um a um, do grupo por ordenar e é colocado a posição relativa correta. Ou seja, no primeiro caso é apenas verificar se o valor é maior ou menor que o valor ordenado. Numa segunda iteração, e </w:t>
+      </w:r>
+      <w:r>
+        <w:t>nos consequentes</w:t>
+      </w:r>
+      <w:r>
+        <w:t>, é escolhido se é maior menor ou intermedio aos valores do grupo ordenado.</w:t>
+      </w:r>
+      <w:r>
+        <w:t xml:space="preserve"> Tem uma taxa de eficiência média de O(n^2) mas no melhor caso com uma taxa de O(n).</w:t>
+      </w:r>
+    </w:p>
+    <w:p>
+      <w:r>
+        <w:t xml:space="preserve">Por fim, o </w:t>
+      </w:r>
+      <w:proofErr w:type="spellStart"/>
+      <w:r>
+        <w:t>Quick</w:t>
+      </w:r>
+      <w:proofErr w:type="spellEnd"/>
+      <w:r>
+        <w:t xml:space="preserve"> </w:t>
+      </w:r>
+      <w:proofErr w:type="spellStart"/>
+      <w:r>
+        <w:t>Sort</w:t>
+      </w:r>
+      <w:proofErr w:type="spellEnd"/>
+      <w:r>
+        <w:t xml:space="preserve"> </w:t>
+      </w:r>
+      <w:r>
+        <w:t>tem como base escolher um valor como pivô e distribui os valores restantes como maiores ou menores que o pivô, dividindo assim os valores em dois,</w:t>
+      </w:r>
+      <w:r>
+        <w:t xml:space="preserve"> </w:t>
+      </w:r>
+      <w:r>
+        <w:t>(maiores ou menores). Os passos seguintes é a repetição de este conceito, neste caso</w:t>
+      </w:r>
+      <w:r>
+        <w:t>,</w:t>
+      </w:r>
+      <w:r>
+        <w:t xml:space="preserve"> um no lado menor que o pivô original e ou no lado maior, repetindo até o vetor ser ordenado.</w:t>
+      </w:r>
+      <w:r>
+        <w:t xml:space="preserve"> Este algoritmo tem uma eficiência de </w:t>
+      </w:r>
       <w:proofErr w:type="gramStart"/>
       <w:r>
-        <w:t>media</w:t>
+        <w:t>O(</w:t>
       </w:r>
       <w:proofErr w:type="gramEnd"/>
       <w:r>
-        <w:t xml:space="preserve"> mas suficiente para a maioria das utilizações com eficiência geral de O(n^2). Como referido anteriormente, o seu funcionamento baseia-se na compa</w:t>
-      </w:r>
-      <w:r>
-        <w:t>ração entre o valor do comparando ao seu comparador. No caso de o primeiro ser maior que o seguindo há a troca de posições. Este processo repete-se até todas as comparações serem verdadeiras.</w:t>
-      </w:r>
-    </w:p>
+        <w:t xml:space="preserve">n </w:t>
+      </w:r>
+      <w:proofErr w:type="spellStart"/>
+      <w:r>
+        <w:t>logn</w:t>
+      </w:r>
+      <w:proofErr w:type="spellEnd"/>
+      <w:r>
+        <w:t>) com um pior caso de O(n^2)</w:t>
+      </w:r>
+    </w:p>
+    <w:p>
+      <w:pPr>
+        <w:pStyle w:val="Ttulo1"/>
+        <w:rPr>
+          <w:lang w:val="en-GB"/>
+        </w:rPr>
+      </w:pPr>
+      <w:r>
+        <w:rPr>
+          <w:lang w:val="en-GB"/>
+        </w:rPr>
+        <w:t>iMPLEMENTAÇÃO DO TRABALHO</w:t>
+      </w:r>
+    </w:p>
+    <w:p>
+      <w:r>
+        <w:t xml:space="preserve">O programa implementado </w:t>
+      </w:r>
+      <w:r>
+        <w:t>lê um ficheiro de inteiros, ordena-os em memória e grava o resultado num novo ficheiro em outputs/, com o mesmo formato da entrada</w:t>
+      </w:r>
+      <w:r>
+        <w:t>.</w:t>
+      </w:r>
+    </w:p>
+    <w:p>
+      <w:r>
+        <w:t xml:space="preserve">Para correr o programa é utilizado </w:t>
+      </w:r>
+      <w:r>
+        <w:t>a linha de comandos e é corrido os comandos:</w:t>
+      </w:r>
+    </w:p>
+    <w:p>
+      <w:pPr>
+        <w:pStyle w:val="PargrafodaLista"/>
+        <w:numPr>
+          <w:ilvl w:val="0"/>
+          <w:numId w:val="44"/>
+        </w:numPr>
+      </w:pPr>
+      <w:proofErr w:type="spellStart"/>
+      <w:r>
+        <w:lastRenderedPageBreak/>
+        <w:t>javac</w:t>
+      </w:r>
+      <w:proofErr w:type="spellEnd"/>
+      <w:r>
+        <w:t xml:space="preserve"> algoritmos\Main.java</w:t>
+      </w:r>
+    </w:p>
+    <w:p>
+      <w:pPr>
+        <w:pStyle w:val="PargrafodaLista"/>
+        <w:numPr>
+          <w:ilvl w:val="1"/>
+          <w:numId w:val="44"/>
+        </w:numPr>
+      </w:pPr>
+      <w:r>
+        <w:t xml:space="preserve">Este comando serve para compilar o ficheiro e a classe </w:t>
+      </w:r>
+      <w:proofErr w:type="spellStart"/>
+      <w:r>
+        <w:t>main</w:t>
+      </w:r>
+      <w:proofErr w:type="spellEnd"/>
+      <w:r>
+        <w:t xml:space="preserve"> e todos os ficheiros utilizados</w:t>
+      </w:r>
+    </w:p>
+    <w:p>
+      <w:pPr>
+        <w:pStyle w:val="PargrafodaLista"/>
+        <w:numPr>
+          <w:ilvl w:val="0"/>
+          <w:numId w:val="44"/>
+        </w:numPr>
+      </w:pPr>
+      <w:r>
+        <w:t xml:space="preserve">Java </w:t>
+      </w:r>
+      <w:proofErr w:type="spellStart"/>
+      <w:proofErr w:type="gramStart"/>
+      <w:r>
+        <w:t>algoritmos.Main</w:t>
+      </w:r>
+      <w:proofErr w:type="spellEnd"/>
+      <w:proofErr w:type="gramEnd"/>
+      <w:r>
+        <w:t xml:space="preserve"> (nome ficheiro a ordenar) (algoritmo de ordenação, escolha entre os referidos </w:t>
+      </w:r>
+      <w:proofErr w:type="spellStart"/>
+      <w:r>
+        <w:t>antreormente</w:t>
+      </w:r>
+      <w:proofErr w:type="spellEnd"/>
+      <w:r>
+        <w:t>)</w:t>
+      </w:r>
+    </w:p>
+    <w:p>
+      <w:pPr>
+        <w:ind w:left="360"/>
+      </w:pPr>
+      <w:r>
+        <w:t>Estes comandos têm de ser corridos estando dentro da pasta “TP1_AED_a85234”.</w:t>
+      </w:r>
+    </w:p>
+    <w:p>
+      <w:pPr>
+        <w:rPr>
+          <w:b/>
+          <w:bCs/>
+        </w:rPr>
+      </w:pPr>
+      <w:r>
+        <w:rPr>
+          <w:b/>
+          <w:bCs/>
+        </w:rPr>
+        <w:t>Fluxo de execução:</w:t>
+      </w:r>
+    </w:p>
+    <w:p>
+      <w:r>
+        <w:t>Após correr os comandos referidos o programa segue o seguinte fluxo:</w:t>
+      </w:r>
+    </w:p>
+    <w:p>
+      <w:pPr>
+        <w:pStyle w:val="PargrafodaLista"/>
+        <w:numPr>
+          <w:ilvl w:val="0"/>
+          <w:numId w:val="43"/>
+        </w:numPr>
+      </w:pPr>
+      <w:r>
+        <w:t>Decide o formato pela extensão do ficheiro:</w:t>
+      </w:r>
+      <w:r>
+        <w:rPr>
+          <w:i/>
+          <w:iCs/>
+        </w:rPr>
+        <w:t>”</w:t>
+      </w:r>
+      <w:r>
+        <w:rPr>
+          <w:i/>
+          <w:iCs/>
+          <w:highlight w:val="lightGray"/>
+        </w:rPr>
+        <w:t>.</w:t>
+      </w:r>
+      <w:proofErr w:type="spellStart"/>
+      <w:r>
+        <w:rPr>
+          <w:i/>
+          <w:iCs/>
+          <w:highlight w:val="lightGray"/>
+        </w:rPr>
+        <w:t>txt</w:t>
+      </w:r>
+      <w:proofErr w:type="spellEnd"/>
+      <w:r>
+        <w:t xml:space="preserve">” é texto, qualquer outra é </w:t>
+      </w:r>
+      <w:proofErr w:type="gramStart"/>
+      <w:r>
+        <w:t>binário</w:t>
+      </w:r>
+      <w:proofErr w:type="gramEnd"/>
+      <w:r>
+        <w:t>.</w:t>
+      </w:r>
+    </w:p>
+    <w:p>
+      <w:pPr>
+        <w:pStyle w:val="PargrafodaLista"/>
+        <w:numPr>
+          <w:ilvl w:val="0"/>
+          <w:numId w:val="43"/>
+        </w:numPr>
+      </w:pPr>
+      <w:r>
+        <w:t>Determina o número de inteiros “</w:t>
+      </w:r>
+      <w:r>
+        <w:rPr>
+          <w:highlight w:val="lightGray"/>
+        </w:rPr>
+        <w:t>n</w:t>
+      </w:r>
+      <w:r>
+        <w:t>”.</w:t>
+      </w:r>
+    </w:p>
+    <w:p>
+      <w:pPr>
+        <w:pStyle w:val="PargrafodaLista"/>
+        <w:numPr>
+          <w:ilvl w:val="0"/>
+          <w:numId w:val="43"/>
+        </w:numPr>
+      </w:pPr>
+      <w:r>
+        <w:t xml:space="preserve">Lê os n inteiros para um </w:t>
+      </w:r>
+      <w:proofErr w:type="spellStart"/>
+      <w:proofErr w:type="gramStart"/>
+      <w:r>
+        <w:rPr>
+          <w:highlight w:val="lightGray"/>
+        </w:rPr>
+        <w:t>int</w:t>
+      </w:r>
+      <w:proofErr w:type="spellEnd"/>
+      <w:r>
+        <w:rPr>
+          <w:highlight w:val="lightGray"/>
+        </w:rPr>
+        <w:t>[</w:t>
+      </w:r>
+      <w:proofErr w:type="gramEnd"/>
+      <w:r>
+        <w:rPr>
+          <w:highlight w:val="lightGray"/>
+        </w:rPr>
+        <w:t>]</w:t>
+      </w:r>
+      <w:r>
+        <w:t>.</w:t>
+      </w:r>
+    </w:p>
+    <w:p>
+      <w:pPr>
+        <w:pStyle w:val="PargrafodaLista"/>
+        <w:numPr>
+          <w:ilvl w:val="0"/>
+          <w:numId w:val="43"/>
+        </w:numPr>
+      </w:pPr>
+      <w:r>
+        <w:t xml:space="preserve">Ordena o vetor com o algoritmo </w:t>
+      </w:r>
+      <w:r>
+        <w:t>referido no comando.</w:t>
+      </w:r>
+    </w:p>
+    <w:p>
+      <w:pPr>
+        <w:pStyle w:val="PargrafodaLista"/>
+        <w:numPr>
+          <w:ilvl w:val="0"/>
+          <w:numId w:val="43"/>
+        </w:numPr>
+      </w:pPr>
+      <w:r>
+        <w:t xml:space="preserve">Constrói o nome do ficheiro de saída: </w:t>
+      </w:r>
+      <w:r>
+        <w:t>(outputs/&lt;nome&gt;_ordenado&lt;extensão&gt;)</w:t>
+      </w:r>
+      <w:r>
+        <w:t xml:space="preserve"> e grava o vetor ordenado no mesmo formato.</w:t>
+      </w:r>
+    </w:p>
+    <w:p>
+      <w:pPr>
+        <w:pStyle w:val="PargrafodaLista"/>
+        <w:numPr>
+          <w:ilvl w:val="0"/>
+          <w:numId w:val="43"/>
+        </w:numPr>
+      </w:pPr>
+      <w:r>
+        <w:t xml:space="preserve">Acrescenta a </w:t>
+      </w:r>
+      <w:r>
+        <w:rPr>
+          <w:highlight w:val="lightGray"/>
+        </w:rPr>
+        <w:t>log.txt</w:t>
+      </w:r>
+      <w:r>
+        <w:t xml:space="preserve"> uma linha com data, hora, algoritmo, número de elementos e duração da ordenação</w:t>
+      </w:r>
+    </w:p>
+    <w:p>
+      <w:pPr>
+        <w:rPr>
+          <w:b/>
+          <w:bCs/>
+        </w:rPr>
+      </w:pPr>
+      <w:r>
+        <w:rPr>
+          <w:b/>
+          <w:bCs/>
+        </w:rPr>
+        <w:t>Estrutura e Justificação:</w:t>
+      </w:r>
+    </w:p>
+    <w:p>
+      <w:r>
+        <w:t>Cada responsabilidade está numa classe e ficheiro próprio</w:t>
+      </w:r>
+      <w:r>
+        <w:t xml:space="preserve"> para organização, clareza de código e facilidade de alterar e manipular cada componente.</w:t>
+      </w:r>
+    </w:p>
+    <w:p/>
+    <w:p>
+      <w:pPr>
+        <w:shd w:val="clear" w:color="auto" w:fill="E8E8E8" w:themeFill="background2"/>
+      </w:pPr>
+      <w:r>
+        <w:t>TP1_AED_a85234/</w:t>
+      </w:r>
+    </w:p>
+    <w:p>
+      <w:pPr>
+        <w:shd w:val="clear" w:color="auto" w:fill="E8E8E8" w:themeFill="background2"/>
+      </w:pPr>
+      <w:r>
+        <w:t>├── algoritmos/</w:t>
+      </w:r>
+    </w:p>
+    <w:p>
+      <w:pPr>
+        <w:shd w:val="clear" w:color="auto" w:fill="E8E8E8" w:themeFill="background2"/>
+      </w:pPr>
+      <w:r>
+        <w:t>│   ├── Main.java                    </w:t>
+      </w:r>
+    </w:p>
+    <w:p>
+      <w:pPr>
+        <w:shd w:val="clear" w:color="auto" w:fill="E8E8E8" w:themeFill="background2"/>
+      </w:pPr>
+      <w:r>
+        <w:t>│   ├── Log.java                      </w:t>
+      </w:r>
+    </w:p>
+    <w:p>
+      <w:pPr>
+        <w:shd w:val="clear" w:color="auto" w:fill="E8E8E8" w:themeFill="background2"/>
+      </w:pPr>
+      <w:r>
+        <w:t>│   ├── Conversor.java                </w:t>
+      </w:r>
+    </w:p>
+    <w:p>
+      <w:pPr>
+        <w:shd w:val="clear" w:color="auto" w:fill="E8E8E8" w:themeFill="background2"/>
+      </w:pPr>
+      <w:r>
+        <w:t>│   ├── R_W/</w:t>
+      </w:r>
+    </w:p>
+    <w:p>
+      <w:pPr>
+        <w:shd w:val="clear" w:color="auto" w:fill="E8E8E8" w:themeFill="background2"/>
+      </w:pPr>
+      <w:r>
+        <w:t>│   │   ├── Leitura.</w:t>
+      </w:r>
+      <w:r>
+        <w:t>java</w:t>
+      </w:r>
+    </w:p>
+    <w:p>
+      <w:pPr>
+        <w:shd w:val="clear" w:color="auto" w:fill="E8E8E8" w:themeFill="background2"/>
+      </w:pPr>
+      <w:r>
+        <w:t>│   │   └── Escrita.java              </w:t>
+      </w:r>
+    </w:p>
+    <w:p>
+      <w:pPr>
+        <w:shd w:val="clear" w:color="auto" w:fill="E8E8E8" w:themeFill="background2"/>
+      </w:pPr>
+      <w:r>
+        <w:t xml:space="preserve">│   └── </w:t>
+      </w:r>
+      <w:proofErr w:type="spellStart"/>
+      <w:r>
+        <w:t>alg_ordenacao</w:t>
+      </w:r>
+      <w:proofErr w:type="spellEnd"/>
+      <w:r>
+        <w:t>/</w:t>
+      </w:r>
+    </w:p>
+    <w:p>
+      <w:pPr>
+        <w:shd w:val="clear" w:color="auto" w:fill="E8E8E8" w:themeFill="background2"/>
+      </w:pPr>
+      <w:r>
+        <w:t>│       ├── ControladorAlgoritmos.java  </w:t>
+      </w:r>
+    </w:p>
+    <w:p>
+      <w:pPr>
+        <w:shd w:val="clear" w:color="auto" w:fill="E8E8E8" w:themeFill="background2"/>
+      </w:pPr>
+      <w:r>
+        <w:t>│       ├── BubbleSort.java</w:t>
+      </w:r>
+    </w:p>
+    <w:p>
+      <w:pPr>
+        <w:shd w:val="clear" w:color="auto" w:fill="E8E8E8" w:themeFill="background2"/>
+      </w:pPr>
+      <w:r>
+        <w:t>│       ├── InsertionSort.java</w:t>
+      </w:r>
+    </w:p>
+    <w:p>
+      <w:pPr>
+        <w:shd w:val="clear" w:color="auto" w:fill="E8E8E8" w:themeFill="background2"/>
+      </w:pPr>
+      <w:r>
+        <w:t>│       └── QuickSort.java</w:t>
+      </w:r>
+    </w:p>
+    <w:p>
+      <w:pPr>
+        <w:shd w:val="clear" w:color="auto" w:fill="E8E8E8" w:themeFill="background2"/>
+      </w:pPr>
+      <w:r>
+        <w:t>├── inputs/                          </w:t>
+      </w:r>
+    </w:p>
+    <w:p>
+      <w:pPr>
+        <w:shd w:val="clear" w:color="auto" w:fill="E8E8E8" w:themeFill="background2"/>
+      </w:pPr>
+      <w:r>
+        <w:t xml:space="preserve">├── outputs/                         </w:t>
+      </w:r>
+    </w:p>
+    <w:p>
+      <w:pPr>
+        <w:shd w:val="clear" w:color="auto" w:fill="E8E8E8" w:themeFill="background2"/>
+      </w:pPr>
+      <w:r>
+        <w:t>├── log.txt                          </w:t>
+      </w:r>
+    </w:p>
+    <w:p>
+      <w:pPr>
+        <w:shd w:val="clear" w:color="auto" w:fill="E8E8E8" w:themeFill="background2"/>
+      </w:pPr>
+      <w:r>
+        <w:t>└── README.md</w:t>
+      </w:r>
+    </w:p>
+    <w:p/>
     <w:p>
       <w:r>
         <w:t xml:space="preserve">O </w:t>
       </w:r>
       <w:proofErr w:type="spellStart"/>
       <w:r>
-        <w:t>Insertion</w:t>
+        <w:t>Main</w:t>
       </w:r>
       <w:proofErr w:type="spellEnd"/>
       <w:r>
+        <w:t xml:space="preserve"> tem como função principal chamar cada modulo do programa</w:t>
+      </w:r>
+      <w:r>
+        <w:t>. Representando o fluxo de forma bastante direta.</w:t>
+      </w:r>
+      <w:r>
+        <w:br/>
+        <w:t xml:space="preserve">A primeira classe a ser chamada, após o </w:t>
+      </w:r>
+      <w:proofErr w:type="spellStart"/>
+      <w:r>
+        <w:t>main</w:t>
+      </w:r>
+      <w:proofErr w:type="spellEnd"/>
+      <w:r>
+        <w:t xml:space="preserve">, é a Leitura. </w:t>
+      </w:r>
+      <w:r>
+        <w:t xml:space="preserve">Esta </w:t>
+      </w:r>
+      <w:proofErr w:type="spellStart"/>
+      <w:r>
+        <w:t>class</w:t>
+      </w:r>
+      <w:proofErr w:type="spellEnd"/>
+      <w:r>
+        <w:t xml:space="preserve"> tem </w:t>
+      </w:r>
+      <w:r>
+        <w:t xml:space="preserve">duas funções </w:t>
+      </w:r>
+      <w:r>
+        <w:t xml:space="preserve">estando duplicadas para números </w:t>
+      </w:r>
+      <w:proofErr w:type="spellStart"/>
+      <w:r>
+        <w:t>interios</w:t>
+      </w:r>
+      <w:proofErr w:type="spellEnd"/>
+      <w:r>
+        <w:t xml:space="preserve"> e binários</w:t>
+      </w:r>
+      <w:r>
+        <w:t xml:space="preserve">: Ler um ficheiro </w:t>
+      </w:r>
+      <w:r>
+        <w:t xml:space="preserve">e informar quantos valores estão no ficheiro </w:t>
+      </w:r>
+      <w:r>
+        <w:t>.</w:t>
+      </w:r>
+      <w:proofErr w:type="spellStart"/>
+      <w:r>
+        <w:t>txt</w:t>
+      </w:r>
+      <w:proofErr w:type="spellEnd"/>
+      <w:r>
+        <w:t xml:space="preserve"> ou binário. </w:t>
+      </w:r>
+      <w:r>
+        <w:t xml:space="preserve">A função de verificar o </w:t>
+      </w:r>
+      <w:proofErr w:type="gramStart"/>
+      <w:r>
+        <w:t>numero</w:t>
+      </w:r>
+      <w:proofErr w:type="gramEnd"/>
+      <w:r>
+        <w:t xml:space="preserve"> de inteiros a ordenar consiste em, para </w:t>
+      </w:r>
+      <w:proofErr w:type="spellStart"/>
+      <w:r>
+        <w:t>txt</w:t>
+      </w:r>
+      <w:proofErr w:type="spellEnd"/>
+      <w:r>
+        <w:t xml:space="preserve">, verificar quantas linhas estão preenchidas e devolver esse valor. Para binário é recolhido o </w:t>
+      </w:r>
+      <w:proofErr w:type="gramStart"/>
+      <w:r>
+        <w:t>numero</w:t>
+      </w:r>
+      <w:proofErr w:type="gramEnd"/>
+      <w:r>
+        <w:t xml:space="preserve"> de bits e dividido por 4. É dividido por 4 visto que cada </w:t>
+      </w:r>
+      <w:proofErr w:type="spellStart"/>
+      <w:r>
+        <w:t>inreiro</w:t>
+      </w:r>
+      <w:proofErr w:type="spellEnd"/>
+      <w:r>
+        <w:t xml:space="preserve"> é for </w:t>
+      </w:r>
+      <w:proofErr w:type="spellStart"/>
+      <w:r>
+        <w:t>mado</w:t>
+      </w:r>
+      <w:proofErr w:type="spellEnd"/>
+      <w:r>
         <w:t xml:space="preserve"> </w:t>
       </w:r>
       <w:proofErr w:type="spellStart"/>
       <w:r>
-        <w:t>Sort</w:t>
+        <w:t>po</w:t>
       </w:r>
       <w:proofErr w:type="spellEnd"/>
       <w:r>
+        <w:t xml:space="preserve"> 4 bytes logo o total de bites equivale ao total dividido por 4.</w:t>
+      </w:r>
+    </w:p>
+    <w:p>
+      <w:pPr>
+        <w:rPr>
+          <w:u w:val="single"/>
+        </w:rPr>
+      </w:pPr>
+      <w:r>
+        <w:t>Para a leitura em si n</w:t>
+      </w:r>
+      <w:r>
+        <w:t xml:space="preserve">o caso de </w:t>
+      </w:r>
+      <w:r>
+        <w:rPr>
+          <w:highlight w:val="lightGray"/>
+        </w:rPr>
+        <w:t>.</w:t>
+      </w:r>
+      <w:proofErr w:type="spellStart"/>
+      <w:r>
+        <w:rPr>
+          <w:highlight w:val="lightGray"/>
+        </w:rPr>
+        <w:t>txt</w:t>
+      </w:r>
+      <w:proofErr w:type="spellEnd"/>
+      <w:r>
+        <w:t xml:space="preserve"> é lido através de um </w:t>
+      </w:r>
+      <w:proofErr w:type="spellStart"/>
+      <w:r>
+        <w:rPr>
+          <w:i/>
+          <w:iCs/>
+          <w:highlight w:val="lightGray"/>
+        </w:rPr>
+        <w:t>bufferedReader</w:t>
+      </w:r>
+      <w:proofErr w:type="spellEnd"/>
+      <w:r>
         <w:t xml:space="preserve"> </w:t>
       </w:r>
-    </w:p>
-    <w:p>
-      <w:pPr>
-        <w:pStyle w:val="Ttulo1"/>
-        <w:rPr>
-          <w:lang w:val="en-GB"/>
-        </w:rPr>
-      </w:pPr>
-      <w:r>
-        <w:rPr>
-          <w:lang w:val="en-GB"/>
-        </w:rPr>
-        <w:t>iMPLEMENTAÇÃO DO TRABALHO</w:t>
+      <w:r>
+        <w:t xml:space="preserve">e </w:t>
+      </w:r>
+      <w:proofErr w:type="spellStart"/>
+      <w:r>
+        <w:rPr>
+          <w:i/>
+          <w:iCs/>
+          <w:highlight w:val="lightGray"/>
+        </w:rPr>
+        <w:t>FileReader</w:t>
+      </w:r>
+      <w:proofErr w:type="spellEnd"/>
+      <w:r>
+        <w:t xml:space="preserve"> o ficheiro correndo “n” </w:t>
+      </w:r>
+      <w:proofErr w:type="gramStart"/>
+      <w:r>
+        <w:t>linhas equivalente</w:t>
+      </w:r>
+      <w:proofErr w:type="gramEnd"/>
+      <w:r>
+        <w:t xml:space="preserve"> ao numero de </w:t>
+      </w:r>
+      <w:proofErr w:type="spellStart"/>
+      <w:r>
+        <w:t>interios</w:t>
+      </w:r>
+      <w:proofErr w:type="spellEnd"/>
+      <w:r>
+        <w:t xml:space="preserve"> a ordenar e são convertidos para </w:t>
+      </w:r>
+      <w:proofErr w:type="spellStart"/>
+      <w:r>
+        <w:t>Int</w:t>
+      </w:r>
+      <w:proofErr w:type="spellEnd"/>
+      <w:r>
+        <w:t xml:space="preserve"> e guardados num vetor. No caso de binário é utilizado o </w:t>
+      </w:r>
+      <w:proofErr w:type="spellStart"/>
+      <w:r>
+        <w:rPr>
+          <w:i/>
+          <w:iCs/>
+          <w:highlight w:val="lightGray"/>
+        </w:rPr>
+        <w:t>DataInputStream</w:t>
+      </w:r>
+      <w:proofErr w:type="spellEnd"/>
+      <w:r>
+        <w:t xml:space="preserve"> e </w:t>
+      </w:r>
+      <w:proofErr w:type="spellStart"/>
+      <w:r>
+        <w:rPr>
+          <w:i/>
+          <w:iCs/>
+          <w:highlight w:val="lightGray"/>
+        </w:rPr>
+        <w:t>FileInputStream</w:t>
+      </w:r>
+      <w:proofErr w:type="spellEnd"/>
+      <w:r>
+        <w:t xml:space="preserve"> em que lê 4 bytes transformando a </w:t>
+      </w:r>
+      <w:proofErr w:type="spellStart"/>
+      <w:r>
+        <w:t>string</w:t>
+      </w:r>
+      <w:proofErr w:type="spellEnd"/>
+      <w:r>
+        <w:t xml:space="preserve"> de binários em </w:t>
+      </w:r>
+      <w:proofErr w:type="spellStart"/>
+      <w:r>
+        <w:t>Int</w:t>
+      </w:r>
+      <w:proofErr w:type="spellEnd"/>
+      <w:r>
+        <w:t xml:space="preserve"> e são guardados num vetor. No fim para ambos os casos a </w:t>
+      </w:r>
+      <w:proofErr w:type="spellStart"/>
+      <w:r>
+        <w:t>class</w:t>
+      </w:r>
+      <w:proofErr w:type="spellEnd"/>
+      <w:r>
+        <w:t xml:space="preserve"> devolve o vetor.</w:t>
+      </w:r>
+    </w:p>
+    <w:p>
+      <w:r>
+        <w:t xml:space="preserve"> </w:t>
       </w:r>
     </w:p>
     <w:p>
@@ -832,114 +1541,114 @@
         <w:pStyle w:val="Ttulo2"/>
       </w:pPr>
       <w:r>
+        <w:t>Condições especiais</w:t>
+      </w:r>
+    </w:p>
+    <w:p>
+      <w:r>
+        <w:t>Alguma situação de funcionamento excepcional</w:t>
+      </w:r>
+      <w:r>
+        <w:t>.</w:t>
+      </w:r>
+    </w:p>
+    <w:p>
+      <w:pPr>
+        <w:pStyle w:val="Ttulo1"/>
+        <w:rPr>
+          <w:lang w:val="en-GB"/>
+        </w:rPr>
+      </w:pPr>
+      <w:r>
+        <w:rPr>
+          <w:lang w:val="en-GB"/>
+        </w:rPr>
+        <w:t>CONCLUSÕES E TRABALHO FUTURO</w:t>
+      </w:r>
+    </w:p>
+    <w:p>
+      <w:r>
+        <w:t>No final de um relatório desta natureza devem ser sempre</w:t>
+      </w:r>
+      <w:r>
+        <w:t xml:space="preserve"> enunciadas conclusões técnicas do trabalho implementado</w:t>
+      </w:r>
+      <w:r>
+        <w:t>.</w:t>
+      </w:r>
+      <w:r>
+        <w:t xml:space="preserve"> </w:t>
+      </w:r>
+      <w:r>
+        <w:t xml:space="preserve">As conclusões devem ser sempre acompanhadas de observações sobre as eventuais alternativas às escolhas efectuadas. </w:t>
+      </w:r>
+    </w:p>
+    <w:p>
+      <w:r>
+        <w:t xml:space="preserve">No final desta secção poderão descrever futuros trabalhos que poderão melhorar a eficiência do programa. </w:t>
+      </w:r>
+    </w:p>
+    <w:p>
+      <w:pPr>
+        <w:pStyle w:val="Ttulo1"/>
+        <w:rPr>
+          <w:lang w:val="en-GB"/>
+        </w:rPr>
+      </w:pPr>
+      <w:r>
+        <w:rPr>
+          <w:lang w:val="en-GB"/>
+        </w:rPr>
+        <w:t>A</w:t>
+      </w:r>
+      <w:r>
+        <w:rPr>
+          <w:lang w:val="en-GB"/>
+        </w:rPr>
+        <w:t>GRADECIMENTOS</w:t>
+      </w:r>
+    </w:p>
+    <w:p>
+      <w:r>
+        <w:t xml:space="preserve">A </w:t>
+      </w:r>
+      <w:r>
+        <w:t>existir</w:t>
+      </w:r>
+      <w:r>
+        <w:t>,</w:t>
+      </w:r>
+      <w:r>
+        <w:t xml:space="preserve"> os agradeci</w:t>
+      </w:r>
+      <w:r>
+        <w:t>mentos devem ser sempre na última secção antes das refer</w:t>
+      </w:r>
+      <w:r>
+        <w:t>ê</w:t>
+      </w:r>
+      <w:r>
+        <w:t>ncias</w:t>
+      </w:r>
+      <w:r>
+        <w:t xml:space="preserve"> [1]</w:t>
+      </w:r>
+      <w:r>
+        <w:t xml:space="preserve">. </w:t>
+      </w:r>
+    </w:p>
+    <w:p>
+      <w:pPr>
+        <w:pStyle w:val="Ttulo1"/>
+        <w:rPr>
+          <w:lang w:val="en-GB"/>
+        </w:rPr>
+      </w:pPr>
+      <w:r>
+        <w:rPr>
+          <w:lang w:val="en-GB"/>
+        </w:rPr>
         <w:lastRenderedPageBreak/>
-        <w:t>Condições especiais</w:t>
-      </w:r>
-    </w:p>
-    <w:p>
-      <w:r>
-        <w:t>Alguma situação de funcionamento excepcional</w:t>
-      </w:r>
-      <w:r>
-        <w:t>.</w:t>
-      </w:r>
-    </w:p>
-    <w:p>
-      <w:pPr>
-        <w:pStyle w:val="Ttulo1"/>
-        <w:rPr>
-          <w:lang w:val="en-GB"/>
-        </w:rPr>
-      </w:pPr>
-      <w:r>
-        <w:rPr>
-          <w:lang w:val="en-GB"/>
-        </w:rPr>
-        <w:t>CONCLUSÕES E TRABALHO FUTURO</w:t>
-      </w:r>
-    </w:p>
-    <w:p>
-      <w:r>
-        <w:t>No final de um relatório desta natureza devem ser sempre</w:t>
-      </w:r>
-      <w:r>
-        <w:t xml:space="preserve"> enunciadas conclusões técnicas do trabalho implementado</w:t>
-      </w:r>
-      <w:r>
-        <w:t>.</w:t>
-      </w:r>
-      <w:r>
-        <w:t xml:space="preserve"> </w:t>
-      </w:r>
-      <w:r>
-        <w:t xml:space="preserve">As conclusões devem ser sempre acompanhadas de observações sobre as eventuais alternativas às escolhas efectuadas. </w:t>
-      </w:r>
-    </w:p>
-    <w:p>
-      <w:r>
-        <w:t xml:space="preserve">No final desta secção poderão descrever futuros trabalhos que poderão melhorar a eficiência do programa. </w:t>
-      </w:r>
-    </w:p>
-    <w:p>
-      <w:pPr>
-        <w:pStyle w:val="Ttulo1"/>
-        <w:rPr>
-          <w:lang w:val="en-GB"/>
-        </w:rPr>
-      </w:pPr>
-      <w:r>
-        <w:rPr>
-          <w:lang w:val="en-GB"/>
-        </w:rPr>
-        <w:t>A</w:t>
-      </w:r>
-      <w:r>
-        <w:rPr>
-          <w:lang w:val="en-GB"/>
-        </w:rPr>
-        <w:t>GRADECIMENTOS</w:t>
-      </w:r>
-    </w:p>
-    <w:p>
-      <w:r>
-        <w:t xml:space="preserve">A </w:t>
-      </w:r>
-      <w:r>
-        <w:t>existir</w:t>
-      </w:r>
-      <w:r>
-        <w:t>,</w:t>
-      </w:r>
-      <w:r>
-        <w:t xml:space="preserve"> os agradeci</w:t>
-      </w:r>
-      <w:r>
-        <w:t>mentos devem ser sempre na última secção antes das refer</w:t>
-      </w:r>
-      <w:r>
-        <w:t>ê</w:t>
-      </w:r>
-      <w:r>
-        <w:t>ncias</w:t>
-      </w:r>
-      <w:r>
-        <w:t xml:space="preserve"> [1]</w:t>
-      </w:r>
-      <w:r>
-        <w:t xml:space="preserve">. </w:t>
-      </w:r>
-    </w:p>
-    <w:p>
-      <w:pPr>
-        <w:pStyle w:val="Ttulo1"/>
-        <w:rPr>
-          <w:lang w:val="en-GB"/>
-        </w:rPr>
-      </w:pPr>
-      <w:r>
-        <w:rPr>
-          <w:lang w:val="en-GB"/>
-        </w:rPr>
         <w:t>RefeRências</w:t>
       </w:r>
     </w:p>
@@ -991,7 +1700,19 @@
         <w:t>2</w:t>
       </w:r>
       <w:r>
-        <w:t xml:space="preserve">] Jorge, Joaquim A, Santos, Santos, Beatriz Sousa et. al. </w:t>
+        <w:t xml:space="preserve">] Jorge, Joaquim A, Santos, Santos, Beatriz Sousa et. </w:t>
+      </w:r>
+      <w:r>
+        <w:rPr>
+          <w:lang w:val="en-US"/>
+        </w:rPr>
+        <w:t>A</w:t>
+      </w:r>
+      <w:r>
+        <w:rPr>
+          <w:lang w:val="en-US"/>
+        </w:rPr>
+        <w:t xml:space="preserve">l. </w:t>
       </w:r>
       <w:proofErr w:type="spellStart"/>
       <w:r>
@@ -1775,7 +2496,7 @@
 </file>
 
 <file path=word/endnotes.xml><?xml version="1.0" encoding="utf-8"?>
-<w:endnotes xmlns:wpc="http://schemas.microsoft.com/office/word/2010/wordprocessingCanvas" xmlns:cx="http://schemas.microsoft.com/office/drawing/2014/chartex" xmlns:cx1="http://schemas.microsoft.com/office/drawing/2015/9/8/chartex" xmlns:cx2="http://schemas.microsoft.com/office/drawing/2015/10/21/chartex" xmlns:cx3="http://schemas.microsoft.com/office/drawing/2016/5/9/chartex" xmlns:cx4="http://schemas.microsoft.com/office/drawing/2016/5/10/chartex" xmlns:cx5="http://schemas.microsoft.com/office/drawing/2016/5/11/chartex" xmlns:cx6="http://schemas.microsoft.com/office/drawing/2016/5/12/chartex" xmlns:cx7="http://schemas.microsoft.com/office/drawing/2016/5/13/chartex" xmlns:cx8="http://schemas.microsoft.com/office/drawing/2016/5/14/chartex" xmlns:mc="http://schemas.openxmlformats.org/markup-compatibility/2006" xmlns:aink="http://schemas.microsoft.com/office/drawing/2016/ink" xmlns:am3d="http://schemas.microsoft.com/office/drawing/2017/model3d" xmlns:o="urn:schemas-microsoft-com:office:office" xmlns:oel="http://schemas.microsoft.com/office/2019/extlst" xmlns:r="http://schemas.openxmlformats.org/officeDocument/2006/relationships" xmlns:m="http://schemas.openxmlformats.org/officeDocument/2006/math" xmlns:v="urn:schemas-microsoft-com:vml" xmlns:wp14="http://schemas.microsoft.com/office/word/2010/wordprocessingDrawing" xmlns:wp="http://schemas.openxmlformats.org/drawingml/2006/wordprocessingDrawing" xmlns:w10="urn:schemas-microsoft-com:office:word" xmlns:w="http://schemas.openxmlformats.org/wordprocessingml/2006/main" xmlns:w14="http://schemas.microsoft.com/office/word/2010/wordml" xmlns:w15="http://schemas.microsoft.com/office/word/2012/wordml" xmlns:w16cex="http://schemas.microsoft.com/office/word/2018/wordml/cex" xmlns:w16cid="http://schemas.microsoft.com/office/word/2016/wordml/cid" xmlns:w16="http://schemas.microsoft.com/office/word/2018/wordml" xmlns:w16du="http://schemas.microsoft.com/office/word/2023/wordml/word16du" xmlns:w16sdtdh="http://schemas.microsoft.com/office/word/2020/wordml/sdtdatahash" xmlns:w16sdtfl="http://schemas.microsoft.com/office/word/2024/wordml/sdtformatlock" xmlns:w16se="http://schemas.microsoft.com/office/word/2015/wordml/symex" xmlns:wpg="http://schemas.microsoft.com/office/word/2010/wordprocessingGroup" xmlns:wpi="http://schemas.microsoft.com/office/word/2010/wordprocessingInk" xmlns:wne="http://schemas.microsoft.com/office/word/2006/wordml" xmlns:wps="http://schemas.microsoft.com/office/word/2010/wordprocessingShape" mc:Ignorable="w14 w15 w16se w16cid w16 w16cex w16sdtdh w16sdtfl w16du wp14">
+<w:endnotes xmlns:wpc="http://schemas.microsoft.com/office/word/2010/wordprocessingCanvas" xmlns:cx="http://schemas.microsoft.com/office/drawing/2014/chartex" xmlns:cx1="http://schemas.microsoft.com/office/drawing/2015/9/8/chartex" xmlns:cx2="http://schemas.microsoft.com/office/drawing/2015/10/21/chartex" xmlns:cx3="http://schemas.microsoft.com/office/drawing/2016/5/9/chartex" xmlns:cx4="http://schemas.microsoft.com/office/drawing/2016/5/10/chartex" xmlns:cx5="http://schemas.microsoft.com/office/drawing/2016/5/11/chartex" xmlns:cx6="http://schemas.microsoft.com/office/drawing/2016/5/12/chartex" xmlns:cx7="http://schemas.microsoft.com/office/drawing/2016/5/13/chartex" xmlns:cx8="http://schemas.microsoft.com/office/drawing/2016/5/14/chartex" xmlns:mc="http://schemas.openxmlformats.org/markup-compatibility/2006" xmlns:aink="http://schemas.microsoft.com/office/drawing/2016/ink" xmlns:am3d="http://schemas.microsoft.com/office/drawing/2017/model3d" xmlns:o="urn:schemas-microsoft-com:office:office" xmlns:oel="http://schemas.microsoft.com/office/2019/extlst" xmlns:r="http://schemas.openxmlformats.org/officeDocument/2006/relationships" xmlns:m="http://schemas.openxmlformats.org/officeDocument/2006/math" xmlns:v="urn:schemas-microsoft-com:vml" xmlns:wp14="http://schemas.microsoft.com/office/word/2010/wordprocessingDrawing" xmlns:wp="http://schemas.openxmlformats.org/drawingml/2006/wordprocessingDrawing" xmlns:w10="urn:schemas-microsoft-com:office:word" xmlns:w="http://schemas.openxmlformats.org/wordprocessingml/2006/main" xmlns:w14="http://schemas.microsoft.com/office/word/2010/wordml" xmlns:w15="http://schemas.microsoft.com/office/word/2012/wordml" xmlns:w16cex="http://schemas.microsoft.com/office/word/2018/wordml/cex" xmlns:w16cid="http://schemas.microsoft.com/office/word/2016/wordml/cid" xmlns:w16="http://schemas.microsoft.com/office/word/2018/wordml" xmlns:w16sdtdh="http://schemas.microsoft.com/office/word/2020/wordml/sdtdatahash" xmlns:w16se="http://schemas.microsoft.com/office/word/2015/wordml/symex" xmlns:wpg="http://schemas.microsoft.com/office/word/2010/wordprocessingGroup" xmlns:wpi="http://schemas.microsoft.com/office/word/2010/wordprocessingInk" xmlns:wne="http://schemas.microsoft.com/office/word/2006/wordml" xmlns:wps="http://schemas.microsoft.com/office/word/2010/wordprocessingShape" mc:Ignorable="w14 w15 w16se w16cid w16 w16cex w16sdtdh wp14">
   <w:endnote w:type="separator" w:id="-1">
     <w:p>
       <w:pPr>
@@ -1800,7 +2521,7 @@
 </file>
 
 <file path=word/footer1.xml><?xml version="1.0" encoding="utf-8"?>
-<w:ftr xmlns:wpc="http://schemas.microsoft.com/office/word/2010/wordprocessingCanvas" xmlns:cx="http://schemas.microsoft.com/office/drawing/2014/chartex" xmlns:cx1="http://schemas.microsoft.com/office/drawing/2015/9/8/chartex" xmlns:cx2="http://schemas.microsoft.com/office/drawing/2015/10/21/chartex" xmlns:cx3="http://schemas.microsoft.com/office/drawing/2016/5/9/chartex" xmlns:cx4="http://schemas.microsoft.com/office/drawing/2016/5/10/chartex" xmlns:cx5="http://schemas.microsoft.com/office/drawing/2016/5/11/chartex" xmlns:cx6="http://schemas.microsoft.com/office/drawing/2016/5/12/chartex" xmlns:cx7="http://schemas.microsoft.com/office/drawing/2016/5/13/chartex" xmlns:cx8="http://schemas.microsoft.com/office/drawing/2016/5/14/chartex" xmlns:mc="http://schemas.openxmlformats.org/markup-compatibility/2006" xmlns:aink="http://schemas.microsoft.com/office/drawing/2016/ink" xmlns:am3d="http://schemas.microsoft.com/office/drawing/2017/model3d" xmlns:o="urn:schemas-microsoft-com:office:office" xmlns:oel="http://schemas.microsoft.com/office/2019/extlst" xmlns:r="http://schemas.openxmlformats.org/officeDocument/2006/relationships" xmlns:m="http://schemas.openxmlformats.org/officeDocument/2006/math" xmlns:v="urn:schemas-microsoft-com:vml" xmlns:wp14="http://schemas.microsoft.com/office/word/2010/wordprocessingDrawing" xmlns:wp="http://schemas.openxmlformats.org/drawingml/2006/wordprocessingDrawing" xmlns:w10="urn:schemas-microsoft-com:office:word" xmlns:w="http://schemas.openxmlformats.org/wordprocessingml/2006/main" xmlns:w14="http://schemas.microsoft.com/office/word/2010/wordml" xmlns:w15="http://schemas.microsoft.com/office/word/2012/wordml" xmlns:w16cex="http://schemas.microsoft.com/office/word/2018/wordml/cex" xmlns:w16cid="http://schemas.microsoft.com/office/word/2016/wordml/cid" xmlns:w16="http://schemas.microsoft.com/office/word/2018/wordml" xmlns:w16du="http://schemas.microsoft.com/office/word/2023/wordml/word16du" xmlns:w16sdtdh="http://schemas.microsoft.com/office/word/2020/wordml/sdtdatahash" xmlns:w16sdtfl="http://schemas.microsoft.com/office/word/2024/wordml/sdtformatlock" xmlns:w16se="http://schemas.microsoft.com/office/word/2015/wordml/symex" xmlns:wpg="http://schemas.microsoft.com/office/word/2010/wordprocessingGroup" xmlns:wpi="http://schemas.microsoft.com/office/word/2010/wordprocessingInk" xmlns:wne="http://schemas.microsoft.com/office/word/2006/wordml" xmlns:wps="http://schemas.microsoft.com/office/word/2010/wordprocessingShape" mc:Ignorable="w14 w15 w16se w16cid w16 w16cex w16sdtdh w16sdtfl w16du wp14">
+<w:ftr xmlns:wpc="http://schemas.microsoft.com/office/word/2010/wordprocessingCanvas" xmlns:cx="http://schemas.microsoft.com/office/drawing/2014/chartex" xmlns:cx1="http://schemas.microsoft.com/office/drawing/2015/9/8/chartex" xmlns:cx2="http://schemas.microsoft.com/office/drawing/2015/10/21/chartex" xmlns:cx3="http://schemas.microsoft.com/office/drawing/2016/5/9/chartex" xmlns:cx4="http://schemas.microsoft.com/office/drawing/2016/5/10/chartex" xmlns:cx5="http://schemas.microsoft.com/office/drawing/2016/5/11/chartex" xmlns:cx6="http://schemas.microsoft.com/office/drawing/2016/5/12/chartex" xmlns:cx7="http://schemas.microsoft.com/office/drawing/2016/5/13/chartex" xmlns:cx8="http://schemas.microsoft.com/office/drawing/2016/5/14/chartex" xmlns:mc="http://schemas.openxmlformats.org/markup-compatibility/2006" xmlns:aink="http://schemas.microsoft.com/office/drawing/2016/ink" xmlns:am3d="http://schemas.microsoft.com/office/drawing/2017/model3d" xmlns:o="urn:schemas-microsoft-com:office:office" xmlns:oel="http://schemas.microsoft.com/office/2019/extlst" xmlns:r="http://schemas.openxmlformats.org/officeDocument/2006/relationships" xmlns:m="http://schemas.openxmlformats.org/officeDocument/2006/math" xmlns:v="urn:schemas-microsoft-com:vml" xmlns:wp14="http://schemas.microsoft.com/office/word/2010/wordprocessingDrawing" xmlns:wp="http://schemas.openxmlformats.org/drawingml/2006/wordprocessingDrawing" xmlns:w10="urn:schemas-microsoft-com:office:word" xmlns:w="http://schemas.openxmlformats.org/wordprocessingml/2006/main" xmlns:w14="http://schemas.microsoft.com/office/word/2010/wordml" xmlns:w15="http://schemas.microsoft.com/office/word/2012/wordml" xmlns:w16cex="http://schemas.microsoft.com/office/word/2018/wordml/cex" xmlns:w16cid="http://schemas.microsoft.com/office/word/2016/wordml/cid" xmlns:w16="http://schemas.microsoft.com/office/word/2018/wordml" xmlns:w16sdtdh="http://schemas.microsoft.com/office/word/2020/wordml/sdtdatahash" xmlns:w16se="http://schemas.microsoft.com/office/word/2015/wordml/symex" xmlns:wpg="http://schemas.microsoft.com/office/word/2010/wordprocessingGroup" xmlns:wpi="http://schemas.microsoft.com/office/word/2010/wordprocessingInk" xmlns:wne="http://schemas.microsoft.com/office/word/2006/wordml" xmlns:wps="http://schemas.microsoft.com/office/word/2010/wordprocessingShape" mc:Ignorable="w14 w15 w16se w16cid w16 w16cex w16sdtdh wp14">
   <w:p>
     <w:pPr>
       <w:pStyle w:val="Rodap"/>
@@ -1850,7 +2571,7 @@
 </file>
 
 <file path=word/footer2.xml><?xml version="1.0" encoding="utf-8"?>
-<w:ftr xmlns:wpc="http://schemas.microsoft.com/office/word/2010/wordprocessingCanvas" xmlns:cx="http://schemas.microsoft.com/office/drawing/2014/chartex" xmlns:cx1="http://schemas.microsoft.com/office/drawing/2015/9/8/chartex" xmlns:cx2="http://schemas.microsoft.com/office/drawing/2015/10/21/chartex" xmlns:cx3="http://schemas.microsoft.com/office/drawing/2016/5/9/chartex" xmlns:cx4="http://schemas.microsoft.com/office/drawing/2016/5/10/chartex" xmlns:cx5="http://schemas.microsoft.com/office/drawing/2016/5/11/chartex" xmlns:cx6="http://schemas.microsoft.com/office/drawing/2016/5/12/chartex" xmlns:cx7="http://schemas.microsoft.com/office/drawing/2016/5/13/chartex" xmlns:cx8="http://schemas.microsoft.com/office/drawing/2016/5/14/chartex" xmlns:mc="http://schemas.openxmlformats.org/markup-compatibility/2006" xmlns:aink="http://schemas.microsoft.com/office/drawing/2016/ink" xmlns:am3d="http://schemas.microsoft.com/office/drawing/2017/model3d" xmlns:o="urn:schemas-microsoft-com:office:office" xmlns:oel="http://schemas.microsoft.com/office/2019/extlst" xmlns:r="http://schemas.openxmlformats.org/officeDocument/2006/relationships" xmlns:m="http://schemas.openxmlformats.org/officeDocument/2006/math" xmlns:v="urn:schemas-microsoft-com:vml" xmlns:wp14="http://schemas.microsoft.com/office/word/2010/wordprocessingDrawing" xmlns:wp="http://schemas.openxmlformats.org/drawingml/2006/wordprocessingDrawing" xmlns:w10="urn:schemas-microsoft-com:office:word" xmlns:w="http://schemas.openxmlformats.org/wordprocessingml/2006/main" xmlns:w14="http://schemas.microsoft.com/office/word/2010/wordml" xmlns:w15="http://schemas.microsoft.com/office/word/2012/wordml" xmlns:w16cex="http://schemas.microsoft.com/office/word/2018/wordml/cex" xmlns:w16cid="http://schemas.microsoft.com/office/word/2016/wordml/cid" xmlns:w16="http://schemas.microsoft.com/office/word/2018/wordml" xmlns:w16du="http://schemas.microsoft.com/office/word/2023/wordml/word16du" xmlns:w16sdtdh="http://schemas.microsoft.com/office/word/2020/wordml/sdtdatahash" xmlns:w16sdtfl="http://schemas.microsoft.com/office/word/2024/wordml/sdtformatlock" xmlns:w16se="http://schemas.microsoft.com/office/word/2015/wordml/symex" xmlns:wpg="http://schemas.microsoft.com/office/word/2010/wordprocessingGroup" xmlns:wpi="http://schemas.microsoft.com/office/word/2010/wordprocessingInk" xmlns:wne="http://schemas.microsoft.com/office/word/2006/wordml" xmlns:wps="http://schemas.microsoft.com/office/word/2010/wordprocessingShape" mc:Ignorable="w14 w15 w16se w16cid w16 w16cex w16sdtdh w16sdtfl w16du wp14">
+<w:ftr xmlns:wpc="http://schemas.microsoft.com/office/word/2010/wordprocessingCanvas" xmlns:cx="http://schemas.microsoft.com/office/drawing/2014/chartex" xmlns:cx1="http://schemas.microsoft.com/office/drawing/2015/9/8/chartex" xmlns:cx2="http://schemas.microsoft.com/office/drawing/2015/10/21/chartex" xmlns:cx3="http://schemas.microsoft.com/office/drawing/2016/5/9/chartex" xmlns:cx4="http://schemas.microsoft.com/office/drawing/2016/5/10/chartex" xmlns:cx5="http://schemas.microsoft.com/office/drawing/2016/5/11/chartex" xmlns:cx6="http://schemas.microsoft.com/office/drawing/2016/5/12/chartex" xmlns:cx7="http://schemas.microsoft.com/office/drawing/2016/5/13/chartex" xmlns:cx8="http://schemas.microsoft.com/office/drawing/2016/5/14/chartex" xmlns:mc="http://schemas.openxmlformats.org/markup-compatibility/2006" xmlns:aink="http://schemas.microsoft.com/office/drawing/2016/ink" xmlns:am3d="http://schemas.microsoft.com/office/drawing/2017/model3d" xmlns:o="urn:schemas-microsoft-com:office:office" xmlns:oel="http://schemas.microsoft.com/office/2019/extlst" xmlns:r="http://schemas.openxmlformats.org/officeDocument/2006/relationships" xmlns:m="http://schemas.openxmlformats.org/officeDocument/2006/math" xmlns:v="urn:schemas-microsoft-com:vml" xmlns:wp14="http://schemas.microsoft.com/office/word/2010/wordprocessingDrawing" xmlns:wp="http://schemas.openxmlformats.org/drawingml/2006/wordprocessingDrawing" xmlns:w10="urn:schemas-microsoft-com:office:word" xmlns:w="http://schemas.openxmlformats.org/wordprocessingml/2006/main" xmlns:w14="http://schemas.microsoft.com/office/word/2010/wordml" xmlns:w15="http://schemas.microsoft.com/office/word/2012/wordml" xmlns:w16cex="http://schemas.microsoft.com/office/word/2018/wordml/cex" xmlns:w16cid="http://schemas.microsoft.com/office/word/2016/wordml/cid" xmlns:w16="http://schemas.microsoft.com/office/word/2018/wordml" xmlns:w16sdtdh="http://schemas.microsoft.com/office/word/2020/wordml/sdtdatahash" xmlns:w16se="http://schemas.microsoft.com/office/word/2015/wordml/symex" xmlns:wpg="http://schemas.microsoft.com/office/word/2010/wordprocessingGroup" xmlns:wpi="http://schemas.microsoft.com/office/word/2010/wordprocessingInk" xmlns:wne="http://schemas.microsoft.com/office/word/2006/wordml" xmlns:wps="http://schemas.microsoft.com/office/word/2010/wordprocessingShape" mc:Ignorable="w14 w15 w16se w16cid w16 w16cex w16sdtdh wp14">
   <w:p>
     <w:pPr>
       <w:pStyle w:val="Rodap"/>
@@ -1860,7 +2581,7 @@
 </file>
 
 <file path=word/footer3.xml><?xml version="1.0" encoding="utf-8"?>
-<w:ftr xmlns:wpc="http://schemas.microsoft.com/office/word/2010/wordprocessingCanvas" xmlns:cx="http://schemas.microsoft.com/office/drawing/2014/chartex" xmlns:cx1="http://schemas.microsoft.com/office/drawing/2015/9/8/chartex" xmlns:cx2="http://schemas.microsoft.com/office/drawing/2015/10/21/chartex" xmlns:cx3="http://schemas.microsoft.com/office/drawing/2016/5/9/chartex" xmlns:cx4="http://schemas.microsoft.com/office/drawing/2016/5/10/chartex" xmlns:cx5="http://schemas.microsoft.com/office/drawing/2016/5/11/chartex" xmlns:cx6="http://schemas.microsoft.com/office/drawing/2016/5/12/chartex" xmlns:cx7="http://schemas.microsoft.com/office/drawing/2016/5/13/chartex" xmlns:cx8="http://schemas.microsoft.com/office/drawing/2016/5/14/chartex" xmlns:mc="http://schemas.openxmlformats.org/markup-compatibility/2006" xmlns:aink="http://schemas.microsoft.com/office/drawing/2016/ink" xmlns:am3d="http://schemas.microsoft.com/office/drawing/2017/model3d" xmlns:o="urn:schemas-microsoft-com:office:office" xmlns:oel="http://schemas.microsoft.com/office/2019/extlst" xmlns:r="http://schemas.openxmlformats.org/officeDocument/2006/relationships" xmlns:m="http://schemas.openxmlformats.org/officeDocument/2006/math" xmlns:v="urn:schemas-microsoft-com:vml" xmlns:wp14="http://schemas.microsoft.com/office/word/2010/wordprocessingDrawing" xmlns:wp="http://schemas.openxmlformats.org/drawingml/2006/wordprocessingDrawing" xmlns:w10="urn:schemas-microsoft-com:office:word" xmlns:w="http://schemas.openxmlformats.org/wordprocessingml/2006/main" xmlns:w14="http://schemas.microsoft.com/office/word/2010/wordml" xmlns:w15="http://schemas.microsoft.com/office/word/2012/wordml" xmlns:w16cex="http://schemas.microsoft.com/office/word/2018/wordml/cex" xmlns:w16cid="http://schemas.microsoft.com/office/word/2016/wordml/cid" xmlns:w16="http://schemas.microsoft.com/office/word/2018/wordml" xmlns:w16du="http://schemas.microsoft.com/office/word/2023/wordml/word16du" xmlns:w16sdtdh="http://schemas.microsoft.com/office/word/2020/wordml/sdtdatahash" xmlns:w16sdtfl="http://schemas.microsoft.com/office/word/2024/wordml/sdtformatlock" xmlns:w16se="http://schemas.microsoft.com/office/word/2015/wordml/symex" xmlns:wpg="http://schemas.microsoft.com/office/word/2010/wordprocessingGroup" xmlns:wpi="http://schemas.microsoft.com/office/word/2010/wordprocessingInk" xmlns:wne="http://schemas.microsoft.com/office/word/2006/wordml" xmlns:wps="http://schemas.microsoft.com/office/word/2010/wordprocessingShape" mc:Ignorable="w14 w15 w16se w16cid w16 w16cex w16sdtdh w16sdtfl w16du wp14">
+<w:ftr xmlns:wpc="http://schemas.microsoft.com/office/word/2010/wordprocessingCanvas" xmlns:cx="http://schemas.microsoft.com/office/drawing/2014/chartex" xmlns:cx1="http://schemas.microsoft.com/office/drawing/2015/9/8/chartex" xmlns:cx2="http://schemas.microsoft.com/office/drawing/2015/10/21/chartex" xmlns:cx3="http://schemas.microsoft.com/office/drawing/2016/5/9/chartex" xmlns:cx4="http://schemas.microsoft.com/office/drawing/2016/5/10/chartex" xmlns:cx5="http://schemas.microsoft.com/office/drawing/2016/5/11/chartex" xmlns:cx6="http://schemas.microsoft.com/office/drawing/2016/5/12/chartex" xmlns:cx7="http://schemas.microsoft.com/office/drawing/2016/5/13/chartex" xmlns:cx8="http://schemas.microsoft.com/office/drawing/2016/5/14/chartex" xmlns:mc="http://schemas.openxmlformats.org/markup-compatibility/2006" xmlns:aink="http://schemas.microsoft.com/office/drawing/2016/ink" xmlns:am3d="http://schemas.microsoft.com/office/drawing/2017/model3d" xmlns:o="urn:schemas-microsoft-com:office:office" xmlns:oel="http://schemas.microsoft.com/office/2019/extlst" xmlns:r="http://schemas.openxmlformats.org/officeDocument/2006/relationships" xmlns:m="http://schemas.openxmlformats.org/officeDocument/2006/math" xmlns:v="urn:schemas-microsoft-com:vml" xmlns:wp14="http://schemas.microsoft.com/office/word/2010/wordprocessingDrawing" xmlns:wp="http://schemas.openxmlformats.org/drawingml/2006/wordprocessingDrawing" xmlns:w10="urn:schemas-microsoft-com:office:word" xmlns:w="http://schemas.openxmlformats.org/wordprocessingml/2006/main" xmlns:w14="http://schemas.microsoft.com/office/word/2010/wordml" xmlns:w15="http://schemas.microsoft.com/office/word/2012/wordml" xmlns:w16cex="http://schemas.microsoft.com/office/word/2018/wordml/cex" xmlns:w16cid="http://schemas.microsoft.com/office/word/2016/wordml/cid" xmlns:w16="http://schemas.microsoft.com/office/word/2018/wordml" xmlns:w16sdtdh="http://schemas.microsoft.com/office/word/2020/wordml/sdtdatahash" xmlns:w16se="http://schemas.microsoft.com/office/word/2015/wordml/symex" xmlns:wpg="http://schemas.microsoft.com/office/word/2010/wordprocessingGroup" xmlns:wpi="http://schemas.microsoft.com/office/word/2010/wordprocessingInk" xmlns:wne="http://schemas.microsoft.com/office/word/2006/wordml" xmlns:wps="http://schemas.microsoft.com/office/word/2010/wordprocessingShape" mc:Ignorable="w14 w15 w16se w16cid w16 w16cex w16sdtdh wp14">
   <w:p>
     <w:pPr>
       <w:pStyle w:val="Rodap"/>
@@ -1870,7 +2591,7 @@
 </file>
 
 <file path=word/footnotes.xml><?xml version="1.0" encoding="utf-8"?>
-<w:footnotes xmlns:wpc="http://schemas.microsoft.com/office/word/2010/wordprocessingCanvas" xmlns:cx="http://schemas.microsoft.com/office/drawing/2014/chartex" xmlns:cx1="http://schemas.microsoft.com/office/drawing/2015/9/8/chartex" xmlns:cx2="http://schemas.microsoft.com/office/drawing/2015/10/21/chartex" xmlns:cx3="http://schemas.microsoft.com/office/drawing/2016/5/9/chartex" xmlns:cx4="http://schemas.microsoft.com/office/drawing/2016/5/10/chartex" xmlns:cx5="http://schemas.microsoft.com/office/drawing/2016/5/11/chartex" xmlns:cx6="http://schemas.microsoft.com/office/drawing/2016/5/12/chartex" xmlns:cx7="http://schemas.microsoft.com/office/drawing/2016/5/13/chartex" xmlns:cx8="http://schemas.microsoft.com/office/drawing/2016/5/14/chartex" xmlns:mc="http://schemas.openxmlformats.org/markup-compatibility/2006" xmlns:aink="http://schemas.microsoft.com/office/drawing/2016/ink" xmlns:am3d="http://schemas.microsoft.com/office/drawing/2017/model3d" xmlns:o="urn:schemas-microsoft-com:office:office" xmlns:oel="http://schemas.microsoft.com/office/2019/extlst" xmlns:r="http://schemas.openxmlformats.org/officeDocument/2006/relationships" xmlns:m="http://schemas.openxmlformats.org/officeDocument/2006/math" xmlns:v="urn:schemas-microsoft-com:vml" xmlns:wp14="http://schemas.microsoft.com/office/word/2010/wordprocessingDrawing" xmlns:wp="http://schemas.openxmlformats.org/drawingml/2006/wordprocessingDrawing" xmlns:w10="urn:schemas-microsoft-com:office:word" xmlns:w="http://schemas.openxmlformats.org/wordprocessingml/2006/main" xmlns:w14="http://schemas.microsoft.com/office/word/2010/wordml" xmlns:w15="http://schemas.microsoft.com/office/word/2012/wordml" xmlns:w16cex="http://schemas.microsoft.com/office/word/2018/wordml/cex" xmlns:w16cid="http://schemas.microsoft.com/office/word/2016/wordml/cid" xmlns:w16="http://schemas.microsoft.com/office/word/2018/wordml" xmlns:w16du="http://schemas.microsoft.com/office/word/2023/wordml/word16du" xmlns:w16sdtdh="http://schemas.microsoft.com/office/word/2020/wordml/sdtdatahash" xmlns:w16sdtfl="http://schemas.microsoft.com/office/word/2024/wordml/sdtformatlock" xmlns:w16se="http://schemas.microsoft.com/office/word/2015/wordml/symex" xmlns:wpg="http://schemas.microsoft.com/office/word/2010/wordprocessingGroup" xmlns:wpi="http://schemas.microsoft.com/office/word/2010/wordprocessingInk" xmlns:wne="http://schemas.microsoft.com/office/word/2006/wordml" xmlns:wps="http://schemas.microsoft.com/office/word/2010/wordprocessingShape" mc:Ignorable="w14 w15 w16se w16cid w16 w16cex w16sdtdh w16sdtfl w16du wp14">
+<w:footnotes xmlns:wpc="http://schemas.microsoft.com/office/word/2010/wordprocessingCanvas" xmlns:cx="http://schemas.microsoft.com/office/drawing/2014/chartex" xmlns:cx1="http://schemas.microsoft.com/office/drawing/2015/9/8/chartex" xmlns:cx2="http://schemas.microsoft.com/office/drawing/2015/10/21/chartex" xmlns:cx3="http://schemas.microsoft.com/office/drawing/2016/5/9/chartex" xmlns:cx4="http://schemas.microsoft.com/office/drawing/2016/5/10/chartex" xmlns:cx5="http://schemas.microsoft.com/office/drawing/2016/5/11/chartex" xmlns:cx6="http://schemas.microsoft.com/office/drawing/2016/5/12/chartex" xmlns:cx7="http://schemas.microsoft.com/office/drawing/2016/5/13/chartex" xmlns:cx8="http://schemas.microsoft.com/office/drawing/2016/5/14/chartex" xmlns:mc="http://schemas.openxmlformats.org/markup-compatibility/2006" xmlns:aink="http://schemas.microsoft.com/office/drawing/2016/ink" xmlns:am3d="http://schemas.microsoft.com/office/drawing/2017/model3d" xmlns:o="urn:schemas-microsoft-com:office:office" xmlns:oel="http://schemas.microsoft.com/office/2019/extlst" xmlns:r="http://schemas.openxmlformats.org/officeDocument/2006/relationships" xmlns:m="http://schemas.openxmlformats.org/officeDocument/2006/math" xmlns:v="urn:schemas-microsoft-com:vml" xmlns:wp14="http://schemas.microsoft.com/office/word/2010/wordprocessingDrawing" xmlns:wp="http://schemas.openxmlformats.org/drawingml/2006/wordprocessingDrawing" xmlns:w10="urn:schemas-microsoft-com:office:word" xmlns:w="http://schemas.openxmlformats.org/wordprocessingml/2006/main" xmlns:w14="http://schemas.microsoft.com/office/word/2010/wordml" xmlns:w15="http://schemas.microsoft.com/office/word/2012/wordml" xmlns:w16cex="http://schemas.microsoft.com/office/word/2018/wordml/cex" xmlns:w16cid="http://schemas.microsoft.com/office/word/2016/wordml/cid" xmlns:w16="http://schemas.microsoft.com/office/word/2018/wordml" xmlns:w16sdtdh="http://schemas.microsoft.com/office/word/2020/wordml/sdtdatahash" xmlns:w16se="http://schemas.microsoft.com/office/word/2015/wordml/symex" xmlns:wpg="http://schemas.microsoft.com/office/word/2010/wordprocessingGroup" xmlns:wpi="http://schemas.microsoft.com/office/word/2010/wordprocessingInk" xmlns:wne="http://schemas.microsoft.com/office/word/2006/wordml" xmlns:wps="http://schemas.microsoft.com/office/word/2010/wordprocessingShape" mc:Ignorable="w14 w15 w16se w16cid w16 w16cex w16sdtdh wp14">
   <w:footnote w:type="separator" w:id="-1">
     <w:p>
       <w:pPr>
@@ -1895,7 +2616,7 @@
 </file>
 
 <file path=word/header1.xml><?xml version="1.0" encoding="utf-8"?>
-<w:hdr xmlns:wpc="http://schemas.microsoft.com/office/word/2010/wordprocessingCanvas" xmlns:cx="http://schemas.microsoft.com/office/drawing/2014/chartex" xmlns:cx1="http://schemas.microsoft.com/office/drawing/2015/9/8/chartex" xmlns:cx2="http://schemas.microsoft.com/office/drawing/2015/10/21/chartex" xmlns:cx3="http://schemas.microsoft.com/office/drawing/2016/5/9/chartex" xmlns:cx4="http://schemas.microsoft.com/office/drawing/2016/5/10/chartex" xmlns:cx5="http://schemas.microsoft.com/office/drawing/2016/5/11/chartex" xmlns:cx6="http://schemas.microsoft.com/office/drawing/2016/5/12/chartex" xmlns:cx7="http://schemas.microsoft.com/office/drawing/2016/5/13/chartex" xmlns:cx8="http://schemas.microsoft.com/office/drawing/2016/5/14/chartex" xmlns:mc="http://schemas.openxmlformats.org/markup-compatibility/2006" xmlns:aink="http://schemas.microsoft.com/office/drawing/2016/ink" xmlns:am3d="http://schemas.microsoft.com/office/drawing/2017/model3d" xmlns:o="urn:schemas-microsoft-com:office:office" xmlns:oel="http://schemas.microsoft.com/office/2019/extlst" xmlns:r="http://schemas.openxmlformats.org/officeDocument/2006/relationships" xmlns:m="http://schemas.openxmlformats.org/officeDocument/2006/math" xmlns:v="urn:schemas-microsoft-com:vml" xmlns:wp14="http://schemas.microsoft.com/office/word/2010/wordprocessingDrawing" xmlns:wp="http://schemas.openxmlformats.org/drawingml/2006/wordprocessingDrawing" xmlns:w10="urn:schemas-microsoft-com:office:word" xmlns:w="http://schemas.openxmlformats.org/wordprocessingml/2006/main" xmlns:w14="http://schemas.microsoft.com/office/word/2010/wordml" xmlns:w15="http://schemas.microsoft.com/office/word/2012/wordml" xmlns:w16cex="http://schemas.microsoft.com/office/word/2018/wordml/cex" xmlns:w16cid="http://schemas.microsoft.com/office/word/2016/wordml/cid" xmlns:w16="http://schemas.microsoft.com/office/word/2018/wordml" xmlns:w16du="http://schemas.microsoft.com/office/word/2023/wordml/word16du" xmlns:w16sdtdh="http://schemas.microsoft.com/office/word/2020/wordml/sdtdatahash" xmlns:w16sdtfl="http://schemas.microsoft.com/office/word/2024/wordml/sdtformatlock" xmlns:w16se="http://schemas.microsoft.com/office/word/2015/wordml/symex" xmlns:wpg="http://schemas.microsoft.com/office/word/2010/wordprocessingGroup" xmlns:wpi="http://schemas.microsoft.com/office/word/2010/wordprocessingInk" xmlns:wne="http://schemas.microsoft.com/office/word/2006/wordml" xmlns:wps="http://schemas.microsoft.com/office/word/2010/wordprocessingShape" mc:Ignorable="w14 w15 w16se w16cid w16 w16cex w16sdtdh w16sdtfl w16du wp14">
+<w:hdr xmlns:wpc="http://schemas.microsoft.com/office/word/2010/wordprocessingCanvas" xmlns:cx="http://schemas.microsoft.com/office/drawing/2014/chartex" xmlns:cx1="http://schemas.microsoft.com/office/drawing/2015/9/8/chartex" xmlns:cx2="http://schemas.microsoft.com/office/drawing/2015/10/21/chartex" xmlns:cx3="http://schemas.microsoft.com/office/drawing/2016/5/9/chartex" xmlns:cx4="http://schemas.microsoft.com/office/drawing/2016/5/10/chartex" xmlns:cx5="http://schemas.microsoft.com/office/drawing/2016/5/11/chartex" xmlns:cx6="http://schemas.microsoft.com/office/drawing/2016/5/12/chartex" xmlns:cx7="http://schemas.microsoft.com/office/drawing/2016/5/13/chartex" xmlns:cx8="http://schemas.microsoft.com/office/drawing/2016/5/14/chartex" xmlns:mc="http://schemas.openxmlformats.org/markup-compatibility/2006" xmlns:aink="http://schemas.microsoft.com/office/drawing/2016/ink" xmlns:am3d="http://schemas.microsoft.com/office/drawing/2017/model3d" xmlns:o="urn:schemas-microsoft-com:office:office" xmlns:oel="http://schemas.microsoft.com/office/2019/extlst" xmlns:r="http://schemas.openxmlformats.org/officeDocument/2006/relationships" xmlns:m="http://schemas.openxmlformats.org/officeDocument/2006/math" xmlns:v="urn:schemas-microsoft-com:vml" xmlns:wp14="http://schemas.microsoft.com/office/word/2010/wordprocessingDrawing" xmlns:wp="http://schemas.openxmlformats.org/drawingml/2006/wordprocessingDrawing" xmlns:w10="urn:schemas-microsoft-com:office:word" xmlns:w="http://schemas.openxmlformats.org/wordprocessingml/2006/main" xmlns:w14="http://schemas.microsoft.com/office/word/2010/wordml" xmlns:w15="http://schemas.microsoft.com/office/word/2012/wordml" xmlns:w16cex="http://schemas.microsoft.com/office/word/2018/wordml/cex" xmlns:w16cid="http://schemas.microsoft.com/office/word/2016/wordml/cid" xmlns:w16="http://schemas.microsoft.com/office/word/2018/wordml" xmlns:w16sdtdh="http://schemas.microsoft.com/office/word/2020/wordml/sdtdatahash" xmlns:w16se="http://schemas.microsoft.com/office/word/2015/wordml/symex" xmlns:wpg="http://schemas.microsoft.com/office/word/2010/wordprocessingGroup" xmlns:wpi="http://schemas.microsoft.com/office/word/2010/wordprocessingInk" xmlns:wne="http://schemas.microsoft.com/office/word/2006/wordml" xmlns:wps="http://schemas.microsoft.com/office/word/2010/wordprocessingShape" mc:Ignorable="w14 w15 w16se w16cid w16 w16cex w16sdtdh wp14">
   <w:p>
     <w:pPr>
       <w:pStyle w:val="Cabealho"/>
@@ -1905,7 +2626,7 @@
 </file>
 
 <file path=word/header2.xml><?xml version="1.0" encoding="utf-8"?>
-<w:hdr xmlns:wpc="http://schemas.microsoft.com/office/word/2010/wordprocessingCanvas" xmlns:cx="http://schemas.microsoft.com/office/drawing/2014/chartex" xmlns:cx1="http://schemas.microsoft.com/office/drawing/2015/9/8/chartex" xmlns:cx2="http://schemas.microsoft.com/office/drawing/2015/10/21/chartex" xmlns:cx3="http://schemas.microsoft.com/office/drawing/2016/5/9/chartex" xmlns:cx4="http://schemas.microsoft.com/office/drawing/2016/5/10/chartex" xmlns:cx5="http://schemas.microsoft.com/office/drawing/2016/5/11/chartex" xmlns:cx6="http://schemas.microsoft.com/office/drawing/2016/5/12/chartex" xmlns:cx7="http://schemas.microsoft.com/office/drawing/2016/5/13/chartex" xmlns:cx8="http://schemas.microsoft.com/office/drawing/2016/5/14/chartex" xmlns:mc="http://schemas.openxmlformats.org/markup-compatibility/2006" xmlns:aink="http://schemas.microsoft.com/office/drawing/2016/ink" xmlns:am3d="http://schemas.microsoft.com/office/drawing/2017/model3d" xmlns:o="urn:schemas-microsoft-com:office:office" xmlns:oel="http://schemas.microsoft.com/office/2019/extlst" xmlns:r="http://schemas.openxmlformats.org/officeDocument/2006/relationships" xmlns:m="http://schemas.openxmlformats.org/officeDocument/2006/math" xmlns:v="urn:schemas-microsoft-com:vml" xmlns:wp14="http://schemas.microsoft.com/office/word/2010/wordprocessingDrawing" xmlns:wp="http://schemas.openxmlformats.org/drawingml/2006/wordprocessingDrawing" xmlns:w10="urn:schemas-microsoft-com:office:word" xmlns:w="http://schemas.openxmlformats.org/wordprocessingml/2006/main" xmlns:w14="http://schemas.microsoft.com/office/word/2010/wordml" xmlns:w15="http://schemas.microsoft.com/office/word/2012/wordml" xmlns:w16cex="http://schemas.microsoft.com/office/word/2018/wordml/cex" xmlns:w16cid="http://schemas.microsoft.com/office/word/2016/wordml/cid" xmlns:w16="http://schemas.microsoft.com/office/word/2018/wordml" xmlns:w16du="http://schemas.microsoft.com/office/word/2023/wordml/word16du" xmlns:w16sdtdh="http://schemas.microsoft.com/office/word/2020/wordml/sdtdatahash" xmlns:w16sdtfl="http://schemas.microsoft.com/office/word/2024/wordml/sdtformatlock" xmlns:w16se="http://schemas.microsoft.com/office/word/2015/wordml/symex" xmlns:wpg="http://schemas.microsoft.com/office/word/2010/wordprocessingGroup" xmlns:wpi="http://schemas.microsoft.com/office/word/2010/wordprocessingInk" xmlns:wne="http://schemas.microsoft.com/office/word/2006/wordml" xmlns:wps="http://schemas.microsoft.com/office/word/2010/wordprocessingShape" mc:Ignorable="w14 w15 w16se w16cid w16 w16cex w16sdtdh w16sdtfl w16du wp14">
+<w:hdr xmlns:wpc="http://schemas.microsoft.com/office/word/2010/wordprocessingCanvas" xmlns:cx="http://schemas.microsoft.com/office/drawing/2014/chartex" xmlns:cx1="http://schemas.microsoft.com/office/drawing/2015/9/8/chartex" xmlns:cx2="http://schemas.microsoft.com/office/drawing/2015/10/21/chartex" xmlns:cx3="http://schemas.microsoft.com/office/drawing/2016/5/9/chartex" xmlns:cx4="http://schemas.microsoft.com/office/drawing/2016/5/10/chartex" xmlns:cx5="http://schemas.microsoft.com/office/drawing/2016/5/11/chartex" xmlns:cx6="http://schemas.microsoft.com/office/drawing/2016/5/12/chartex" xmlns:cx7="http://schemas.microsoft.com/office/drawing/2016/5/13/chartex" xmlns:cx8="http://schemas.microsoft.com/office/drawing/2016/5/14/chartex" xmlns:mc="http://schemas.openxmlformats.org/markup-compatibility/2006" xmlns:aink="http://schemas.microsoft.com/office/drawing/2016/ink" xmlns:am3d="http://schemas.microsoft.com/office/drawing/2017/model3d" xmlns:o="urn:schemas-microsoft-com:office:office" xmlns:oel="http://schemas.microsoft.com/office/2019/extlst" xmlns:r="http://schemas.openxmlformats.org/officeDocument/2006/relationships" xmlns:m="http://schemas.openxmlformats.org/officeDocument/2006/math" xmlns:v="urn:schemas-microsoft-com:vml" xmlns:wp14="http://schemas.microsoft.com/office/word/2010/wordprocessingDrawing" xmlns:wp="http://schemas.openxmlformats.org/drawingml/2006/wordprocessingDrawing" xmlns:w10="urn:schemas-microsoft-com:office:word" xmlns:w="http://schemas.openxmlformats.org/wordprocessingml/2006/main" xmlns:w14="http://schemas.microsoft.com/office/word/2010/wordml" xmlns:w15="http://schemas.microsoft.com/office/word/2012/wordml" xmlns:w16cex="http://schemas.microsoft.com/office/word/2018/wordml/cex" xmlns:w16cid="http://schemas.microsoft.com/office/word/2016/wordml/cid" xmlns:w16="http://schemas.microsoft.com/office/word/2018/wordml" xmlns:w16sdtdh="http://schemas.microsoft.com/office/word/2020/wordml/sdtdatahash" xmlns:w16se="http://schemas.microsoft.com/office/word/2015/wordml/symex" xmlns:wpg="http://schemas.microsoft.com/office/word/2010/wordprocessingGroup" xmlns:wpi="http://schemas.microsoft.com/office/word/2010/wordprocessingInk" xmlns:wne="http://schemas.microsoft.com/office/word/2006/wordml" xmlns:wps="http://schemas.microsoft.com/office/word/2010/wordprocessingShape" mc:Ignorable="w14 w15 w16se w16cid w16 w16cex w16sdtdh wp14">
   <w:p>
     <w:pPr>
       <w:pStyle w:val="Cabealho"/>
@@ -1915,7 +2636,7 @@
 </file>
 
 <file path=word/header3.xml><?xml version="1.0" encoding="utf-8"?>
-<w:hdr xmlns:wpc="http://schemas.microsoft.com/office/word/2010/wordprocessingCanvas" xmlns:cx="http://schemas.microsoft.com/office/drawing/2014/chartex" xmlns:cx1="http://schemas.microsoft.com/office/drawing/2015/9/8/chartex" xmlns:cx2="http://schemas.microsoft.com/office/drawing/2015/10/21/chartex" xmlns:cx3="http://schemas.microsoft.com/office/drawing/2016/5/9/chartex" xmlns:cx4="http://schemas.microsoft.com/office/drawing/2016/5/10/chartex" xmlns:cx5="http://schemas.microsoft.com/office/drawing/2016/5/11/chartex" xmlns:cx6="http://schemas.microsoft.com/office/drawing/2016/5/12/chartex" xmlns:cx7="http://schemas.microsoft.com/office/drawing/2016/5/13/chartex" xmlns:cx8="http://schemas.microsoft.com/office/drawing/2016/5/14/chartex" xmlns:mc="http://schemas.openxmlformats.org/markup-compatibility/2006" xmlns:aink="http://schemas.microsoft.com/office/drawing/2016/ink" xmlns:am3d="http://schemas.microsoft.com/office/drawing/2017/model3d" xmlns:o="urn:schemas-microsoft-com:office:office" xmlns:oel="http://schemas.microsoft.com/office/2019/extlst" xmlns:r="http://schemas.openxmlformats.org/officeDocument/2006/relationships" xmlns:m="http://schemas.openxmlformats.org/officeDocument/2006/math" xmlns:v="urn:schemas-microsoft-com:vml" xmlns:wp14="http://schemas.microsoft.com/office/word/2010/wordprocessingDrawing" xmlns:wp="http://schemas.openxmlformats.org/drawingml/2006/wordprocessingDrawing" xmlns:w10="urn:schemas-microsoft-com:office:word" xmlns:w="http://schemas.openxmlformats.org/wordprocessingml/2006/main" xmlns:w14="http://schemas.microsoft.com/office/word/2010/wordml" xmlns:w15="http://schemas.microsoft.com/office/word/2012/wordml" xmlns:w16cex="http://schemas.microsoft.com/office/word/2018/wordml/cex" xmlns:w16cid="http://schemas.microsoft.com/office/word/2016/wordml/cid" xmlns:w16="http://schemas.microsoft.com/office/word/2018/wordml" xmlns:w16du="http://schemas.microsoft.com/office/word/2023/wordml/word16du" xmlns:w16sdtdh="http://schemas.microsoft.com/office/word/2020/wordml/sdtdatahash" xmlns:w16sdtfl="http://schemas.microsoft.com/office/word/2024/wordml/sdtformatlock" xmlns:w16se="http://schemas.microsoft.com/office/word/2015/wordml/symex" xmlns:wpg="http://schemas.microsoft.com/office/word/2010/wordprocessingGroup" xmlns:wpi="http://schemas.microsoft.com/office/word/2010/wordprocessingInk" xmlns:wne="http://schemas.microsoft.com/office/word/2006/wordml" xmlns:wps="http://schemas.microsoft.com/office/word/2010/wordprocessingShape" mc:Ignorable="w14 w15 w16se w16cid w16 w16cex w16sdtdh w16sdtfl w16du wp14">
+<w:hdr xmlns:wpc="http://schemas.microsoft.com/office/word/2010/wordprocessingCanvas" xmlns:cx="http://schemas.microsoft.com/office/drawing/2014/chartex" xmlns:cx1="http://schemas.microsoft.com/office/drawing/2015/9/8/chartex" xmlns:cx2="http://schemas.microsoft.com/office/drawing/2015/10/21/chartex" xmlns:cx3="http://schemas.microsoft.com/office/drawing/2016/5/9/chartex" xmlns:cx4="http://schemas.microsoft.com/office/drawing/2016/5/10/chartex" xmlns:cx5="http://schemas.microsoft.com/office/drawing/2016/5/11/chartex" xmlns:cx6="http://schemas.microsoft.com/office/drawing/2016/5/12/chartex" xmlns:cx7="http://schemas.microsoft.com/office/drawing/2016/5/13/chartex" xmlns:cx8="http://schemas.microsoft.com/office/drawing/2016/5/14/chartex" xmlns:mc="http://schemas.openxmlformats.org/markup-compatibility/2006" xmlns:aink="http://schemas.microsoft.com/office/drawing/2016/ink" xmlns:am3d="http://schemas.microsoft.com/office/drawing/2017/model3d" xmlns:o="urn:schemas-microsoft-com:office:office" xmlns:oel="http://schemas.microsoft.com/office/2019/extlst" xmlns:r="http://schemas.openxmlformats.org/officeDocument/2006/relationships" xmlns:m="http://schemas.openxmlformats.org/officeDocument/2006/math" xmlns:v="urn:schemas-microsoft-com:vml" xmlns:wp14="http://schemas.microsoft.com/office/word/2010/wordprocessingDrawing" xmlns:wp="http://schemas.openxmlformats.org/drawingml/2006/wordprocessingDrawing" xmlns:w10="urn:schemas-microsoft-com:office:word" xmlns:w="http://schemas.openxmlformats.org/wordprocessingml/2006/main" xmlns:w14="http://schemas.microsoft.com/office/word/2010/wordml" xmlns:w15="http://schemas.microsoft.com/office/word/2012/wordml" xmlns:w16cex="http://schemas.microsoft.com/office/word/2018/wordml/cex" xmlns:w16cid="http://schemas.microsoft.com/office/word/2016/wordml/cid" xmlns:w16="http://schemas.microsoft.com/office/word/2018/wordml" xmlns:w16sdtdh="http://schemas.microsoft.com/office/word/2020/wordml/sdtdatahash" xmlns:w16se="http://schemas.microsoft.com/office/word/2015/wordml/symex" xmlns:wpg="http://schemas.microsoft.com/office/word/2010/wordprocessingGroup" xmlns:wpi="http://schemas.microsoft.com/office/word/2010/wordprocessingInk" xmlns:wne="http://schemas.microsoft.com/office/word/2006/wordml" xmlns:wps="http://schemas.microsoft.com/office/word/2010/wordprocessingShape" mc:Ignorable="w14 w15 w16se w16cid w16 w16cex w16sdtdh wp14">
   <w:p>
     <w:pPr>
       <w:pStyle w:val="Cabealho"/>
@@ -1925,13 +2646,13 @@
 </file>
 
 <file path=word/header4.xml><?xml version="1.0" encoding="utf-8"?>
-<w:hdr xmlns:wpc="http://schemas.microsoft.com/office/word/2010/wordprocessingCanvas" xmlns:cx="http://schemas.microsoft.com/office/drawing/2014/chartex" xmlns:cx1="http://schemas.microsoft.com/office/drawing/2015/9/8/chartex" xmlns:cx2="http://schemas.microsoft.com/office/drawing/2015/10/21/chartex" xmlns:cx3="http://schemas.microsoft.com/office/drawing/2016/5/9/chartex" xmlns:cx4="http://schemas.microsoft.com/office/drawing/2016/5/10/chartex" xmlns:cx5="http://schemas.microsoft.com/office/drawing/2016/5/11/chartex" xmlns:cx6="http://schemas.microsoft.com/office/drawing/2016/5/12/chartex" xmlns:cx7="http://schemas.microsoft.com/office/drawing/2016/5/13/chartex" xmlns:cx8="http://schemas.microsoft.com/office/drawing/2016/5/14/chartex" xmlns:mc="http://schemas.openxmlformats.org/markup-compatibility/2006" xmlns:aink="http://schemas.microsoft.com/office/drawing/2016/ink" xmlns:am3d="http://schemas.microsoft.com/office/drawing/2017/model3d" xmlns:o="urn:schemas-microsoft-com:office:office" xmlns:oel="http://schemas.microsoft.com/office/2019/extlst" xmlns:r="http://schemas.openxmlformats.org/officeDocument/2006/relationships" xmlns:m="http://schemas.openxmlformats.org/officeDocument/2006/math" xmlns:v="urn:schemas-microsoft-com:vml" xmlns:wp14="http://schemas.microsoft.com/office/word/2010/wordprocessingDrawing" xmlns:wp="http://schemas.openxmlformats.org/drawingml/2006/wordprocessingDrawing" xmlns:w10="urn:schemas-microsoft-com:office:word" xmlns:w="http://schemas.openxmlformats.org/wordprocessingml/2006/main" xmlns:w14="http://schemas.microsoft.com/office/word/2010/wordml" xmlns:w15="http://schemas.microsoft.com/office/word/2012/wordml" xmlns:w16cex="http://schemas.microsoft.com/office/word/2018/wordml/cex" xmlns:w16cid="http://schemas.microsoft.com/office/word/2016/wordml/cid" xmlns:w16="http://schemas.microsoft.com/office/word/2018/wordml" xmlns:w16du="http://schemas.microsoft.com/office/word/2023/wordml/word16du" xmlns:w16sdtdh="http://schemas.microsoft.com/office/word/2020/wordml/sdtdatahash" xmlns:w16sdtfl="http://schemas.microsoft.com/office/word/2024/wordml/sdtformatlock" xmlns:w16se="http://schemas.microsoft.com/office/word/2015/wordml/symex" xmlns:wpg="http://schemas.microsoft.com/office/word/2010/wordprocessingGroup" xmlns:wpi="http://schemas.microsoft.com/office/word/2010/wordprocessingInk" xmlns:wne="http://schemas.microsoft.com/office/word/2006/wordml" xmlns:wps="http://schemas.microsoft.com/office/word/2010/wordprocessingShape" mc:Ignorable="w14 w15 w16se w16cid w16 w16cex w16sdtdh w16sdtfl w16du wp14">
+<w:hdr xmlns:wpc="http://schemas.microsoft.com/office/word/2010/wordprocessingCanvas" xmlns:cx="http://schemas.microsoft.com/office/drawing/2014/chartex" xmlns:cx1="http://schemas.microsoft.com/office/drawing/2015/9/8/chartex" xmlns:cx2="http://schemas.microsoft.com/office/drawing/2015/10/21/chartex" xmlns:cx3="http://schemas.microsoft.com/office/drawing/2016/5/9/chartex" xmlns:cx4="http://schemas.microsoft.com/office/drawing/2016/5/10/chartex" xmlns:cx5="http://schemas.microsoft.com/office/drawing/2016/5/11/chartex" xmlns:cx6="http://schemas.microsoft.com/office/drawing/2016/5/12/chartex" xmlns:cx7="http://schemas.microsoft.com/office/drawing/2016/5/13/chartex" xmlns:cx8="http://schemas.microsoft.com/office/drawing/2016/5/14/chartex" xmlns:mc="http://schemas.openxmlformats.org/markup-compatibility/2006" xmlns:aink="http://schemas.microsoft.com/office/drawing/2016/ink" xmlns:am3d="http://schemas.microsoft.com/office/drawing/2017/model3d" xmlns:o="urn:schemas-microsoft-com:office:office" xmlns:oel="http://schemas.microsoft.com/office/2019/extlst" xmlns:r="http://schemas.openxmlformats.org/officeDocument/2006/relationships" xmlns:m="http://schemas.openxmlformats.org/officeDocument/2006/math" xmlns:v="urn:schemas-microsoft-com:vml" xmlns:wp14="http://schemas.microsoft.com/office/word/2010/wordprocessingDrawing" xmlns:wp="http://schemas.openxmlformats.org/drawingml/2006/wordprocessingDrawing" xmlns:w10="urn:schemas-microsoft-com:office:word" xmlns:w="http://schemas.openxmlformats.org/wordprocessingml/2006/main" xmlns:w14="http://schemas.microsoft.com/office/word/2010/wordml" xmlns:w15="http://schemas.microsoft.com/office/word/2012/wordml" xmlns:w16cex="http://schemas.microsoft.com/office/word/2018/wordml/cex" xmlns:w16cid="http://schemas.microsoft.com/office/word/2016/wordml/cid" xmlns:w16="http://schemas.microsoft.com/office/word/2018/wordml" xmlns:w16sdtdh="http://schemas.microsoft.com/office/word/2020/wordml/sdtdatahash" xmlns:w16se="http://schemas.microsoft.com/office/word/2015/wordml/symex" xmlns:wpg="http://schemas.microsoft.com/office/word/2010/wordprocessingGroup" xmlns:wpi="http://schemas.microsoft.com/office/word/2010/wordprocessingInk" xmlns:wne="http://schemas.microsoft.com/office/word/2006/wordml" xmlns:wps="http://schemas.microsoft.com/office/word/2010/wordprocessingShape" mc:Ignorable="w14 w15 w16se w16cid w16 w16cex w16sdtdh wp14">
   <w:p/>
 </w:hdr>
 </file>
 
 <file path=word/numbering.xml><?xml version="1.0" encoding="utf-8"?>
-<w:numbering xmlns:wpc="http://schemas.microsoft.com/office/word/2010/wordprocessingCanvas" xmlns:cx="http://schemas.microsoft.com/office/drawing/2014/chartex" xmlns:cx1="http://schemas.microsoft.com/office/drawing/2015/9/8/chartex" xmlns:cx2="http://schemas.microsoft.com/office/drawing/2015/10/21/chartex" xmlns:cx3="http://schemas.microsoft.com/office/drawing/2016/5/9/chartex" xmlns:cx4="http://schemas.microsoft.com/office/drawing/2016/5/10/chartex" xmlns:cx5="http://schemas.microsoft.com/office/drawing/2016/5/11/chartex" xmlns:cx6="http://schemas.microsoft.com/office/drawing/2016/5/12/chartex" xmlns:cx7="http://schemas.microsoft.com/office/drawing/2016/5/13/chartex" xmlns:cx8="http://schemas.microsoft.com/office/drawing/2016/5/14/chartex" xmlns:mc="http://schemas.openxmlformats.org/markup-compatibility/2006" xmlns:aink="http://schemas.microsoft.com/office/drawing/2016/ink" xmlns:am3d="http://schemas.microsoft.com/office/drawing/2017/model3d" xmlns:o="urn:schemas-microsoft-com:office:office" xmlns:oel="http://schemas.microsoft.com/office/2019/extlst" xmlns:r="http://schemas.openxmlformats.org/officeDocument/2006/relationships" xmlns:m="http://schemas.openxmlformats.org/officeDocument/2006/math" xmlns:v="urn:schemas-microsoft-com:vml" xmlns:wp14="http://schemas.microsoft.com/office/word/2010/wordprocessingDrawing" xmlns:wp="http://schemas.openxmlformats.org/drawingml/2006/wordprocessingDrawing" xmlns:w10="urn:schemas-microsoft-com:office:word" xmlns:w="http://schemas.openxmlformats.org/wordprocessingml/2006/main" xmlns:w14="http://schemas.microsoft.com/office/word/2010/wordml" xmlns:w15="http://schemas.microsoft.com/office/word/2012/wordml" xmlns:w16cex="http://schemas.microsoft.com/office/word/2018/wordml/cex" xmlns:w16cid="http://schemas.microsoft.com/office/word/2016/wordml/cid" xmlns:w16="http://schemas.microsoft.com/office/word/2018/wordml" xmlns:w16du="http://schemas.microsoft.com/office/word/2023/wordml/word16du" xmlns:w16sdtdh="http://schemas.microsoft.com/office/word/2020/wordml/sdtdatahash" xmlns:w16sdtfl="http://schemas.microsoft.com/office/word/2024/wordml/sdtformatlock" xmlns:w16se="http://schemas.microsoft.com/office/word/2015/wordml/symex" xmlns:wpg="http://schemas.microsoft.com/office/word/2010/wordprocessingGroup" xmlns:wpi="http://schemas.microsoft.com/office/word/2010/wordprocessingInk" xmlns:wne="http://schemas.microsoft.com/office/word/2006/wordml" xmlns:wps="http://schemas.microsoft.com/office/word/2010/wordprocessingShape" mc:Ignorable="w14 w15 w16se w16cid w16 w16cex w16sdtdh w16sdtfl w16du wp14">
+<w:numbering xmlns:wpc="http://schemas.microsoft.com/office/word/2010/wordprocessingCanvas" xmlns:cx="http://schemas.microsoft.com/office/drawing/2014/chartex" xmlns:cx1="http://schemas.microsoft.com/office/drawing/2015/9/8/chartex" xmlns:cx2="http://schemas.microsoft.com/office/drawing/2015/10/21/chartex" xmlns:cx3="http://schemas.microsoft.com/office/drawing/2016/5/9/chartex" xmlns:cx4="http://schemas.microsoft.com/office/drawing/2016/5/10/chartex" xmlns:cx5="http://schemas.microsoft.com/office/drawing/2016/5/11/chartex" xmlns:cx6="http://schemas.microsoft.com/office/drawing/2016/5/12/chartex" xmlns:cx7="http://schemas.microsoft.com/office/drawing/2016/5/13/chartex" xmlns:cx8="http://schemas.microsoft.com/office/drawing/2016/5/14/chartex" xmlns:mc="http://schemas.openxmlformats.org/markup-compatibility/2006" xmlns:aink="http://schemas.microsoft.com/office/drawing/2016/ink" xmlns:am3d="http://schemas.microsoft.com/office/drawing/2017/model3d" xmlns:o="urn:schemas-microsoft-com:office:office" xmlns:oel="http://schemas.microsoft.com/office/2019/extlst" xmlns:r="http://schemas.openxmlformats.org/officeDocument/2006/relationships" xmlns:m="http://schemas.openxmlformats.org/officeDocument/2006/math" xmlns:v="urn:schemas-microsoft-com:vml" xmlns:wp14="http://schemas.microsoft.com/office/word/2010/wordprocessingDrawing" xmlns:wp="http://schemas.openxmlformats.org/drawingml/2006/wordprocessingDrawing" xmlns:w10="urn:schemas-microsoft-com:office:word" xmlns:w="http://schemas.openxmlformats.org/wordprocessingml/2006/main" xmlns:w14="http://schemas.microsoft.com/office/word/2010/wordml" xmlns:w15="http://schemas.microsoft.com/office/word/2012/wordml" xmlns:w16cex="http://schemas.microsoft.com/office/word/2018/wordml/cex" xmlns:w16cid="http://schemas.microsoft.com/office/word/2016/wordml/cid" xmlns:w16="http://schemas.microsoft.com/office/word/2018/wordml" xmlns:w16sdtdh="http://schemas.microsoft.com/office/word/2020/wordml/sdtdatahash" xmlns:w16se="http://schemas.microsoft.com/office/word/2015/wordml/symex" xmlns:wpg="http://schemas.microsoft.com/office/word/2010/wordprocessingGroup" xmlns:wpi="http://schemas.microsoft.com/office/word/2010/wordprocessingInk" xmlns:wne="http://schemas.microsoft.com/office/word/2006/wordml" xmlns:wps="http://schemas.microsoft.com/office/word/2010/wordprocessingShape" mc:Ignorable="w14 w15 w16se w16cid w16 w16cex w16sdtdh wp14">
   <w:abstractNum w:abstractNumId="0" w15:restartNumberingAfterBreak="0">
     <w:nsid w:val="FFFFFF7C"/>
     <w:multiLevelType w:val="singleLevel"/>
@@ -2227,6 +2948,119 @@
     </w:lvl>
   </w:abstractNum>
   <w:abstractNum w:abstractNumId="13" w15:restartNumberingAfterBreak="0">
+    <w:nsid w:val="115B1670"/>
+    <w:multiLevelType w:val="hybridMultilevel"/>
+    <w:tmpl w:val="ED24FBF0"/>
+    <w:lvl w:ilvl="0" w:tplc="08160001">
+      <w:start w:val="1"/>
+      <w:numFmt w:val="bullet"/>
+      <w:lvlText w:val=""/>
+      <w:lvlJc w:val="left"/>
+      <w:pPr>
+        <w:ind w:left="720" w:hanging="360"/>
+      </w:pPr>
+      <w:rPr>
+        <w:rFonts w:ascii="Symbol" w:hAnsi="Symbol" w:hint="default"/>
+      </w:rPr>
+    </w:lvl>
+    <w:lvl w:ilvl="1" w:tplc="08160003">
+      <w:start w:val="1"/>
+      <w:numFmt w:val="bullet"/>
+      <w:lvlText w:val="o"/>
+      <w:lvlJc w:val="left"/>
+      <w:pPr>
+        <w:ind w:left="1440" w:hanging="360"/>
+      </w:pPr>
+      <w:rPr>
+        <w:rFonts w:ascii="Courier New" w:hAnsi="Courier New" w:cs="Courier New" w:hint="default"/>
+      </w:rPr>
+    </w:lvl>
+    <w:lvl w:ilvl="2" w:tplc="08160005" w:tentative="1">
+      <w:start w:val="1"/>
+      <w:numFmt w:val="bullet"/>
+      <w:lvlText w:val=""/>
+      <w:lvlJc w:val="left"/>
+      <w:pPr>
+        <w:ind w:left="2160" w:hanging="360"/>
+      </w:pPr>
+      <w:rPr>
+        <w:rFonts w:ascii="Wingdings" w:hAnsi="Wingdings" w:hint="default"/>
+      </w:rPr>
+    </w:lvl>
+    <w:lvl w:ilvl="3" w:tplc="08160001" w:tentative="1">
+      <w:start w:val="1"/>
+      <w:numFmt w:val="bullet"/>
+      <w:lvlText w:val=""/>
+      <w:lvlJc w:val="left"/>
+      <w:pPr>
+        <w:ind w:left="2880" w:hanging="360"/>
+      </w:pPr>
+      <w:rPr>
+        <w:rFonts w:ascii="Symbol" w:hAnsi="Symbol" w:hint="default"/>
+      </w:rPr>
+    </w:lvl>
+    <w:lvl w:ilvl="4" w:tplc="08160003" w:tentative="1">
+      <w:start w:val="1"/>
+      <w:numFmt w:val="bullet"/>
+      <w:lvlText w:val="o"/>
+      <w:lvlJc w:val="left"/>
+      <w:pPr>
+        <w:ind w:left="3600" w:hanging="360"/>
+      </w:pPr>
+      <w:rPr>
+        <w:rFonts w:ascii="Courier New" w:hAnsi="Courier New" w:cs="Courier New" w:hint="default"/>
+      </w:rPr>
+    </w:lvl>
+    <w:lvl w:ilvl="5" w:tplc="08160005" w:tentative="1">
+      <w:start w:val="1"/>
+      <w:numFmt w:val="bullet"/>
+      <w:lvlText w:val=""/>
+      <w:lvlJc w:val="left"/>
+      <w:pPr>
+        <w:ind w:left="4320" w:hanging="360"/>
+      </w:pPr>
+      <w:rPr>
+        <w:rFonts w:ascii="Wingdings" w:hAnsi="Wingdings" w:hint="default"/>
+      </w:rPr>
+    </w:lvl>
+    <w:lvl w:ilvl="6" w:tplc="08160001" w:tentative="1">
+      <w:start w:val="1"/>
+      <w:numFmt w:val="bullet"/>
+      <w:lvlText w:val=""/>
+      <w:lvlJc w:val="left"/>
+      <w:pPr>
+        <w:ind w:left="5040" w:hanging="360"/>
+      </w:pPr>
+      <w:rPr>
+        <w:rFonts w:ascii="Symbol" w:hAnsi="Symbol" w:hint="default"/>
+      </w:rPr>
+    </w:lvl>
+    <w:lvl w:ilvl="7" w:tplc="08160003" w:tentative="1">
+      <w:start w:val="1"/>
+      <w:numFmt w:val="bullet"/>
+      <w:lvlText w:val="o"/>
+      <w:lvlJc w:val="left"/>
+      <w:pPr>
+        <w:ind w:left="5760" w:hanging="360"/>
+      </w:pPr>
+      <w:rPr>
+        <w:rFonts w:ascii="Courier New" w:hAnsi="Courier New" w:cs="Courier New" w:hint="default"/>
+      </w:rPr>
+    </w:lvl>
+    <w:lvl w:ilvl="8" w:tplc="08160005" w:tentative="1">
+      <w:start w:val="1"/>
+      <w:numFmt w:val="bullet"/>
+      <w:lvlText w:val=""/>
+      <w:lvlJc w:val="left"/>
+      <w:pPr>
+        <w:ind w:left="6480" w:hanging="360"/>
+      </w:pPr>
+      <w:rPr>
+        <w:rFonts w:ascii="Wingdings" w:hAnsi="Wingdings" w:hint="default"/>
+      </w:rPr>
+    </w:lvl>
+  </w:abstractNum>
+  <w:abstractNum w:abstractNumId="14" w15:restartNumberingAfterBreak="0">
     <w:nsid w:val="11A04F2B"/>
     <w:multiLevelType w:val="singleLevel"/>
     <w:tmpl w:val="C5B65A8C"/>
@@ -2241,7 +3075,7 @@
       </w:pPr>
     </w:lvl>
   </w:abstractNum>
-  <w:abstractNum w:abstractNumId="14" w15:restartNumberingAfterBreak="0">
+  <w:abstractNum w:abstractNumId="15" w15:restartNumberingAfterBreak="0">
     <w:nsid w:val="14B0544D"/>
     <w:multiLevelType w:val="singleLevel"/>
     <w:tmpl w:val="C5B65A8C"/>
@@ -2256,7 +3090,7 @@
       </w:pPr>
     </w:lvl>
   </w:abstractNum>
-  <w:abstractNum w:abstractNumId="15" w15:restartNumberingAfterBreak="0">
+  <w:abstractNum w:abstractNumId="16" w15:restartNumberingAfterBreak="0">
     <w:nsid w:val="14D736F1"/>
     <w:multiLevelType w:val="singleLevel"/>
     <w:tmpl w:val="11B0DA50"/>
@@ -2271,7 +3105,7 @@
       </w:pPr>
     </w:lvl>
   </w:abstractNum>
-  <w:abstractNum w:abstractNumId="16" w15:restartNumberingAfterBreak="0">
+  <w:abstractNum w:abstractNumId="17" w15:restartNumberingAfterBreak="0">
     <w:nsid w:val="16305A28"/>
     <w:multiLevelType w:val="singleLevel"/>
     <w:tmpl w:val="C5B65A8C"/>
@@ -2286,7 +3120,93 @@
       </w:pPr>
     </w:lvl>
   </w:abstractNum>
-  <w:abstractNum w:abstractNumId="17" w15:restartNumberingAfterBreak="0">
+  <w:abstractNum w:abstractNumId="18" w15:restartNumberingAfterBreak="0">
+    <w:nsid w:val="1E1074BE"/>
+    <w:multiLevelType w:val="hybridMultilevel"/>
+    <w:tmpl w:val="C2D26520"/>
+    <w:lvl w:ilvl="0" w:tplc="0816000F">
+      <w:start w:val="1"/>
+      <w:numFmt w:val="decimal"/>
+      <w:lvlText w:val="%1."/>
+      <w:lvlJc w:val="left"/>
+      <w:pPr>
+        <w:ind w:left="720" w:hanging="360"/>
+      </w:pPr>
+    </w:lvl>
+    <w:lvl w:ilvl="1" w:tplc="08160019" w:tentative="1">
+      <w:start w:val="1"/>
+      <w:numFmt w:val="lowerLetter"/>
+      <w:lvlText w:val="%2."/>
+      <w:lvlJc w:val="left"/>
+      <w:pPr>
+        <w:ind w:left="1440" w:hanging="360"/>
+      </w:pPr>
+    </w:lvl>
+    <w:lvl w:ilvl="2" w:tplc="0816001B" w:tentative="1">
+      <w:start w:val="1"/>
+      <w:numFmt w:val="lowerRoman"/>
+      <w:lvlText w:val="%3."/>
+      <w:lvlJc w:val="right"/>
+      <w:pPr>
+        <w:ind w:left="2160" w:hanging="180"/>
+      </w:pPr>
+    </w:lvl>
+    <w:lvl w:ilvl="3" w:tplc="0816000F" w:tentative="1">
+      <w:start w:val="1"/>
+      <w:numFmt w:val="decimal"/>
+      <w:lvlText w:val="%4."/>
+      <w:lvlJc w:val="left"/>
+      <w:pPr>
+        <w:ind w:left="2880" w:hanging="360"/>
+      </w:pPr>
+    </w:lvl>
+    <w:lvl w:ilvl="4" w:tplc="08160019" w:tentative="1">
+      <w:start w:val="1"/>
+      <w:numFmt w:val="lowerLetter"/>
+      <w:lvlText w:val="%5."/>
+      <w:lvlJc w:val="left"/>
+      <w:pPr>
+        <w:ind w:left="3600" w:hanging="360"/>
+      </w:pPr>
+    </w:lvl>
+    <w:lvl w:ilvl="5" w:tplc="0816001B" w:tentative="1">
+      <w:start w:val="1"/>
+      <w:numFmt w:val="lowerRoman"/>
+      <w:lvlText w:val="%6."/>
+      <w:lvlJc w:val="right"/>
+      <w:pPr>
+        <w:ind w:left="4320" w:hanging="180"/>
+      </w:pPr>
+    </w:lvl>
+    <w:lvl w:ilvl="6" w:tplc="0816000F" w:tentative="1">
+      <w:start w:val="1"/>
+      <w:numFmt w:val="decimal"/>
+      <w:lvlText w:val="%7."/>
+      <w:lvlJc w:val="left"/>
+      <w:pPr>
+        <w:ind w:left="5040" w:hanging="360"/>
+      </w:pPr>
+    </w:lvl>
+    <w:lvl w:ilvl="7" w:tplc="08160019" w:tentative="1">
+      <w:start w:val="1"/>
+      <w:numFmt w:val="lowerLetter"/>
+      <w:lvlText w:val="%8."/>
+      <w:lvlJc w:val="left"/>
+      <w:pPr>
+        <w:ind w:left="5760" w:hanging="360"/>
+      </w:pPr>
+    </w:lvl>
+    <w:lvl w:ilvl="8" w:tplc="0816001B" w:tentative="1">
+      <w:start w:val="1"/>
+      <w:numFmt w:val="lowerRoman"/>
+      <w:lvlText w:val="%9."/>
+      <w:lvlJc w:val="right"/>
+      <w:pPr>
+        <w:ind w:left="6480" w:hanging="180"/>
+      </w:pPr>
+    </w:lvl>
+  </w:abstractNum>
+  <w:abstractNum w:abstractNumId="19" w15:restartNumberingAfterBreak="0">
     <w:nsid w:val="27D836B8"/>
     <w:multiLevelType w:val="singleLevel"/>
     <w:tmpl w:val="1346B6B8"/>
@@ -2307,7 +3227,7 @@
       </w:rPr>
     </w:lvl>
   </w:abstractNum>
-  <w:abstractNum w:abstractNumId="18" w15:restartNumberingAfterBreak="0">
+  <w:abstractNum w:abstractNumId="20" w15:restartNumberingAfterBreak="0">
     <w:nsid w:val="292F1BA0"/>
     <w:multiLevelType w:val="singleLevel"/>
     <w:tmpl w:val="C584F28C"/>
@@ -2327,7 +3247,7 @@
       </w:rPr>
     </w:lvl>
   </w:abstractNum>
-  <w:abstractNum w:abstractNumId="19" w15:restartNumberingAfterBreak="0">
+  <w:abstractNum w:abstractNumId="21" w15:restartNumberingAfterBreak="0">
     <w:nsid w:val="2AEA05CB"/>
     <w:multiLevelType w:val="singleLevel"/>
     <w:tmpl w:val="E64A3020"/>
@@ -2342,7 +3262,7 @@
       </w:pPr>
     </w:lvl>
   </w:abstractNum>
-  <w:abstractNum w:abstractNumId="20" w15:restartNumberingAfterBreak="0">
+  <w:abstractNum w:abstractNumId="22" w15:restartNumberingAfterBreak="0">
     <w:nsid w:val="2B342379"/>
     <w:multiLevelType w:val="singleLevel"/>
     <w:tmpl w:val="33C44E82"/>
@@ -2357,7 +3277,7 @@
       </w:pPr>
     </w:lvl>
   </w:abstractNum>
-  <w:abstractNum w:abstractNumId="21" w15:restartNumberingAfterBreak="0">
+  <w:abstractNum w:abstractNumId="23" w15:restartNumberingAfterBreak="0">
     <w:nsid w:val="2B730AF3"/>
     <w:multiLevelType w:val="singleLevel"/>
     <w:tmpl w:val="C5B65A8C"/>
@@ -2372,7 +3292,7 @@
       </w:pPr>
     </w:lvl>
   </w:abstractNum>
-  <w:abstractNum w:abstractNumId="22" w15:restartNumberingAfterBreak="0">
+  <w:abstractNum w:abstractNumId="24" w15:restartNumberingAfterBreak="0">
     <w:nsid w:val="2C7967FE"/>
     <w:multiLevelType w:val="singleLevel"/>
     <w:tmpl w:val="B5482C16"/>
@@ -2387,7 +3307,7 @@
       </w:pPr>
     </w:lvl>
   </w:abstractNum>
-  <w:abstractNum w:abstractNumId="23" w15:restartNumberingAfterBreak="0">
+  <w:abstractNum w:abstractNumId="25" w15:restartNumberingAfterBreak="0">
     <w:nsid w:val="2EE300ED"/>
     <w:multiLevelType w:val="singleLevel"/>
     <w:tmpl w:val="C5B65A8C"/>
@@ -2402,7 +3322,7 @@
       </w:pPr>
     </w:lvl>
   </w:abstractNum>
-  <w:abstractNum w:abstractNumId="24" w15:restartNumberingAfterBreak="0">
+  <w:abstractNum w:abstractNumId="26" w15:restartNumberingAfterBreak="0">
     <w:nsid w:val="3DC163BC"/>
     <w:multiLevelType w:val="singleLevel"/>
     <w:tmpl w:val="F1BA16E4"/>
@@ -2417,7 +3337,7 @@
       </w:pPr>
     </w:lvl>
   </w:abstractNum>
-  <w:abstractNum w:abstractNumId="25" w15:restartNumberingAfterBreak="0">
+  <w:abstractNum w:abstractNumId="27" w15:restartNumberingAfterBreak="0">
     <w:nsid w:val="3EA74F74"/>
     <w:multiLevelType w:val="singleLevel"/>
     <w:tmpl w:val="C5B65A8C"/>
@@ -2432,7 +3352,7 @@
       </w:pPr>
     </w:lvl>
   </w:abstractNum>
-  <w:abstractNum w:abstractNumId="26" w15:restartNumberingAfterBreak="0">
+  <w:abstractNum w:abstractNumId="28" w15:restartNumberingAfterBreak="0">
     <w:nsid w:val="413A0C92"/>
     <w:multiLevelType w:val="singleLevel"/>
     <w:tmpl w:val="C5B65A8C"/>
@@ -2447,7 +3367,7 @@
       </w:pPr>
     </w:lvl>
   </w:abstractNum>
-  <w:abstractNum w:abstractNumId="27" w15:restartNumberingAfterBreak="0">
+  <w:abstractNum w:abstractNumId="29" w15:restartNumberingAfterBreak="0">
     <w:nsid w:val="418A0457"/>
     <w:multiLevelType w:val="singleLevel"/>
     <w:tmpl w:val="736671AE"/>
@@ -2462,7 +3382,7 @@
       </w:pPr>
     </w:lvl>
   </w:abstractNum>
-  <w:abstractNum w:abstractNumId="28" w15:restartNumberingAfterBreak="0">
+  <w:abstractNum w:abstractNumId="30" w15:restartNumberingAfterBreak="0">
     <w:nsid w:val="4599377C"/>
     <w:multiLevelType w:val="singleLevel"/>
     <w:tmpl w:val="A37A2422"/>
@@ -2477,7 +3397,7 @@
       </w:pPr>
     </w:lvl>
   </w:abstractNum>
-  <w:abstractNum w:abstractNumId="29" w15:restartNumberingAfterBreak="0">
+  <w:abstractNum w:abstractNumId="31" w15:restartNumberingAfterBreak="0">
     <w:nsid w:val="49E76106"/>
     <w:multiLevelType w:val="singleLevel"/>
     <w:tmpl w:val="C5B65A8C"/>
@@ -2492,7 +3412,7 @@
       </w:pPr>
     </w:lvl>
   </w:abstractNum>
-  <w:abstractNum w:abstractNumId="30" w15:restartNumberingAfterBreak="0">
+  <w:abstractNum w:abstractNumId="32" w15:restartNumberingAfterBreak="0">
     <w:nsid w:val="4FA11A0D"/>
     <w:multiLevelType w:val="singleLevel"/>
     <w:tmpl w:val="3DAA23F0"/>
@@ -2507,7 +3427,7 @@
       </w:pPr>
     </w:lvl>
   </w:abstractNum>
-  <w:abstractNum w:abstractNumId="31" w15:restartNumberingAfterBreak="0">
+  <w:abstractNum w:abstractNumId="33" w15:restartNumberingAfterBreak="0">
     <w:nsid w:val="5A856A6B"/>
     <w:multiLevelType w:val="singleLevel"/>
     <w:tmpl w:val="0C09000F"/>
@@ -2524,7 +3444,7 @@
       </w:pPr>
     </w:lvl>
   </w:abstractNum>
-  <w:abstractNum w:abstractNumId="32" w15:restartNumberingAfterBreak="0">
+  <w:abstractNum w:abstractNumId="34" w15:restartNumberingAfterBreak="0">
     <w:nsid w:val="5C2D790C"/>
     <w:multiLevelType w:val="singleLevel"/>
     <w:tmpl w:val="C5B65A8C"/>
@@ -2539,7 +3459,7 @@
       </w:pPr>
     </w:lvl>
   </w:abstractNum>
-  <w:abstractNum w:abstractNumId="33" w15:restartNumberingAfterBreak="0">
+  <w:abstractNum w:abstractNumId="35" w15:restartNumberingAfterBreak="0">
     <w:nsid w:val="5F620B59"/>
     <w:multiLevelType w:val="singleLevel"/>
     <w:tmpl w:val="F79013B8"/>
@@ -2554,7 +3474,7 @@
       </w:pPr>
     </w:lvl>
   </w:abstractNum>
-  <w:abstractNum w:abstractNumId="34" w15:restartNumberingAfterBreak="0">
+  <w:abstractNum w:abstractNumId="36" w15:restartNumberingAfterBreak="0">
     <w:nsid w:val="5FEC26F4"/>
     <w:multiLevelType w:val="singleLevel"/>
     <w:tmpl w:val="54D2849A"/>
@@ -2569,7 +3489,7 @@
       </w:pPr>
     </w:lvl>
   </w:abstractNum>
-  <w:abstractNum w:abstractNumId="35" w15:restartNumberingAfterBreak="0">
+  <w:abstractNum w:abstractNumId="37" w15:restartNumberingAfterBreak="0">
     <w:nsid w:val="67B02AEB"/>
     <w:multiLevelType w:val="singleLevel"/>
     <w:tmpl w:val="C5B65A8C"/>
@@ -2584,7 +3504,7 @@
       </w:pPr>
     </w:lvl>
   </w:abstractNum>
-  <w:abstractNum w:abstractNumId="36" w15:restartNumberingAfterBreak="0">
+  <w:abstractNum w:abstractNumId="38" w15:restartNumberingAfterBreak="0">
     <w:nsid w:val="6AD542B3"/>
     <w:multiLevelType w:val="singleLevel"/>
     <w:tmpl w:val="C5B65A8C"/>
@@ -2599,7 +3519,7 @@
       </w:pPr>
     </w:lvl>
   </w:abstractNum>
-  <w:abstractNum w:abstractNumId="37" w15:restartNumberingAfterBreak="0">
+  <w:abstractNum w:abstractNumId="39" w15:restartNumberingAfterBreak="0">
     <w:nsid w:val="6BC122F1"/>
     <w:multiLevelType w:val="singleLevel"/>
     <w:tmpl w:val="C5B65A8C"/>
@@ -2614,7 +3534,7 @@
       </w:pPr>
     </w:lvl>
   </w:abstractNum>
-  <w:abstractNum w:abstractNumId="38" w15:restartNumberingAfterBreak="0">
+  <w:abstractNum w:abstractNumId="40" w15:restartNumberingAfterBreak="0">
     <w:nsid w:val="6FE97D62"/>
     <w:multiLevelType w:val="singleLevel"/>
     <w:tmpl w:val="0C09000F"/>
@@ -2631,7 +3551,7 @@
       </w:pPr>
     </w:lvl>
   </w:abstractNum>
-  <w:abstractNum w:abstractNumId="39" w15:restartNumberingAfterBreak="0">
+  <w:abstractNum w:abstractNumId="41" w15:restartNumberingAfterBreak="0">
     <w:nsid w:val="77C17312"/>
     <w:multiLevelType w:val="singleLevel"/>
     <w:tmpl w:val="BA1E8B60"/>
@@ -2646,7 +3566,7 @@
       </w:pPr>
     </w:lvl>
   </w:abstractNum>
-  <w:abstractNum w:abstractNumId="40" w15:restartNumberingAfterBreak="0">
+  <w:abstractNum w:abstractNumId="42" w15:restartNumberingAfterBreak="0">
     <w:nsid w:val="790F1594"/>
     <w:multiLevelType w:val="singleLevel"/>
     <w:tmpl w:val="EADA5534"/>
@@ -2661,7 +3581,7 @@
       </w:pPr>
     </w:lvl>
   </w:abstractNum>
-  <w:abstractNum w:abstractNumId="41" w15:restartNumberingAfterBreak="0">
+  <w:abstractNum w:abstractNumId="43" w15:restartNumberingAfterBreak="0">
     <w:nsid w:val="7D1443CA"/>
     <w:multiLevelType w:val="singleLevel"/>
     <w:tmpl w:val="C72EC1CC"/>
@@ -2680,16 +3600,16 @@
     <w:abstractNumId w:val="9"/>
   </w:num>
   <w:num w:numId="2" w16cid:durableId="506211834">
-    <w:abstractNumId w:val="22"/>
+    <w:abstractNumId w:val="24"/>
   </w:num>
   <w:num w:numId="3" w16cid:durableId="58864819">
-    <w:abstractNumId w:val="29"/>
+    <w:abstractNumId w:val="31"/>
   </w:num>
   <w:num w:numId="4" w16cid:durableId="1892765779">
-    <w:abstractNumId w:val="14"/>
+    <w:abstractNumId w:val="15"/>
   </w:num>
   <w:num w:numId="5" w16cid:durableId="1467042132">
-    <w:abstractNumId w:val="37"/>
+    <w:abstractNumId w:val="39"/>
   </w:num>
   <w:num w:numId="6" w16cid:durableId="1661421837">
     <w:abstractNumId w:val="10"/>
@@ -2713,82 +3633,82 @@
     <w:abstractNumId w:val="12"/>
   </w:num>
   <w:num w:numId="8" w16cid:durableId="1591086970">
+    <w:abstractNumId w:val="23"/>
+  </w:num>
+  <w:num w:numId="9" w16cid:durableId="1998920612">
+    <w:abstractNumId w:val="37"/>
+  </w:num>
+  <w:num w:numId="10" w16cid:durableId="134642587">
+    <w:abstractNumId w:val="34"/>
+  </w:num>
+  <w:num w:numId="11" w16cid:durableId="1303922612">
+    <w:abstractNumId w:val="41"/>
+  </w:num>
+  <w:num w:numId="12" w16cid:durableId="2048480152">
+    <w:abstractNumId w:val="25"/>
+  </w:num>
+  <w:num w:numId="13" w16cid:durableId="1133908560">
+    <w:abstractNumId w:val="38"/>
+  </w:num>
+  <w:num w:numId="14" w16cid:durableId="1234780155">
+    <w:abstractNumId w:val="27"/>
+  </w:num>
+  <w:num w:numId="15" w16cid:durableId="1252931226">
     <w:abstractNumId w:val="21"/>
   </w:num>
-  <w:num w:numId="9" w16cid:durableId="1998920612">
+  <w:num w:numId="16" w16cid:durableId="1902322357">
     <w:abstractNumId w:val="35"/>
   </w:num>
-  <w:num w:numId="10" w16cid:durableId="134642587">
+  <w:num w:numId="17" w16cid:durableId="567619247">
+    <w:abstractNumId w:val="36"/>
+  </w:num>
+  <w:num w:numId="18" w16cid:durableId="804009600">
+    <w:abstractNumId w:val="29"/>
+  </w:num>
+  <w:num w:numId="19" w16cid:durableId="322008887">
+    <w:abstractNumId w:val="30"/>
+  </w:num>
+  <w:num w:numId="20" w16cid:durableId="1283345963">
+    <w:abstractNumId w:val="26"/>
+  </w:num>
+  <w:num w:numId="21" w16cid:durableId="426190710">
     <w:abstractNumId w:val="32"/>
   </w:num>
-  <w:num w:numId="11" w16cid:durableId="1303922612">
-    <w:abstractNumId w:val="39"/>
+  <w:num w:numId="22" w16cid:durableId="591359678">
+    <w:abstractNumId w:val="43"/>
   </w:num>
-  <w:num w:numId="12" w16cid:durableId="2048480152">
-    <w:abstractNumId w:val="23"/>
+  <w:num w:numId="23" w16cid:durableId="788469416">
+    <w:abstractNumId w:val="16"/>
   </w:num>
-  <w:num w:numId="13" w16cid:durableId="1133908560">
-    <w:abstractNumId w:val="36"/>
+  <w:num w:numId="24" w16cid:durableId="1308777022">
+    <w:abstractNumId w:val="42"/>
   </w:num>
-  <w:num w:numId="14" w16cid:durableId="1234780155">
-    <w:abstractNumId w:val="25"/>
+  <w:num w:numId="25" w16cid:durableId="1304580252">
+    <w:abstractNumId w:val="20"/>
   </w:num>
-  <w:num w:numId="15" w16cid:durableId="1252931226">
+  <w:num w:numId="26" w16cid:durableId="1041904761">
+    <w:abstractNumId w:val="14"/>
+  </w:num>
+  <w:num w:numId="27" w16cid:durableId="1202279096">
+    <w:abstractNumId w:val="28"/>
+  </w:num>
+  <w:num w:numId="28" w16cid:durableId="589316913">
+    <w:abstractNumId w:val="22"/>
+  </w:num>
+  <w:num w:numId="29" w16cid:durableId="30963827">
+    <w:abstractNumId w:val="17"/>
+  </w:num>
+  <w:num w:numId="30" w16cid:durableId="705760705">
     <w:abstractNumId w:val="19"/>
   </w:num>
-  <w:num w:numId="16" w16cid:durableId="1902322357">
-    <w:abstractNumId w:val="33"/>
-  </w:num>
-  <w:num w:numId="17" w16cid:durableId="567619247">
-    <w:abstractNumId w:val="34"/>
-  </w:num>
-  <w:num w:numId="18" w16cid:durableId="804009600">
-    <w:abstractNumId w:val="27"/>
-  </w:num>
-  <w:num w:numId="19" w16cid:durableId="322008887">
-    <w:abstractNumId w:val="28"/>
-  </w:num>
-  <w:num w:numId="20" w16cid:durableId="1283345963">
-    <w:abstractNumId w:val="24"/>
-  </w:num>
-  <w:num w:numId="21" w16cid:durableId="426190710">
-    <w:abstractNumId w:val="30"/>
-  </w:num>
-  <w:num w:numId="22" w16cid:durableId="591359678">
-    <w:abstractNumId w:val="41"/>
-  </w:num>
-  <w:num w:numId="23" w16cid:durableId="788469416">
-    <w:abstractNumId w:val="15"/>
-  </w:num>
-  <w:num w:numId="24" w16cid:durableId="1308777022">
+  <w:num w:numId="31" w16cid:durableId="1697851092">
     <w:abstractNumId w:val="40"/>
-  </w:num>
-  <w:num w:numId="25" w16cid:durableId="1304580252">
-    <w:abstractNumId w:val="18"/>
-  </w:num>
-  <w:num w:numId="26" w16cid:durableId="1041904761">
-    <w:abstractNumId w:val="13"/>
-  </w:num>
-  <w:num w:numId="27" w16cid:durableId="1202279096">
-    <w:abstractNumId w:val="26"/>
-  </w:num>
-  <w:num w:numId="28" w16cid:durableId="589316913">
-    <w:abstractNumId w:val="20"/>
-  </w:num>
-  <w:num w:numId="29" w16cid:durableId="30963827">
-    <w:abstractNumId w:val="16"/>
-  </w:num>
-  <w:num w:numId="30" w16cid:durableId="705760705">
-    <w:abstractNumId w:val="17"/>
-  </w:num>
-  <w:num w:numId="31" w16cid:durableId="1697851092">
-    <w:abstractNumId w:val="38"/>
   </w:num>
   <w:num w:numId="32" w16cid:durableId="1342664619">
     <w:abstractNumId w:val="11"/>
   </w:num>
   <w:num w:numId="33" w16cid:durableId="824473688">
-    <w:abstractNumId w:val="31"/>
+    <w:abstractNumId w:val="33"/>
   </w:num>
   <w:num w:numId="34" w16cid:durableId="757990035">
     <w:abstractNumId w:val="8"/>
@@ -2817,11 +3737,17 @@
   <w:num w:numId="42" w16cid:durableId="1221789111">
     <w:abstractNumId w:val="0"/>
   </w:num>
+  <w:num w:numId="43" w16cid:durableId="1364096024">
+    <w:abstractNumId w:val="18"/>
+  </w:num>
+  <w:num w:numId="44" w16cid:durableId="1771655670">
+    <w:abstractNumId w:val="13"/>
+  </w:num>
 </w:numbering>
 </file>
 
 <file path=word/styles.xml><?xml version="1.0" encoding="utf-8"?>
-<w:styles xmlns:mc="http://schemas.openxmlformats.org/markup-compatibility/2006" xmlns:r="http://schemas.openxmlformats.org/officeDocument/2006/relationships" xmlns:w="http://schemas.openxmlformats.org/wordprocessingml/2006/main" xmlns:w14="http://schemas.microsoft.com/office/word/2010/wordml" xmlns:w15="http://schemas.microsoft.com/office/word/2012/wordml" xmlns:w16cex="http://schemas.microsoft.com/office/word/2018/wordml/cex" xmlns:w16cid="http://schemas.microsoft.com/office/word/2016/wordml/cid" xmlns:w16="http://schemas.microsoft.com/office/word/2018/wordml" xmlns:w16du="http://schemas.microsoft.com/office/word/2023/wordml/word16du" xmlns:w16sdtdh="http://schemas.microsoft.com/office/word/2020/wordml/sdtdatahash" xmlns:w16sdtfl="http://schemas.microsoft.com/office/word/2024/wordml/sdtformatlock" xmlns:w16se="http://schemas.microsoft.com/office/word/2015/wordml/symex" mc:Ignorable="w14 w15 w16se w16cid w16 w16cex w16sdtdh w16sdtfl w16du">
+<w:styles xmlns:mc="http://schemas.openxmlformats.org/markup-compatibility/2006" xmlns:r="http://schemas.openxmlformats.org/officeDocument/2006/relationships" xmlns:w="http://schemas.openxmlformats.org/wordprocessingml/2006/main" xmlns:w14="http://schemas.microsoft.com/office/word/2010/wordml" xmlns:w15="http://schemas.microsoft.com/office/word/2012/wordml" xmlns:w16cex="http://schemas.microsoft.com/office/word/2018/wordml/cex" xmlns:w16cid="http://schemas.microsoft.com/office/word/2016/wordml/cid" xmlns:w16="http://schemas.microsoft.com/office/word/2018/wordml" xmlns:w16sdtdh="http://schemas.microsoft.com/office/word/2020/wordml/sdtdatahash" xmlns:w16se="http://schemas.microsoft.com/office/word/2015/wordml/symex" mc:Ignorable="w14 w15 w16se w16cid w16 w16cex w16sdtdh">
   <w:docDefaults>
     <w:rPrDefault>
       <w:rPr>
@@ -3380,7 +4306,6 @@
   <w:style w:type="character" w:default="1" w:styleId="Tipodeletrapredefinidodopargrafo">
     <w:name w:val="Default Paragraph Font"/>
     <w:uiPriority w:val="1"/>
-    <w:semiHidden/>
     <w:unhideWhenUsed/>
   </w:style>
   <w:style w:type="table" w:default="1" w:styleId="Tabelanormal">
@@ -4131,6 +5056,29 @@
     <w:autoRedefine/>
     <w:pPr>
       <w:ind w:left="1600"/>
+    </w:pPr>
+  </w:style>
+  <w:style w:type="paragraph" w:styleId="NormalWeb">
+    <w:name w:val="Normal (Web)"/>
+    <w:basedOn w:val="Normal"/>
+    <w:uiPriority w:val="99"/>
+    <w:semiHidden/>
+    <w:unhideWhenUsed/>
+    <w:rsid w:val="00D879DC"/>
+    <w:rPr>
+      <w:sz w:val="24"/>
+      <w:szCs w:val="24"/>
+    </w:rPr>
+  </w:style>
+  <w:style w:type="paragraph" w:styleId="PargrafodaLista">
+    <w:name w:val="List Paragraph"/>
+    <w:basedOn w:val="Normal"/>
+    <w:uiPriority w:val="72"/>
+    <w:qFormat/>
+    <w:rsid w:val="00D879DC"/>
+    <w:pPr>
+      <w:ind w:left="720"/>
+      <w:contextualSpacing/>
     </w:pPr>
   </w:style>
 </w:styles>

--- a/AED_Vasco_a85234.docx
+++ b/AED_Vasco_a85234.docx
@@ -1,6 +1,6 @@
 
 <file path=word/document.xml><?xml version="1.0" encoding="utf-8"?>
-<w:document xmlns:wpc="http://schemas.microsoft.com/office/word/2010/wordprocessingCanvas" xmlns:cx="http://schemas.microsoft.com/office/drawing/2014/chartex" xmlns:cx1="http://schemas.microsoft.com/office/drawing/2015/9/8/chartex" xmlns:cx2="http://schemas.microsoft.com/office/drawing/2015/10/21/chartex" xmlns:cx3="http://schemas.microsoft.com/office/drawing/2016/5/9/chartex" xmlns:cx4="http://schemas.microsoft.com/office/drawing/2016/5/10/chartex" xmlns:cx5="http://schemas.microsoft.com/office/drawing/2016/5/11/chartex" xmlns:cx6="http://schemas.microsoft.com/office/drawing/2016/5/12/chartex" xmlns:cx7="http://schemas.microsoft.com/office/drawing/2016/5/13/chartex" xmlns:cx8="http://schemas.microsoft.com/office/drawing/2016/5/14/chartex" xmlns:mc="http://schemas.openxmlformats.org/markup-compatibility/2006" xmlns:aink="http://schemas.microsoft.com/office/drawing/2016/ink" xmlns:am3d="http://schemas.microsoft.com/office/drawing/2017/model3d" xmlns:o="urn:schemas-microsoft-com:office:office" xmlns:oel="http://schemas.microsoft.com/office/2019/extlst" xmlns:r="http://schemas.openxmlformats.org/officeDocument/2006/relationships" xmlns:m="http://schemas.openxmlformats.org/officeDocument/2006/math" xmlns:v="urn:schemas-microsoft-com:vml" xmlns:wp14="http://schemas.microsoft.com/office/word/2010/wordprocessingDrawing" xmlns:wp="http://schemas.openxmlformats.org/drawingml/2006/wordprocessingDrawing" xmlns:w10="urn:schemas-microsoft-com:office:word" xmlns:w="http://schemas.openxmlformats.org/wordprocessingml/2006/main" xmlns:w14="http://schemas.microsoft.com/office/word/2010/wordml" xmlns:w15="http://schemas.microsoft.com/office/word/2012/wordml" xmlns:w16cex="http://schemas.microsoft.com/office/word/2018/wordml/cex" xmlns:w16cid="http://schemas.microsoft.com/office/word/2016/wordml/cid" xmlns:w16="http://schemas.microsoft.com/office/word/2018/wordml" xmlns:w16sdtdh="http://schemas.microsoft.com/office/word/2020/wordml/sdtdatahash" xmlns:w16se="http://schemas.microsoft.com/office/word/2015/wordml/symex" xmlns:wpg="http://schemas.microsoft.com/office/word/2010/wordprocessingGroup" xmlns:wpi="http://schemas.microsoft.com/office/word/2010/wordprocessingInk" xmlns:wne="http://schemas.microsoft.com/office/word/2006/wordml" xmlns:wps="http://schemas.microsoft.com/office/word/2010/wordprocessingShape" mc:Ignorable="w14 w15 w16se w16cid w16 w16cex w16sdtdh wp14">
+<w:document xmlns:wpc="http://schemas.microsoft.com/office/word/2010/wordprocessingCanvas" xmlns:cx="http://schemas.microsoft.com/office/drawing/2014/chartex" xmlns:cx1="http://schemas.microsoft.com/office/drawing/2015/9/8/chartex" xmlns:cx2="http://schemas.microsoft.com/office/drawing/2015/10/21/chartex" xmlns:cx3="http://schemas.microsoft.com/office/drawing/2016/5/9/chartex" xmlns:cx4="http://schemas.microsoft.com/office/drawing/2016/5/10/chartex" xmlns:cx5="http://schemas.microsoft.com/office/drawing/2016/5/11/chartex" xmlns:cx6="http://schemas.microsoft.com/office/drawing/2016/5/12/chartex" xmlns:cx7="http://schemas.microsoft.com/office/drawing/2016/5/13/chartex" xmlns:cx8="http://schemas.microsoft.com/office/drawing/2016/5/14/chartex" xmlns:mc="http://schemas.openxmlformats.org/markup-compatibility/2006" xmlns:aink="http://schemas.microsoft.com/office/drawing/2016/ink" xmlns:am3d="http://schemas.microsoft.com/office/drawing/2017/model3d" xmlns:o="urn:schemas-microsoft-com:office:office" xmlns:oel="http://schemas.microsoft.com/office/2019/extlst" xmlns:r="http://schemas.openxmlformats.org/officeDocument/2006/relationships" xmlns:m="http://schemas.openxmlformats.org/officeDocument/2006/math" xmlns:v="urn:schemas-microsoft-com:vml" xmlns:wp14="http://schemas.microsoft.com/office/word/2010/wordprocessingDrawing" xmlns:wp="http://schemas.openxmlformats.org/drawingml/2006/wordprocessingDrawing" xmlns:w10="urn:schemas-microsoft-com:office:word" xmlns:w="http://schemas.openxmlformats.org/wordprocessingml/2006/main" xmlns:w14="http://schemas.microsoft.com/office/word/2010/wordml" xmlns:w15="http://schemas.microsoft.com/office/word/2012/wordml" xmlns:w16cex="http://schemas.microsoft.com/office/word/2018/wordml/cex" xmlns:w16cid="http://schemas.microsoft.com/office/word/2016/wordml/cid" xmlns:w16="http://schemas.microsoft.com/office/word/2018/wordml" xmlns:w16du="http://schemas.microsoft.com/office/word/2023/wordml/word16du" xmlns:w16sdtdh="http://schemas.microsoft.com/office/word/2020/wordml/sdtdatahash" xmlns:w16sdtfl="http://schemas.microsoft.com/office/word/2024/wordml/sdtformatlock" xmlns:w16se="http://schemas.microsoft.com/office/word/2015/wordml/symex" xmlns:wpg="http://schemas.microsoft.com/office/word/2010/wordprocessingGroup" xmlns:wpi="http://schemas.microsoft.com/office/word/2010/wordprocessingInk" xmlns:wne="http://schemas.microsoft.com/office/word/2006/wordml" xmlns:wps="http://schemas.microsoft.com/office/word/2010/wordprocessingShape" mc:Ignorable="w14 w15 w16se w16cid w16 w16cex w16sdtdh w16sdtfl w16du wp14">
   <w:body>
     <w:p>
       <w:pPr>
@@ -240,43 +240,6 @@
     </w:p>
     <w:p>
       <w:pPr>
-        <w:pStyle w:val="Ttulo2"/>
-        <w:numPr>
-          <w:ilvl w:val="0"/>
-          <w:numId w:val="0"/>
-        </w:numPr>
-        <w:ind w:left="284" w:right="397"/>
-        <w:rPr>
-          <w:highlight w:val="yellow"/>
-        </w:rPr>
-      </w:pPr>
-      <w:proofErr w:type="spellStart"/>
-      <w:r>
-        <w:rPr>
-          <w:highlight w:val="yellow"/>
-        </w:rPr>
-        <w:t>Keywords</w:t>
-      </w:r>
-      <w:proofErr w:type="spellEnd"/>
-    </w:p>
-    <w:p>
-      <w:pPr>
-        <w:spacing w:after="240"/>
-        <w:ind w:left="284" w:right="397"/>
-        <w:rPr>
-          <w:i/>
-        </w:rPr>
-      </w:pPr>
-      <w:r>
-        <w:rPr>
-          <w:i/>
-          <w:highlight w:val="yellow"/>
-        </w:rPr>
-        <w:t>C</w:t>
-      </w:r>
-    </w:p>
-    <w:p>
-      <w:pPr>
         <w:pBdr>
           <w:top w:val="single" w:sz="12" w:space="8" w:color="auto"/>
         </w:pBdr>
@@ -507,10 +470,10 @@
         <w:t>media,</w:t>
       </w:r>
       <w:r>
-        <w:t xml:space="preserve"> mas suficiente para a maioria das utilizações com eficiência geral de O(n^2). Como referido anteriormente, o seu funcionamento baseia-se na comparação </w:t>
-      </w:r>
-      <w:r>
-        <w:t>entre o valor do comparando ao seu comparador. No caso de o primeiro ser maior que o seguindo há a troca de posições. Este processo repete-se até todas as comparações serem verdadeiras.</w:t>
+        <w:t xml:space="preserve"> mas suficiente para a maioria das utilizações com eficiência geral de O(n^2). Como referido anteriormente, o seu funcionamento baseia-se na comparação entre o valor do comparando ao seu comparador. No caso de o primeiro ser maior que o seguindo há a troca de posições. </w:t>
+      </w:r>
+      <w:r>
+        <w:t>Este processo repete-se até todas as comparações serem verdadeiras.</w:t>
       </w:r>
     </w:p>
     <w:p>
@@ -644,7 +607,6 @@
       </w:pPr>
       <w:proofErr w:type="spellStart"/>
       <w:r>
-        <w:lastRenderedPageBreak/>
         <w:t>javac</w:t>
       </w:r>
       <w:proofErr w:type="spellEnd"/>
@@ -681,6 +643,7 @@
         </w:numPr>
       </w:pPr>
       <w:r>
+        <w:lastRenderedPageBreak/>
         <w:t xml:space="preserve">Java </w:t>
       </w:r>
       <w:proofErr w:type="spellStart"/>
@@ -691,7 +654,10 @@
       <w:proofErr w:type="spellEnd"/>
       <w:proofErr w:type="gramEnd"/>
       <w:r>
-        <w:t xml:space="preserve"> (nome ficheiro a ordenar) (algoritmo de ordenação, escolha entre os referidos </w:t>
+        <w:t xml:space="preserve"> (nome ficheiro </w:t>
+      </w:r>
+      <w:r>
+        <w:t xml:space="preserve">a ordenar) (algoritmo de ordenação, escolha entre os referidos </w:t>
       </w:r>
       <w:proofErr w:type="spellStart"/>
       <w:r>
@@ -746,22 +712,13 @@
           <w:i/>
           <w:iCs/>
         </w:rPr>
-        <w:t>”</w:t>
-      </w:r>
+        <w:t>”.</w:t>
+      </w:r>
+      <w:proofErr w:type="spellStart"/>
       <w:r>
         <w:rPr>
           <w:i/>
           <w:iCs/>
-          <w:highlight w:val="lightGray"/>
-        </w:rPr>
-        <w:t>.</w:t>
-      </w:r>
-      <w:proofErr w:type="spellStart"/>
-      <w:r>
-        <w:rPr>
-          <w:i/>
-          <w:iCs/>
-          <w:highlight w:val="lightGray"/>
         </w:rPr>
         <w:t>txt</w:t>
       </w:r>
@@ -787,16 +744,7 @@
         </w:numPr>
       </w:pPr>
       <w:r>
-        <w:t>Determina o número de inteiros “</w:t>
-      </w:r>
-      <w:r>
-        <w:rPr>
-          <w:highlight w:val="lightGray"/>
-        </w:rPr>
-        <w:t>n</w:t>
-      </w:r>
-      <w:r>
-        <w:t>”.</w:t>
+        <w:t>Determina o número de inteiros “n”.</w:t>
       </w:r>
     </w:p>
     <w:p>
@@ -808,32 +756,28 @@
         </w:numPr>
       </w:pPr>
       <w:r>
-        <w:t xml:space="preserve">Lê os n inteiros para um </w:t>
-      </w:r>
-      <w:proofErr w:type="spellStart"/>
+        <w:t xml:space="preserve">Lê os </w:t>
+      </w:r>
       <w:proofErr w:type="gramStart"/>
       <w:r>
-        <w:rPr>
-          <w:highlight w:val="lightGray"/>
-        </w:rPr>
+        <w:t>n</w:t>
+      </w:r>
+      <w:proofErr w:type="gramEnd"/>
+      <w:r>
+        <w:t xml:space="preserve"> inteiros para um </w:t>
+      </w:r>
+      <w:proofErr w:type="spellStart"/>
+      <w:proofErr w:type="gramStart"/>
+      <w:r>
         <w:t>int</w:t>
       </w:r>
       <w:proofErr w:type="spellEnd"/>
       <w:r>
-        <w:rPr>
-          <w:highlight w:val="lightGray"/>
-        </w:rPr>
         <w:t>[</w:t>
       </w:r>
       <w:proofErr w:type="gramEnd"/>
       <w:r>
-        <w:rPr>
-          <w:highlight w:val="lightGray"/>
-        </w:rPr>
-        <w:t>]</w:t>
-      </w:r>
-      <w:r>
-        <w:t>.</w:t>
+        <w:t>].</w:t>
       </w:r>
     </w:p>
     <w:p>
@@ -860,13 +804,7 @@
         </w:numPr>
       </w:pPr>
       <w:r>
-        <w:t xml:space="preserve">Constrói o nome do ficheiro de saída: </w:t>
-      </w:r>
-      <w:r>
-        <w:t>(outputs/&lt;nome&gt;_ordenado&lt;extensão&gt;)</w:t>
-      </w:r>
-      <w:r>
-        <w:t xml:space="preserve"> e grava o vetor ordenado no mesmo formato.</w:t>
+        <w:t>Constrói o nome do ficheiro de saída: (outputs/&lt;nome&gt;_ordenado&lt;extensão&gt;) e grava o vetor ordenado no mesmo formato.</w:t>
       </w:r>
     </w:p>
     <w:p>
@@ -878,16 +816,7 @@
         </w:numPr>
       </w:pPr>
       <w:r>
-        <w:t xml:space="preserve">Acrescenta a </w:t>
-      </w:r>
-      <w:r>
-        <w:rPr>
-          <w:highlight w:val="lightGray"/>
-        </w:rPr>
-        <w:t>log.txt</w:t>
-      </w:r>
-      <w:r>
-        <w:t xml:space="preserve"> uma linha com data, hora, algoritmo, número de elementos e duração da ordenação</w:t>
+        <w:t>Acrescenta a log.txt uma linha com data, hora, algoritmo, número de elementos e duração da ordenação</w:t>
       </w:r>
     </w:p>
     <w:p>
@@ -967,10 +896,7 @@
         <w:shd w:val="clear" w:color="auto" w:fill="E8E8E8" w:themeFill="background2"/>
       </w:pPr>
       <w:r>
-        <w:t>│   │   ├── Leitura.</w:t>
-      </w:r>
-      <w:r>
-        <w:t>java</w:t>
+        <w:t>│   │   ├── Leitura.java</w:t>
       </w:r>
     </w:p>
     <w:p>
@@ -1072,13 +998,11 @@
       </w:r>
       <w:proofErr w:type="spellEnd"/>
       <w:r>
-        <w:t xml:space="preserve"> tem como função principal chamar cada modulo do programa</w:t>
-      </w:r>
-      <w:r>
-        <w:t>. Representando o fluxo de forma bastante direta.</w:t>
-      </w:r>
-      <w:r>
-        <w:br/>
+        <w:t xml:space="preserve"> tem como função principal chamar cada modulo do programa. Representando o fluxo de forma bastante direta. Como primeiro passo é inicializado um timer para no fim ser possível verificar o tempo de execução do programa, ou seja, o tempo de execução dos algoritmos.</w:t>
+      </w:r>
+    </w:p>
+    <w:p>
+      <w:r>
         <w:t xml:space="preserve">A primeira classe a ser chamada, após o </w:t>
       </w:r>
       <w:proofErr w:type="spellStart"/>
@@ -1087,10 +1011,7 @@
       </w:r>
       <w:proofErr w:type="spellEnd"/>
       <w:r>
-        <w:t xml:space="preserve">, é a Leitura. </w:t>
-      </w:r>
-      <w:r>
-        <w:t xml:space="preserve">Esta </w:t>
+        <w:t xml:space="preserve">, é a Leitura. Esta </w:t>
       </w:r>
       <w:proofErr w:type="spellStart"/>
       <w:r>
@@ -1098,13 +1019,7 @@
       </w:r>
       <w:proofErr w:type="spellEnd"/>
       <w:r>
-        <w:t xml:space="preserve"> tem </w:t>
-      </w:r>
-      <w:r>
-        <w:t xml:space="preserve">duas funções </w:t>
-      </w:r>
-      <w:r>
-        <w:t xml:space="preserve">estando duplicadas para números </w:t>
+        <w:t xml:space="preserve"> tem duas funções estando duplicadas para números </w:t>
       </w:r>
       <w:proofErr w:type="spellStart"/>
       <w:r>
@@ -1112,16 +1027,10 @@
       </w:r>
       <w:proofErr w:type="spellEnd"/>
       <w:r>
-        <w:t xml:space="preserve"> e binários</w:t>
-      </w:r>
-      <w:r>
-        <w:t xml:space="preserve">: Ler um ficheiro </w:t>
-      </w:r>
-      <w:r>
-        <w:t xml:space="preserve">e informar quantos valores estão no ficheiro </w:t>
-      </w:r>
-      <w:r>
-        <w:t>.</w:t>
+        <w:t xml:space="preserve"> e binários: Ler um ficheiro e informar </w:t>
+      </w:r>
+      <w:r>
+        <w:t>quantos valores estão no ficheiro .</w:t>
       </w:r>
       <w:proofErr w:type="spellStart"/>
       <w:r>
@@ -1129,10 +1038,7 @@
       </w:r>
       <w:proofErr w:type="spellEnd"/>
       <w:r>
-        <w:t xml:space="preserve"> ou binário. </w:t>
-      </w:r>
-      <w:r>
-        <w:t xml:space="preserve">A função de verificar o </w:t>
+        <w:t xml:space="preserve"> ou binário. A função de verificar o </w:t>
       </w:r>
       <w:proofErr w:type="gramStart"/>
       <w:r>
@@ -1184,28 +1090,11 @@
       </w:r>
     </w:p>
     <w:p>
-      <w:pPr>
-        <w:rPr>
-          <w:u w:val="single"/>
-        </w:rPr>
-      </w:pPr>
-      <w:r>
-        <w:t>Para a leitura em si n</w:t>
-      </w:r>
-      <w:r>
-        <w:t xml:space="preserve">o caso de </w:t>
-      </w:r>
-      <w:r>
-        <w:rPr>
-          <w:highlight w:val="lightGray"/>
-        </w:rPr>
-        <w:t>.</w:t>
-      </w:r>
-      <w:proofErr w:type="spellStart"/>
-      <w:r>
-        <w:rPr>
-          <w:highlight w:val="lightGray"/>
-        </w:rPr>
+      <w:r>
+        <w:t>Para a leitura em si no caso de .</w:t>
+      </w:r>
+      <w:proofErr w:type="spellStart"/>
+      <w:r>
         <w:t>txt</w:t>
       </w:r>
       <w:proofErr w:type="spellEnd"/>
@@ -1214,1270 +1103,394 @@
       </w:r>
       <w:proofErr w:type="spellStart"/>
       <w:r>
-        <w:rPr>
-          <w:i/>
-          <w:iCs/>
-          <w:highlight w:val="lightGray"/>
-        </w:rPr>
         <w:t>bufferedReader</w:t>
       </w:r>
       <w:proofErr w:type="spellEnd"/>
       <w:r>
+        <w:t xml:space="preserve"> e </w:t>
+      </w:r>
+      <w:proofErr w:type="spellStart"/>
+      <w:r>
+        <w:t>FileReader</w:t>
+      </w:r>
+      <w:proofErr w:type="spellEnd"/>
+      <w:r>
+        <w:t xml:space="preserve"> o ficheiro correndo “n” </w:t>
+      </w:r>
+      <w:proofErr w:type="gramStart"/>
+      <w:r>
+        <w:t>linhas equivalente</w:t>
+      </w:r>
+      <w:proofErr w:type="gramEnd"/>
+      <w:r>
+        <w:t xml:space="preserve"> ao </w:t>
+      </w:r>
+      <w:proofErr w:type="gramStart"/>
+      <w:r>
+        <w:t>numero</w:t>
+      </w:r>
+      <w:proofErr w:type="gramEnd"/>
+      <w:r>
+        <w:t xml:space="preserve"> de </w:t>
+      </w:r>
+      <w:proofErr w:type="spellStart"/>
+      <w:r>
+        <w:t>interios</w:t>
+      </w:r>
+      <w:proofErr w:type="spellEnd"/>
+      <w:r>
+        <w:t xml:space="preserve"> a ordenar e são convertidos para </w:t>
+      </w:r>
+      <w:proofErr w:type="spellStart"/>
+      <w:r>
+        <w:t>Int</w:t>
+      </w:r>
+      <w:proofErr w:type="spellEnd"/>
+      <w:r>
+        <w:t xml:space="preserve"> e guardados num vetor. No caso de binário é utilizado o </w:t>
+      </w:r>
+      <w:proofErr w:type="spellStart"/>
+      <w:r>
+        <w:t>DataInputStream</w:t>
+      </w:r>
+      <w:proofErr w:type="spellEnd"/>
+      <w:r>
+        <w:t xml:space="preserve"> e </w:t>
+      </w:r>
+      <w:proofErr w:type="spellStart"/>
+      <w:r>
+        <w:t>FileInputStream</w:t>
+      </w:r>
+      <w:proofErr w:type="spellEnd"/>
+      <w:r>
+        <w:t xml:space="preserve"> em que lê 4 bytes transformando a </w:t>
+      </w:r>
+      <w:proofErr w:type="spellStart"/>
+      <w:r>
+        <w:t>string</w:t>
+      </w:r>
+      <w:proofErr w:type="spellEnd"/>
+      <w:r>
+        <w:t xml:space="preserve"> de binários em </w:t>
+      </w:r>
+      <w:proofErr w:type="spellStart"/>
+      <w:r>
+        <w:t>Int</w:t>
+      </w:r>
+      <w:proofErr w:type="spellEnd"/>
+      <w:r>
+        <w:t xml:space="preserve"> e são guardados num vetor. No fim para ambos os casos a </w:t>
+      </w:r>
+      <w:proofErr w:type="spellStart"/>
+      <w:r>
+        <w:t>class</w:t>
+      </w:r>
+      <w:proofErr w:type="spellEnd"/>
+      <w:r>
+        <w:t xml:space="preserve"> devolve o vetor.</w:t>
+      </w:r>
+    </w:p>
+    <w:p>
+      <w:r>
+        <w:t xml:space="preserve">Voltando ao </w:t>
+      </w:r>
+      <w:proofErr w:type="spellStart"/>
+      <w:r>
+        <w:t>Main</w:t>
+      </w:r>
+      <w:proofErr w:type="spellEnd"/>
+      <w:r>
+        <w:t xml:space="preserve">, é utilizado o algoritmo escolhido para ordenar o vetor. Para isso é chamado a </w:t>
+      </w:r>
+      <w:proofErr w:type="spellStart"/>
+      <w:r>
+        <w:t>class</w:t>
+      </w:r>
+      <w:proofErr w:type="spellEnd"/>
+      <w:r>
+        <w:t xml:space="preserve"> associada ao algoritmo. Cada algoritmo vai refletir a sua funcionalidade como referido anteriormente. </w:t>
+      </w:r>
+    </w:p>
+    <w:p>
+      <w:r>
+        <w:t xml:space="preserve">De seguida é preparado o ficheiro de output. Neste caso é dividido o nome original do ficheiro no seu nome e extensão e é adicionado o caminho para a pasta outputs com um complemento “_ordenado” e a extensão (binário ou </w:t>
+      </w:r>
+      <w:proofErr w:type="spellStart"/>
+      <w:r>
+        <w:t>txt</w:t>
+      </w:r>
+      <w:proofErr w:type="spellEnd"/>
+      <w:r>
+        <w:t>).</w:t>
+      </w:r>
+    </w:p>
+    <w:p>
+      <w:r>
+        <w:t xml:space="preserve">Por fim é terminado a contagem de tempo e é enviado o algoritmo escolhido, a duração do programa e o </w:t>
+      </w:r>
+      <w:proofErr w:type="gramStart"/>
+      <w:r>
+        <w:t>numero</w:t>
+      </w:r>
+      <w:proofErr w:type="gramEnd"/>
+      <w:r>
+        <w:t xml:space="preserve"> de argumentos para a </w:t>
+      </w:r>
+      <w:proofErr w:type="spellStart"/>
+      <w:r>
+        <w:t>class</w:t>
+      </w:r>
+      <w:proofErr w:type="spellEnd"/>
+      <w:r>
+        <w:t xml:space="preserve"> Log função </w:t>
+      </w:r>
+      <w:proofErr w:type="spellStart"/>
+      <w:r>
+        <w:t>escrever_log</w:t>
+      </w:r>
+      <w:proofErr w:type="spellEnd"/>
+      <w:r>
+        <w:t xml:space="preserve"> em que é adicionado uma linha nova para o ficheiro de texto log.txt contendo esses mesmos dados.</w:t>
+      </w:r>
+      <w:r>
+        <w:t xml:space="preserve">  </w:t>
+      </w:r>
+    </w:p>
+    <w:p>
+      <w:pPr>
+        <w:pStyle w:val="Ttulo1"/>
+      </w:pPr>
+      <w:r>
+        <w:t>ESTRUTURA DO FICHEIRO A ORDENA</w:t>
+      </w:r>
+      <w:r>
+        <w:t>ção</w:t>
+      </w:r>
+    </w:p>
+    <w:p>
+      <w:r>
+        <w:t xml:space="preserve">O </w:t>
+      </w:r>
+      <w:r>
+        <w:t xml:space="preserve">programa está preparado para ordenar ficheiros de texto e binários. O ficheiro de texto tem um valor em cada linha tornando fácil a sua leitura. O ficheiro binário tem todos os valores numa </w:t>
+      </w:r>
+      <w:proofErr w:type="spellStart"/>
+      <w:r>
+        <w:t>string</w:t>
+      </w:r>
+      <w:proofErr w:type="spellEnd"/>
+      <w:r>
+        <w:t xml:space="preserve"> de binário continua. Facilitando a leitura visto que há a possibilidade de dividir o total de valores binários pelo tamanho alocado para números. Neste caso 4 bytes</w:t>
+      </w:r>
+      <w:r>
+        <w:t xml:space="preserve"> ser descrito o modo de utilização/funcionamento do programa.</w:t>
+      </w:r>
+    </w:p>
+    <w:p/>
+    <w:p>
+      <w:pPr>
+        <w:pStyle w:val="Ttulo1"/>
+      </w:pPr>
+      <w:r>
+        <w:t>ESTUDO COMPARATIVO DE DESEMPENH</w:t>
+      </w:r>
+      <w:r>
+        <w:t>o</w:t>
+      </w:r>
+    </w:p>
+    <w:p>
+      <w:r>
+        <w:t xml:space="preserve">Método. O tempo foi medido com </w:t>
+      </w:r>
+      <w:proofErr w:type="spellStart"/>
+      <w:r>
+        <w:t>System.nanoTime</w:t>
+      </w:r>
+      <w:proofErr w:type="spellEnd"/>
+      <w:r>
+        <w:t>() ao longo de toda a execução do programa (leitura do ficheiro, ordenação e escrita do resultado) e registado em log.txt. Cada algoritmo foi executado 10 vezes sobre o mesmo ficheiro de 5.000 inteiros, e usou-se a média das 10 execuções.</w:t>
+      </w:r>
+    </w:p>
+    <w:p>
+      <w:r>
+        <w:t>Análise (n = 5.000). A ordem dos algoritmos é clara e estável: em nenhuma das 10 execuções os intervalos se sobrepõem (</w:t>
+      </w:r>
+      <w:proofErr w:type="spellStart"/>
+      <w:r>
+        <w:t>Bubble</w:t>
+      </w:r>
+      <w:proofErr w:type="spellEnd"/>
+      <w:r>
         <w:t xml:space="preserve"> </w:t>
       </w:r>
-      <w:r>
-        <w:t xml:space="preserve">e </w:t>
-      </w:r>
-      <w:proofErr w:type="spellStart"/>
-      <w:r>
-        <w:rPr>
-          <w:i/>
-          <w:iCs/>
-          <w:highlight w:val="lightGray"/>
-        </w:rPr>
-        <w:t>FileReader</w:t>
-      </w:r>
-      <w:proofErr w:type="spellEnd"/>
-      <w:r>
-        <w:t xml:space="preserve"> o ficheiro correndo “n” </w:t>
-      </w:r>
-      <w:proofErr w:type="gramStart"/>
-      <w:r>
-        <w:t>linhas equivalente</w:t>
-      </w:r>
-      <w:proofErr w:type="gramEnd"/>
-      <w:r>
-        <w:t xml:space="preserve"> ao numero de </w:t>
-      </w:r>
-      <w:proofErr w:type="spellStart"/>
-      <w:r>
-        <w:t>interios</w:t>
-      </w:r>
-      <w:proofErr w:type="spellEnd"/>
-      <w:r>
-        <w:t xml:space="preserve"> a ordenar e são convertidos para </w:t>
-      </w:r>
-      <w:proofErr w:type="spellStart"/>
-      <w:r>
-        <w:t>Int</w:t>
-      </w:r>
-      <w:proofErr w:type="spellEnd"/>
-      <w:r>
-        <w:t xml:space="preserve"> e guardados num vetor. No caso de binário é utilizado o </w:t>
-      </w:r>
-      <w:proofErr w:type="spellStart"/>
-      <w:r>
-        <w:rPr>
-          <w:i/>
-          <w:iCs/>
-          <w:highlight w:val="lightGray"/>
-        </w:rPr>
-        <w:t>DataInputStream</w:t>
-      </w:r>
-      <w:proofErr w:type="spellEnd"/>
-      <w:r>
-        <w:t xml:space="preserve"> e </w:t>
-      </w:r>
-      <w:proofErr w:type="spellStart"/>
-      <w:r>
-        <w:rPr>
-          <w:i/>
-          <w:iCs/>
-          <w:highlight w:val="lightGray"/>
-        </w:rPr>
-        <w:t>FileInputStream</w:t>
-      </w:r>
-      <w:proofErr w:type="spellEnd"/>
-      <w:r>
-        <w:t xml:space="preserve"> em que lê 4 bytes transformando a </w:t>
-      </w:r>
-      <w:proofErr w:type="spellStart"/>
-      <w:r>
-        <w:t>string</w:t>
-      </w:r>
-      <w:proofErr w:type="spellEnd"/>
-      <w:r>
-        <w:t xml:space="preserve"> de binários em </w:t>
-      </w:r>
-      <w:proofErr w:type="spellStart"/>
-      <w:r>
-        <w:t>Int</w:t>
-      </w:r>
-      <w:proofErr w:type="spellEnd"/>
-      <w:r>
-        <w:t xml:space="preserve"> e são guardados num vetor. No fim para ambos os casos a </w:t>
-      </w:r>
-      <w:proofErr w:type="spellStart"/>
-      <w:r>
-        <w:t>class</w:t>
-      </w:r>
-      <w:proofErr w:type="spellEnd"/>
-      <w:r>
-        <w:t xml:space="preserve"> devolve o vetor.</w:t>
-      </w:r>
-    </w:p>
-    <w:p>
+      <w:proofErr w:type="spellStart"/>
+      <w:r>
+        <w:t>Sort</w:t>
+      </w:r>
+      <w:proofErr w:type="spellEnd"/>
+      <w:r>
+        <w:t xml:space="preserve"> entre 55,3 e 57,9 </w:t>
+      </w:r>
+      <w:proofErr w:type="spellStart"/>
+      <w:r>
+        <w:t>ms</w:t>
+      </w:r>
+      <w:proofErr w:type="spellEnd"/>
+      <w:r>
+        <w:t xml:space="preserve">, </w:t>
+      </w:r>
+      <w:proofErr w:type="spellStart"/>
+      <w:r>
+        <w:t>Insertion</w:t>
+      </w:r>
+      <w:proofErr w:type="spellEnd"/>
       <w:r>
         <w:t xml:space="preserve"> </w:t>
       </w:r>
-    </w:p>
-    <w:p>
-      <w:r>
-        <w:t>Nesta</w:t>
-      </w:r>
+      <w:proofErr w:type="spellStart"/>
+      <w:r>
+        <w:t>Sort</w:t>
+      </w:r>
+      <w:proofErr w:type="spellEnd"/>
+      <w:r>
+        <w:t xml:space="preserve"> entre 29,7 e 32,7 </w:t>
+      </w:r>
+      <w:proofErr w:type="spellStart"/>
+      <w:r>
+        <w:t>ms</w:t>
+      </w:r>
+      <w:proofErr w:type="spellEnd"/>
+      <w:r>
+        <w:t xml:space="preserve">, </w:t>
+      </w:r>
+      <w:proofErr w:type="spellStart"/>
+      <w:r>
+        <w:t>Quick</w:t>
+      </w:r>
+      <w:proofErr w:type="spellEnd"/>
       <w:r>
         <w:t xml:space="preserve"> </w:t>
       </w:r>
-      <w:r>
-        <w:t>secção</w:t>
-      </w:r>
-      <w:r>
-        <w:t xml:space="preserve"> deverão ser descritas as classes </w:t>
-      </w:r>
-      <w:r>
-        <w:t>definidas para o v</w:t>
-      </w:r>
-      <w:r>
-        <w:t>osso programa.</w:t>
-      </w:r>
+      <w:proofErr w:type="spellStart"/>
+      <w:r>
+        <w:t>Sort</w:t>
+      </w:r>
+      <w:proofErr w:type="spellEnd"/>
+      <w:r>
+        <w:t xml:space="preserve"> entre 23,1 e 25,9 </w:t>
+      </w:r>
+      <w:proofErr w:type="spellStart"/>
+      <w:r>
+        <w:t>ms</w:t>
+      </w:r>
+      <w:proofErr w:type="spellEnd"/>
+      <w:r>
+        <w:t xml:space="preserve">). O </w:t>
+      </w:r>
+      <w:proofErr w:type="spellStart"/>
+      <w:r>
+        <w:t>Quick</w:t>
+      </w:r>
+      <w:proofErr w:type="spellEnd"/>
       <w:r>
         <w:t xml:space="preserve"> </w:t>
       </w:r>
-      <w:r>
-        <w:t>Deverão ser salientadas</w:t>
-      </w:r>
-      <w:r>
-        <w:t>, as</w:t>
-      </w:r>
+      <w:proofErr w:type="spellStart"/>
+      <w:r>
+        <w:t>Sort</w:t>
+      </w:r>
+      <w:proofErr w:type="spellEnd"/>
+      <w:r>
+        <w:t xml:space="preserve"> foi o mais rápido, 2,3 vezes mais que o </w:t>
+      </w:r>
+      <w:proofErr w:type="spellStart"/>
+      <w:r>
+        <w:t>Bubble</w:t>
+      </w:r>
+      <w:proofErr w:type="spellEnd"/>
       <w:r>
         <w:t xml:space="preserve"> </w:t>
       </w:r>
-      <w:r>
-        <w:t>relações</w:t>
-      </w:r>
-      <w:r>
-        <w:t>,</w:t>
-      </w:r>
+      <w:proofErr w:type="spellStart"/>
+      <w:r>
+        <w:t>Sort</w:t>
+      </w:r>
+      <w:proofErr w:type="spellEnd"/>
+      <w:r>
+        <w:t xml:space="preserve"> e 1,3 vezes mais que o </w:t>
+      </w:r>
+      <w:proofErr w:type="spellStart"/>
+      <w:r>
+        <w:t>Insertion</w:t>
+      </w:r>
+      <w:proofErr w:type="spellEnd"/>
       <w:r>
         <w:t xml:space="preserve"> </w:t>
       </w:r>
-      <w:r>
-        <w:t>ex</w:t>
-      </w:r>
-      <w:r>
-        <w:t>istentes</w:t>
-      </w:r>
-      <w:r>
-        <w:t xml:space="preserve"> entre elas</w:t>
-      </w:r>
-      <w:r>
-        <w:t>.</w:t>
-      </w:r>
+      <w:proofErr w:type="spellStart"/>
+      <w:r>
+        <w:t>Sort</w:t>
+      </w:r>
+      <w:proofErr w:type="spellEnd"/>
+      <w:r>
+        <w:t xml:space="preserve">, e o </w:t>
+      </w:r>
+      <w:proofErr w:type="spellStart"/>
+      <w:r>
+        <w:t>Insertion</w:t>
+      </w:r>
+      <w:proofErr w:type="spellEnd"/>
       <w:r>
         <w:t xml:space="preserve"> </w:t>
       </w:r>
-      <w:r>
-        <w:t>Eventualmente</w:t>
-      </w:r>
-      <w:r>
-        <w:t>,</w:t>
-      </w:r>
+      <w:proofErr w:type="spellStart"/>
+      <w:r>
+        <w:t>Sort</w:t>
+      </w:r>
+      <w:proofErr w:type="spellEnd"/>
+      <w:r>
+        <w:t xml:space="preserve"> foi 1,8 vezes mais rápido que o </w:t>
+      </w:r>
+      <w:proofErr w:type="spellStart"/>
+      <w:r>
+        <w:t>Bubble</w:t>
+      </w:r>
+      <w:proofErr w:type="spellEnd"/>
       <w:r>
         <w:t xml:space="preserve"> </w:t>
       </w:r>
-      <w:r>
-        <w:t>poderá ser apropriado inserir imagem gráfica para melhor expor as ditas relaç</w:t>
-      </w:r>
-      <w:r>
-        <w:t xml:space="preserve">ões. As imagens, tabelas e figuras devem ser inseridas o mais próximo do texto que as referenciem. Estes elementos não devem aparecer no artigo sem serem referenciadas. Também deverão ter </w:t>
-      </w:r>
-      <w:r>
-        <w:t>número</w:t>
-      </w:r>
-      <w:r>
-        <w:t xml:space="preserve"> e legenda explicando o seu conteúdo</w:t>
-      </w:r>
-      <w:r>
-        <w:t>, ver Tabela1</w:t>
-      </w:r>
-      <w:r>
-        <w:t>.</w:t>
-      </w:r>
-    </w:p>
-    <w:p>
-      <w:r>
-        <w:t xml:space="preserve">Se necessário as imagens podem ocupar a largura das duas colunas, sem ultrapassar os limites das margens laterais.  </w:t>
+      <w:proofErr w:type="spellStart"/>
+      <w:r>
+        <w:t>Sort</w:t>
+      </w:r>
+      <w:proofErr w:type="spellEnd"/>
+      <w:r>
+        <w:t xml:space="preserve">. </w:t>
+      </w:r>
+    </w:p>
+    <w:p>
+      <w:r>
+        <w:t>Isto concorda com o esperado teórico. As diferenças medidas são, no entanto, menores do que as teóricas, porque o tempo registado inclui a leitura e a escrita dos ficheiros,</w:t>
       </w:r>
     </w:p>
     <w:p>
       <w:pPr>
         <w:pStyle w:val="Ttulo1"/>
-        <w:rPr>
-          <w:lang w:val="en-GB"/>
-        </w:rPr>
-      </w:pPr>
-      <w:r>
-        <w:rPr>
-          <w:lang w:val="en-GB"/>
-        </w:rPr>
-        <w:t>MODO FUNCIONAMENTO</w:t>
-      </w:r>
-    </w:p>
-    <w:p>
-      <w:r>
-        <w:t>Aqui pode ser descrito o modo de utilização/funcionamento do programa</w:t>
-      </w:r>
-      <w:r>
-        <w:t>.</w:t>
-      </w:r>
-    </w:p>
-    <w:p>
-      <w:pPr>
-        <w:pStyle w:val="Ttulo2"/>
-      </w:pPr>
-      <w:r>
-        <w:t>Ficheiros de entrada</w:t>
-      </w:r>
-    </w:p>
-    <w:p>
-      <w:r>
-        <w:t>O programa aceita os seguintes tipos de ficheiro</w:t>
-      </w:r>
-      <w:r>
-        <w:t>:</w:t>
-      </w:r>
-    </w:p>
-    <w:p>
-      <w:pPr>
-        <w:pStyle w:val="Listanumerada3"/>
-        <w:numPr>
-          <w:ilvl w:val="0"/>
-          <w:numId w:val="23"/>
-        </w:numPr>
-        <w:ind w:left="357" w:hanging="357"/>
-      </w:pPr>
-      <w:r>
-        <w:t>Binários</w:t>
-      </w:r>
-      <w:r>
-        <w:t>,</w:t>
-      </w:r>
-      <w:r>
-        <w:t xml:space="preserve"> contendo inteiros com 4 </w:t>
-      </w:r>
-      <w:r>
-        <w:rPr>
-          <w:i/>
-        </w:rPr>
-        <w:t>bytes</w:t>
-      </w:r>
-      <w:r>
-        <w:t xml:space="preserve"> cada</w:t>
-      </w:r>
-      <w:r>
-        <w:t>.</w:t>
-      </w:r>
-    </w:p>
-    <w:p>
-      <w:pPr>
-        <w:pStyle w:val="Listanumerada3"/>
-        <w:numPr>
-          <w:ilvl w:val="0"/>
-          <w:numId w:val="23"/>
-        </w:numPr>
-        <w:ind w:left="357" w:hanging="357"/>
-      </w:pPr>
-      <w:r>
-        <w:t>Texto</w:t>
-      </w:r>
-      <w:r>
-        <w:t>,</w:t>
-      </w:r>
-      <w:r>
-        <w:t xml:space="preserve"> contendo um número inteiro por linha</w:t>
-      </w:r>
-    </w:p>
-    <w:p>
-      <w:pPr>
-        <w:rPr>
-          <w:u w:val="single"/>
-        </w:rPr>
-      </w:pPr>
-      <w:r>
-        <w:t>Exemplos podem ser desc</w:t>
-      </w:r>
-      <w:r>
-        <w:t>a</w:t>
-      </w:r>
-      <w:r>
-        <w:t>rregado</w:t>
-      </w:r>
-      <w:r>
-        <w:t>s</w:t>
-      </w:r>
-      <w:r>
-        <w:t xml:space="preserve"> do </w:t>
-      </w:r>
-      <w:proofErr w:type="gramStart"/>
-      <w:r>
-        <w:t>sitio</w:t>
-      </w:r>
-      <w:proofErr w:type="gramEnd"/>
-      <w:r>
-        <w:t xml:space="preserve"> referenciado em </w:t>
-      </w:r>
-      <w:r>
-        <w:t>[</w:t>
-      </w:r>
-      <w:r>
-        <w:t>3</w:t>
-      </w:r>
-      <w:r>
-        <w:t>].</w:t>
-      </w:r>
-    </w:p>
-    <w:p>
-      <w:pPr>
-        <w:pStyle w:val="Ttulo2"/>
-      </w:pPr>
-      <w:r>
-        <w:t>Condições especiais</w:t>
-      </w:r>
-    </w:p>
-    <w:p>
-      <w:r>
-        <w:t>Alguma situação de funcionamento excepcional</w:t>
-      </w:r>
-      <w:r>
-        <w:t>.</w:t>
-      </w:r>
-    </w:p>
-    <w:p>
-      <w:pPr>
-        <w:pStyle w:val="Ttulo1"/>
-        <w:rPr>
-          <w:lang w:val="en-GB"/>
-        </w:rPr>
-      </w:pPr>
-      <w:r>
-        <w:rPr>
-          <w:lang w:val="en-GB"/>
-        </w:rPr>
-        <w:t>CONCLUSÕES E TRABALHO FUTURO</w:t>
-      </w:r>
-    </w:p>
-    <w:p>
-      <w:r>
-        <w:t>No final de um relatório desta natureza devem ser sempre</w:t>
-      </w:r>
-      <w:r>
-        <w:t xml:space="preserve"> enunciadas conclusões técnicas do trabalho implementado</w:t>
-      </w:r>
-      <w:r>
-        <w:t>.</w:t>
-      </w:r>
-      <w:r>
-        <w:t xml:space="preserve"> </w:t>
-      </w:r>
-      <w:r>
-        <w:t xml:space="preserve">As conclusões devem ser sempre acompanhadas de observações sobre as eventuais alternativas às escolhas efectuadas. </w:t>
-      </w:r>
-    </w:p>
-    <w:p>
-      <w:r>
-        <w:t xml:space="preserve">No final desta secção poderão descrever futuros trabalhos que poderão melhorar a eficiência do programa. </w:t>
-      </w:r>
-    </w:p>
-    <w:p>
-      <w:pPr>
-        <w:pStyle w:val="Ttulo1"/>
-        <w:rPr>
-          <w:lang w:val="en-GB"/>
-        </w:rPr>
-      </w:pPr>
-      <w:r>
-        <w:rPr>
-          <w:lang w:val="en-GB"/>
-        </w:rPr>
-        <w:t>A</w:t>
-      </w:r>
-      <w:r>
-        <w:rPr>
-          <w:lang w:val="en-GB"/>
-        </w:rPr>
-        <w:t>GRADECIMENTOS</w:t>
-      </w:r>
-    </w:p>
-    <w:p>
-      <w:r>
-        <w:t xml:space="preserve">A </w:t>
-      </w:r>
-      <w:r>
-        <w:t>existir</w:t>
-      </w:r>
-      <w:r>
-        <w:t>,</w:t>
-      </w:r>
-      <w:r>
-        <w:t xml:space="preserve"> os agradeci</w:t>
-      </w:r>
-      <w:r>
-        <w:t>mentos devem ser sempre na última secção antes das refer</w:t>
-      </w:r>
-      <w:r>
-        <w:t>ê</w:t>
-      </w:r>
-      <w:r>
-        <w:t>ncias</w:t>
-      </w:r>
-      <w:r>
-        <w:t xml:space="preserve"> [1]</w:t>
-      </w:r>
-      <w:r>
-        <w:t xml:space="preserve">. </w:t>
-      </w:r>
-    </w:p>
-    <w:p>
-      <w:pPr>
-        <w:pStyle w:val="Ttulo1"/>
-        <w:rPr>
-          <w:lang w:val="en-GB"/>
-        </w:rPr>
-      </w:pPr>
-      <w:r>
-        <w:rPr>
-          <w:lang w:val="en-GB"/>
-        </w:rPr>
+      </w:pPr>
+      <w:r>
         <w:lastRenderedPageBreak/>
-        <w:t>RefeRências</w:t>
-      </w:r>
-    </w:p>
-    <w:p>
-      <w:pPr>
-        <w:pStyle w:val="References"/>
-      </w:pPr>
-      <w:r>
-        <w:rPr>
-          <w:lang w:val="en-GB"/>
-        </w:rPr>
-        <w:t>[</w:t>
-      </w:r>
-      <w:r>
-        <w:rPr>
-          <w:lang w:val="en-GB"/>
-        </w:rPr>
-        <w:t>1</w:t>
-      </w:r>
-      <w:r>
-        <w:rPr>
-          <w:lang w:val="en-GB"/>
-        </w:rPr>
-        <w:t xml:space="preserve">] R.E. Anderson. Social impacts of computing: Codes of professional ethics. </w:t>
-      </w:r>
-      <w:r>
-        <w:rPr>
-          <w:i/>
-        </w:rPr>
-        <w:t>Social Science Computing Review</w:t>
-      </w:r>
-      <w:r>
-        <w:t>, 2 (Winter 1992), 453-469.</w:t>
-      </w:r>
-    </w:p>
-    <w:p>
-      <w:pPr>
-        <w:pStyle w:val="References"/>
-        <w:rPr>
-          <w:rFonts w:ascii="Courier" w:hAnsi="Courier"/>
-          <w:sz w:val="16"/>
-          <w:lang w:val="en-US"/>
-        </w:rPr>
-      </w:pPr>
-      <w:r>
-        <w:t>[</w:t>
-      </w:r>
-      <w:r>
-        <w:t>2</w:t>
-      </w:r>
-      <w:r>
-        <w:t xml:space="preserve">] Jorge, Joaquim A, Santos, Santos, Beatriz Sousa et. </w:t>
-      </w:r>
-      <w:r>
-        <w:rPr>
-          <w:lang w:val="en-US"/>
-        </w:rPr>
-        <w:t>A</w:t>
-      </w:r>
-      <w:r>
-        <w:rPr>
-          <w:lang w:val="en-US"/>
-        </w:rPr>
-        <w:t xml:space="preserve">l. </w:t>
-      </w:r>
-      <w:proofErr w:type="spellStart"/>
-      <w:r>
-        <w:rPr>
-          <w:lang w:val="en-GB"/>
-        </w:rPr>
-        <w:t>VIRtual</w:t>
-      </w:r>
-      <w:proofErr w:type="spellEnd"/>
-      <w:r>
-        <w:rPr>
-          <w:lang w:val="en-GB"/>
-        </w:rPr>
-        <w:t xml:space="preserve"> Journal submission format, May 2000. </w:t>
-      </w:r>
-      <w:r>
-        <w:rPr>
-          <w:rFonts w:ascii="Courier" w:hAnsi="Courier"/>
-          <w:sz w:val="16"/>
-          <w:lang w:val="en-US"/>
-        </w:rPr>
-        <w:t>&lt;http://virtual.inesc.pt/style/template.pdf&gt;</w:t>
-      </w:r>
-    </w:p>
-    <w:p>
-      <w:pPr>
-        <w:pStyle w:val="References"/>
-      </w:pPr>
-      <w:r>
-        <w:t>[3</w:t>
-      </w:r>
-      <w:r>
-        <w:t xml:space="preserve">] </w:t>
-      </w:r>
-      <w:r>
-        <w:t xml:space="preserve">Lam, </w:t>
-      </w:r>
-      <w:proofErr w:type="gramStart"/>
-      <w:r>
-        <w:t>R.</w:t>
-      </w:r>
-      <w:r>
-        <w:t>.</w:t>
-      </w:r>
-      <w:proofErr w:type="gramEnd"/>
-      <w:r>
-        <w:t xml:space="preserve"> </w:t>
-      </w:r>
-      <w:r>
-        <w:t xml:space="preserve">Ficheiros para ordenação, </w:t>
-      </w:r>
-      <w:proofErr w:type="gramStart"/>
-      <w:r>
-        <w:t>Novembro</w:t>
-      </w:r>
-      <w:proofErr w:type="gramEnd"/>
-      <w:r>
-        <w:t xml:space="preserve"> 2012</w:t>
-      </w:r>
-      <w:r>
-        <w:t>.</w:t>
-      </w:r>
-    </w:p>
-    <w:p>
-      <w:pPr>
-        <w:pStyle w:val="References"/>
-      </w:pPr>
-      <w:r>
-        <w:rPr>
-          <w:rFonts w:ascii="Courier" w:hAnsi="Courier"/>
-          <w:sz w:val="16"/>
-        </w:rPr>
-        <w:t>&lt;http://w3.ualg</w:t>
-      </w:r>
-      <w:r>
-        <w:rPr>
-          <w:rFonts w:ascii="Courier" w:hAnsi="Courier"/>
-          <w:sz w:val="16"/>
-        </w:rPr>
-        <w:t>.pt/</w:t>
-      </w:r>
-      <w:r>
-        <w:rPr>
-          <w:rFonts w:ascii="Courier" w:hAnsi="Courier"/>
-          <w:sz w:val="16"/>
-        </w:rPr>
-        <w:t>~rlam</w:t>
-      </w:r>
-      <w:r>
-        <w:rPr>
-          <w:rFonts w:ascii="Courier" w:hAnsi="Courier"/>
-          <w:sz w:val="16"/>
-        </w:rPr>
-        <w:t>/</w:t>
-      </w:r>
-      <w:r>
-        <w:rPr>
-          <w:rFonts w:ascii="Courier" w:hAnsi="Courier"/>
-          <w:sz w:val="16"/>
-        </w:rPr>
-        <w:t>FicheiroOrdenacao.html</w:t>
-      </w:r>
-      <w:r>
-        <w:rPr>
-          <w:rFonts w:ascii="Courier" w:hAnsi="Courier"/>
-          <w:sz w:val="16"/>
-        </w:rPr>
-        <w:t>&gt;</w:t>
-      </w:r>
-    </w:p>
-    <w:p/>
-    <w:tbl>
-      <w:tblPr>
-        <w:tblW w:w="0" w:type="auto"/>
-        <w:jc w:val="center"/>
-        <w:tblBorders>
-          <w:top w:val="single" w:sz="6" w:space="0" w:color="000000"/>
-          <w:left w:val="single" w:sz="6" w:space="0" w:color="000000"/>
-          <w:bottom w:val="single" w:sz="6" w:space="0" w:color="000000"/>
-          <w:right w:val="single" w:sz="6" w:space="0" w:color="000000"/>
-          <w:insideH w:val="single" w:sz="6" w:space="0" w:color="000000"/>
-          <w:insideV w:val="single" w:sz="6" w:space="0" w:color="000000"/>
-        </w:tblBorders>
-        <w:tblLayout w:type="fixed"/>
-        <w:tblLook w:val="00A0" w:firstRow="1" w:lastRow="0" w:firstColumn="1" w:lastColumn="0" w:noHBand="0" w:noVBand="0"/>
-      </w:tblPr>
-      <w:tblGrid>
-        <w:gridCol w:w="1785"/>
-        <w:gridCol w:w="2977"/>
-      </w:tblGrid>
-      <w:tr>
-        <w:trPr>
-          <w:jc w:val="center"/>
-        </w:trPr>
-        <w:tc>
-          <w:tcPr>
-            <w:tcW w:w="1785" w:type="dxa"/>
-            <w:tcBorders>
-              <w:top w:val="single" w:sz="4" w:space="0" w:color="auto"/>
-              <w:left w:val="single" w:sz="4" w:space="0" w:color="auto"/>
-              <w:bottom w:val="double" w:sz="4" w:space="0" w:color="auto"/>
-              <w:right w:val="single" w:sz="4" w:space="0" w:color="auto"/>
-            </w:tcBorders>
-            <w:vAlign w:val="center"/>
-          </w:tcPr>
-          <w:p>
-            <w:pPr>
-              <w:rPr>
-                <w:lang w:val="en-GB"/>
-              </w:rPr>
-            </w:pPr>
-            <w:r>
-              <w:rPr>
-                <w:lang w:val="en-GB"/>
-              </w:rPr>
-              <w:t>Style Name</w:t>
-            </w:r>
-          </w:p>
-        </w:tc>
-        <w:tc>
-          <w:tcPr>
-            <w:tcW w:w="2977" w:type="dxa"/>
-            <w:tcBorders>
-              <w:top w:val="single" w:sz="4" w:space="0" w:color="auto"/>
-              <w:left w:val="single" w:sz="4" w:space="0" w:color="auto"/>
-              <w:bottom w:val="double" w:sz="4" w:space="0" w:color="auto"/>
-              <w:right w:val="single" w:sz="4" w:space="0" w:color="auto"/>
-            </w:tcBorders>
-            <w:vAlign w:val="center"/>
-          </w:tcPr>
-          <w:p>
-            <w:pPr>
-              <w:pStyle w:val="Rodap"/>
-              <w:tabs>
-                <w:tab w:val="clear" w:pos="4153"/>
-                <w:tab w:val="clear" w:pos="8306"/>
-              </w:tabs>
-              <w:spacing w:after="0"/>
-              <w:rPr>
-                <w:lang w:val="en-GB"/>
-              </w:rPr>
-            </w:pPr>
-            <w:r>
-              <w:rPr>
-                <w:lang w:val="en-GB"/>
-              </w:rPr>
-              <w:t>Format</w:t>
-            </w:r>
-          </w:p>
-        </w:tc>
-      </w:tr>
-      <w:tr>
-        <w:trPr>
-          <w:jc w:val="center"/>
-        </w:trPr>
-        <w:tc>
-          <w:tcPr>
-            <w:tcW w:w="1785" w:type="dxa"/>
-            <w:tcBorders>
-              <w:top w:val="nil"/>
-            </w:tcBorders>
-            <w:vAlign w:val="center"/>
-          </w:tcPr>
-          <w:p>
-            <w:pPr>
-              <w:rPr>
-                <w:lang w:val="en-GB"/>
-              </w:rPr>
-            </w:pPr>
-            <w:r>
-              <w:rPr>
-                <w:lang w:val="en-GB"/>
-              </w:rPr>
-              <w:t>Normal</w:t>
-            </w:r>
-          </w:p>
-        </w:tc>
-        <w:tc>
-          <w:tcPr>
-            <w:tcW w:w="2977" w:type="dxa"/>
-            <w:tcBorders>
-              <w:top w:val="nil"/>
-            </w:tcBorders>
-            <w:vAlign w:val="center"/>
-          </w:tcPr>
-          <w:p>
-            <w:pPr>
-              <w:pStyle w:val="Rodap"/>
-              <w:tabs>
-                <w:tab w:val="clear" w:pos="4153"/>
-                <w:tab w:val="clear" w:pos="8306"/>
-              </w:tabs>
-              <w:spacing w:after="0"/>
-              <w:rPr>
-                <w:lang w:val="en-GB"/>
-              </w:rPr>
-            </w:pPr>
-            <w:r>
-              <w:rPr>
-                <w:lang w:val="en-GB"/>
-              </w:rPr>
-              <w:t xml:space="preserve">Font: Times New Roman 10 pt + Justified </w:t>
-            </w:r>
-            <w:proofErr w:type="gramStart"/>
-            <w:r>
-              <w:rPr>
-                <w:lang w:val="en-GB"/>
-              </w:rPr>
-              <w:t>+  Single</w:t>
-            </w:r>
-            <w:proofErr w:type="gramEnd"/>
-            <w:r>
-              <w:rPr>
-                <w:lang w:val="en-GB"/>
-              </w:rPr>
-              <w:t xml:space="preserve"> line spacing + Space after 4 pt</w:t>
-            </w:r>
-          </w:p>
-        </w:tc>
-      </w:tr>
-      <w:tr>
-        <w:trPr>
-          <w:jc w:val="center"/>
-        </w:trPr>
-        <w:tc>
-          <w:tcPr>
-            <w:tcW w:w="1785" w:type="dxa"/>
-            <w:vAlign w:val="center"/>
-          </w:tcPr>
-          <w:p>
-            <w:pPr>
-              <w:pStyle w:val="Abstract"/>
-              <w:rPr>
-                <w:lang w:val="en-GB"/>
-              </w:rPr>
-            </w:pPr>
-            <w:r>
-              <w:rPr>
-                <w:lang w:val="en-GB"/>
-              </w:rPr>
-              <w:t>Abstract</w:t>
-            </w:r>
-          </w:p>
-        </w:tc>
-        <w:tc>
-          <w:tcPr>
-            <w:tcW w:w="2977" w:type="dxa"/>
-            <w:vAlign w:val="center"/>
-          </w:tcPr>
-          <w:p>
-            <w:pPr>
-              <w:pStyle w:val="Abstract"/>
-              <w:rPr>
-                <w:lang w:val="en-GB"/>
-              </w:rPr>
-            </w:pPr>
-            <w:r>
-              <w:rPr>
-                <w:lang w:val="en-GB"/>
-              </w:rPr>
-              <w:t>Normal</w:t>
-            </w:r>
-          </w:p>
-        </w:tc>
-      </w:tr>
-      <w:tr>
-        <w:trPr>
-          <w:jc w:val="center"/>
-        </w:trPr>
-        <w:tc>
-          <w:tcPr>
-            <w:tcW w:w="1785" w:type="dxa"/>
-            <w:vAlign w:val="center"/>
-          </w:tcPr>
-          <w:p>
-            <w:pPr>
-              <w:pStyle w:val="Bullet"/>
-              <w:rPr>
-                <w:lang w:val="en-GB"/>
-              </w:rPr>
-            </w:pPr>
-            <w:r>
-              <w:rPr>
-                <w:lang w:val="en-GB"/>
-              </w:rPr>
-              <w:t>1.1 Heading 2</w:t>
-            </w:r>
-          </w:p>
-        </w:tc>
-        <w:tc>
-          <w:tcPr>
-            <w:tcW w:w="2977" w:type="dxa"/>
-            <w:vAlign w:val="center"/>
-          </w:tcPr>
-          <w:p>
-            <w:pPr>
-              <w:spacing w:after="0"/>
-              <w:rPr>
-                <w:lang w:val="en-GB"/>
-              </w:rPr>
-            </w:pPr>
-            <w:r>
-              <w:rPr>
-                <w:lang w:val="en-GB"/>
-              </w:rPr>
-              <w:t>Heading 1 + Not All Caps</w:t>
-            </w:r>
-          </w:p>
-        </w:tc>
-      </w:tr>
-      <w:tr>
-        <w:trPr>
-          <w:jc w:val="center"/>
-        </w:trPr>
-        <w:tc>
-          <w:tcPr>
-            <w:tcW w:w="1785" w:type="dxa"/>
-            <w:vAlign w:val="center"/>
-          </w:tcPr>
-          <w:p>
-            <w:pPr>
-              <w:spacing w:after="0"/>
-              <w:jc w:val="center"/>
-              <w:rPr>
-                <w:lang w:val="en-GB"/>
-              </w:rPr>
-            </w:pPr>
-            <w:r>
-              <w:rPr>
-                <w:lang w:val="en-GB"/>
-              </w:rPr>
-              <w:t>1.1.1 Heading 3</w:t>
-            </w:r>
-          </w:p>
-        </w:tc>
-        <w:tc>
-          <w:tcPr>
-            <w:tcW w:w="2977" w:type="dxa"/>
-            <w:vAlign w:val="center"/>
-          </w:tcPr>
-          <w:p>
-            <w:pPr>
-              <w:spacing w:after="0"/>
-              <w:rPr>
-                <w:lang w:val="en-GB"/>
-              </w:rPr>
-            </w:pPr>
-            <w:r>
-              <w:rPr>
-                <w:lang w:val="en-GB"/>
-              </w:rPr>
-              <w:t>Heading 2 + Not Bold + Italic</w:t>
-            </w:r>
-          </w:p>
-        </w:tc>
-      </w:tr>
-      <w:tr>
-        <w:trPr>
-          <w:jc w:val="center"/>
-        </w:trPr>
-        <w:tc>
-          <w:tcPr>
-            <w:tcW w:w="1785" w:type="dxa"/>
-            <w:vAlign w:val="center"/>
-          </w:tcPr>
-          <w:p>
-            <w:pPr>
-              <w:pStyle w:val="Ttulo1"/>
-              <w:numPr>
-                <w:ilvl w:val="0"/>
-                <w:numId w:val="0"/>
-              </w:numPr>
-              <w:rPr>
-                <w:lang w:val="en-GB"/>
-              </w:rPr>
-            </w:pPr>
-            <w:r>
-              <w:rPr>
-                <w:lang w:val="en-GB"/>
-              </w:rPr>
-              <w:t>List Number</w:t>
-            </w:r>
-          </w:p>
-        </w:tc>
-        <w:tc>
-          <w:tcPr>
-            <w:tcW w:w="2977" w:type="dxa"/>
-            <w:vAlign w:val="center"/>
-          </w:tcPr>
-          <w:p>
-            <w:pPr>
-              <w:spacing w:after="0"/>
-              <w:rPr>
-                <w:lang w:val="en-GB"/>
-              </w:rPr>
-            </w:pPr>
-            <w:r>
-              <w:rPr>
-                <w:lang w:val="en-GB"/>
-              </w:rPr>
-              <w:t>Normal + Hanging: Indent 0,63 + Numbered</w:t>
-            </w:r>
-          </w:p>
-        </w:tc>
-      </w:tr>
-      <w:tr>
-        <w:trPr>
-          <w:jc w:val="center"/>
-        </w:trPr>
-        <w:tc>
-          <w:tcPr>
-            <w:tcW w:w="1785" w:type="dxa"/>
-            <w:vAlign w:val="center"/>
-          </w:tcPr>
-          <w:p>
-            <w:pPr>
-              <w:pStyle w:val="Ttulo2"/>
-              <w:numPr>
-                <w:ilvl w:val="0"/>
-                <w:numId w:val="0"/>
-              </w:numPr>
-              <w:rPr>
-                <w:lang w:val="en-GB"/>
-              </w:rPr>
-            </w:pPr>
-            <w:r>
-              <w:rPr>
-                <w:lang w:val="en-GB"/>
-              </w:rPr>
-              <w:t>Paper-Title</w:t>
-            </w:r>
-          </w:p>
-        </w:tc>
-        <w:tc>
-          <w:tcPr>
-            <w:tcW w:w="2977" w:type="dxa"/>
-            <w:vAlign w:val="center"/>
-          </w:tcPr>
-          <w:p>
-            <w:pPr>
-              <w:spacing w:after="0"/>
-              <w:rPr>
-                <w:lang w:val="en-GB"/>
-              </w:rPr>
-            </w:pPr>
-            <w:r>
-              <w:rPr>
-                <w:lang w:val="en-GB"/>
-              </w:rPr>
-              <w:t xml:space="preserve">Normal + Font: Times New Roman 18 pt + Centred + Space after 8 pt </w:t>
-            </w:r>
-          </w:p>
-        </w:tc>
-      </w:tr>
-      <w:tr>
-        <w:trPr>
-          <w:jc w:val="center"/>
-        </w:trPr>
-        <w:tc>
-          <w:tcPr>
-            <w:tcW w:w="1785" w:type="dxa"/>
-            <w:vAlign w:val="center"/>
-          </w:tcPr>
-          <w:p>
-            <w:pPr>
-              <w:pStyle w:val="Ttulo3"/>
-              <w:numPr>
-                <w:ilvl w:val="0"/>
-                <w:numId w:val="0"/>
-              </w:numPr>
-              <w:rPr>
-                <w:lang w:val="en-GB"/>
-              </w:rPr>
-            </w:pPr>
-            <w:r>
-              <w:rPr>
-                <w:lang w:val="en-GB"/>
-              </w:rPr>
-              <w:t>References</w:t>
-            </w:r>
-          </w:p>
-        </w:tc>
-        <w:tc>
-          <w:tcPr>
-            <w:tcW w:w="2977" w:type="dxa"/>
-            <w:vAlign w:val="center"/>
-          </w:tcPr>
-          <w:p>
-            <w:pPr>
-              <w:spacing w:after="0"/>
-              <w:rPr>
-                <w:lang w:val="en-GB"/>
-              </w:rPr>
-            </w:pPr>
-            <w:r>
-              <w:rPr>
-                <w:lang w:val="en-GB"/>
-              </w:rPr>
-              <w:t xml:space="preserve">Normal + Indent, hanging 0,63 cm </w:t>
-            </w:r>
-          </w:p>
-        </w:tc>
-      </w:tr>
-      <w:tr>
-        <w:trPr>
-          <w:jc w:val="center"/>
-        </w:trPr>
-        <w:tc>
-          <w:tcPr>
-            <w:tcW w:w="1785" w:type="dxa"/>
-            <w:vAlign w:val="center"/>
-          </w:tcPr>
-          <w:p>
-            <w:pPr>
-              <w:pStyle w:val="References"/>
-              <w:numPr>
-                <w:ilvl w:val="0"/>
-                <w:numId w:val="31"/>
-              </w:numPr>
-              <w:spacing w:after="0"/>
-              <w:rPr>
-                <w:lang w:val="en-GB"/>
-              </w:rPr>
-            </w:pPr>
-          </w:p>
-        </w:tc>
-        <w:tc>
-          <w:tcPr>
-            <w:tcW w:w="2977" w:type="dxa"/>
-            <w:vAlign w:val="center"/>
-          </w:tcPr>
-          <w:p>
-            <w:pPr>
-              <w:spacing w:after="0"/>
-              <w:rPr>
-                <w:lang w:val="en-GB"/>
-              </w:rPr>
-            </w:pPr>
-          </w:p>
-        </w:tc>
-      </w:tr>
-      <w:tr>
-        <w:trPr>
-          <w:jc w:val="center"/>
-        </w:trPr>
-        <w:tc>
-          <w:tcPr>
-            <w:tcW w:w="1785" w:type="dxa"/>
-            <w:vAlign w:val="center"/>
-          </w:tcPr>
-          <w:p>
-            <w:pPr>
-              <w:pStyle w:val="Paper-Title"/>
-              <w:rPr>
-                <w:noProof w:val="0"/>
-                <w:lang w:val="en-GB"/>
-              </w:rPr>
-            </w:pPr>
-          </w:p>
-        </w:tc>
-        <w:tc>
-          <w:tcPr>
-            <w:tcW w:w="2977" w:type="dxa"/>
-            <w:vAlign w:val="center"/>
-          </w:tcPr>
-          <w:p>
-            <w:pPr>
-              <w:keepNext/>
-              <w:spacing w:after="0"/>
-              <w:rPr>
-                <w:lang w:val="en-GB"/>
-              </w:rPr>
-            </w:pPr>
-          </w:p>
-        </w:tc>
-      </w:tr>
-      <w:tr>
-        <w:trPr>
-          <w:jc w:val="center"/>
-        </w:trPr>
-        <w:tc>
-          <w:tcPr>
-            <w:tcW w:w="1785" w:type="dxa"/>
-            <w:vAlign w:val="center"/>
-          </w:tcPr>
-          <w:p>
-            <w:pPr>
-              <w:pStyle w:val="References"/>
-              <w:ind w:left="0" w:firstLine="0"/>
-              <w:rPr>
-                <w:lang w:val="en-GB"/>
-              </w:rPr>
-            </w:pPr>
-          </w:p>
-        </w:tc>
-        <w:tc>
-          <w:tcPr>
-            <w:tcW w:w="2977" w:type="dxa"/>
-            <w:vAlign w:val="center"/>
-          </w:tcPr>
-          <w:p>
-            <w:pPr>
-              <w:spacing w:after="0"/>
-              <w:rPr>
-                <w:lang w:val="en-GB"/>
-              </w:rPr>
-            </w:pPr>
-          </w:p>
-        </w:tc>
-      </w:tr>
-    </w:tbl>
-    <w:p>
-      <w:pPr>
-        <w:pStyle w:val="Legenda"/>
-        <w:jc w:val="center"/>
-      </w:pPr>
-      <w:r>
-        <w:t>Tabela</w:t>
-      </w:r>
-      <w:r>
-        <w:t xml:space="preserve"> </w:t>
-      </w:r>
-      <w:r>
-        <w:rPr>
-          <w:lang w:val="en-GB"/>
-        </w:rPr>
-        <w:fldChar w:fldCharType="begin"/>
-      </w:r>
-      <w:r>
-        <w:instrText xml:space="preserve"> SEQ Tabela \* ARABIC </w:instrText>
-      </w:r>
-      <w:r>
-        <w:rPr>
-          <w:lang w:val="en-GB"/>
-        </w:rPr>
-        <w:fldChar w:fldCharType="separate"/>
-      </w:r>
-      <w:r>
-        <w:rPr>
-          <w:noProof/>
-        </w:rPr>
-        <w:t>1</w:t>
-      </w:r>
-      <w:r>
-        <w:rPr>
-          <w:lang w:val="en-GB"/>
-        </w:rPr>
-        <w:fldChar w:fldCharType="end"/>
-      </w:r>
-      <w:r>
-        <w:t xml:space="preserve">: </w:t>
-      </w:r>
-      <w:r>
-        <w:t>Estilos utilizados neste doc</w:t>
-      </w:r>
-      <w:r>
-        <w:t>umento</w:t>
-      </w:r>
-      <w:r>
-        <w:t>.</w:t>
-      </w:r>
-    </w:p>
-    <w:p>
-      <w:pPr>
-        <w:sectPr>
-          <w:footnotePr>
-            <w:pos w:val="beneathText"/>
-          </w:footnotePr>
-          <w:type w:val="continuous"/>
-          <w:pgSz w:w="11907" w:h="16840" w:code="9"/>
-          <w:pgMar w:top="1418" w:right="1077" w:bottom="1418" w:left="1077" w:header="720" w:footer="720" w:gutter="0"/>
-          <w:cols w:num="2" w:space="475"/>
-        </w:sectPr>
-      </w:pPr>
-    </w:p>
-    <w:p>
-      <w:pPr>
-        <w:jc w:val="center"/>
-        <w:rPr>
-          <w:b/>
-          <w:sz w:val="40"/>
-        </w:rPr>
-      </w:pPr>
-      <w:r>
-        <w:rPr>
-          <w:b/>
-          <w:sz w:val="40"/>
-        </w:rPr>
-        <w:t>Na última página as colu</w:t>
-      </w:r>
-      <w:r>
-        <w:rPr>
-          <w:b/>
-          <w:sz w:val="40"/>
-        </w:rPr>
-        <w:t>n</w:t>
-      </w:r>
-      <w:r>
-        <w:rPr>
-          <w:b/>
-          <w:sz w:val="40"/>
-        </w:rPr>
-        <w:t>a</w:t>
-      </w:r>
-      <w:r>
-        <w:rPr>
-          <w:b/>
-          <w:sz w:val="40"/>
-        </w:rPr>
-        <w:t xml:space="preserve">s </w:t>
-      </w:r>
-      <w:r>
-        <w:rPr>
-          <w:b/>
-          <w:sz w:val="40"/>
-        </w:rPr>
-        <w:t>dever</w:t>
-      </w:r>
-      <w:r>
-        <w:rPr>
-          <w:b/>
-          <w:sz w:val="40"/>
-        </w:rPr>
-        <w:t>ão ter a mesma altura</w:t>
-      </w:r>
+        <w:t>Conlusão</w:t>
+      </w:r>
+    </w:p>
+    <w:p>
+      <w:r>
+        <w:t xml:space="preserve">Método. O tempo foi medido com </w:t>
+      </w:r>
+      <w:proofErr w:type="spellStart"/>
+      <w:r>
+        <w:t>System.nanoTime</w:t>
+      </w:r>
+      <w:proofErr w:type="spellEnd"/>
     </w:p>
     <w:sectPr>
       <w:headerReference w:type="even" r:id="rId13"/>
@@ -2487,16 +1500,14 @@
       <w:type w:val="continuous"/>
       <w:pgSz w:w="11907" w:h="16840" w:code="9"/>
       <w:pgMar w:top="1418" w:right="1077" w:bottom="1418" w:left="1077" w:header="720" w:footer="720" w:gutter="0"/>
-      <w:cols w:space="475" w:equalWidth="0">
-        <w:col w:w="9753"/>
-      </w:cols>
+      <w:cols w:num="2" w:space="475"/>
     </w:sectPr>
   </w:body>
 </w:document>
 </file>
 
 <file path=word/endnotes.xml><?xml version="1.0" encoding="utf-8"?>
-<w:endnotes xmlns:wpc="http://schemas.microsoft.com/office/word/2010/wordprocessingCanvas" xmlns:cx="http://schemas.microsoft.com/office/drawing/2014/chartex" xmlns:cx1="http://schemas.microsoft.com/office/drawing/2015/9/8/chartex" xmlns:cx2="http://schemas.microsoft.com/office/drawing/2015/10/21/chartex" xmlns:cx3="http://schemas.microsoft.com/office/drawing/2016/5/9/chartex" xmlns:cx4="http://schemas.microsoft.com/office/drawing/2016/5/10/chartex" xmlns:cx5="http://schemas.microsoft.com/office/drawing/2016/5/11/chartex" xmlns:cx6="http://schemas.microsoft.com/office/drawing/2016/5/12/chartex" xmlns:cx7="http://schemas.microsoft.com/office/drawing/2016/5/13/chartex" xmlns:cx8="http://schemas.microsoft.com/office/drawing/2016/5/14/chartex" xmlns:mc="http://schemas.openxmlformats.org/markup-compatibility/2006" xmlns:aink="http://schemas.microsoft.com/office/drawing/2016/ink" xmlns:am3d="http://schemas.microsoft.com/office/drawing/2017/model3d" xmlns:o="urn:schemas-microsoft-com:office:office" xmlns:oel="http://schemas.microsoft.com/office/2019/extlst" xmlns:r="http://schemas.openxmlformats.org/officeDocument/2006/relationships" xmlns:m="http://schemas.openxmlformats.org/officeDocument/2006/math" xmlns:v="urn:schemas-microsoft-com:vml" xmlns:wp14="http://schemas.microsoft.com/office/word/2010/wordprocessingDrawing" xmlns:wp="http://schemas.openxmlformats.org/drawingml/2006/wordprocessingDrawing" xmlns:w10="urn:schemas-microsoft-com:office:word" xmlns:w="http://schemas.openxmlformats.org/wordprocessingml/2006/main" xmlns:w14="http://schemas.microsoft.com/office/word/2010/wordml" xmlns:w15="http://schemas.microsoft.com/office/word/2012/wordml" xmlns:w16cex="http://schemas.microsoft.com/office/word/2018/wordml/cex" xmlns:w16cid="http://schemas.microsoft.com/office/word/2016/wordml/cid" xmlns:w16="http://schemas.microsoft.com/office/word/2018/wordml" xmlns:w16sdtdh="http://schemas.microsoft.com/office/word/2020/wordml/sdtdatahash" xmlns:w16se="http://schemas.microsoft.com/office/word/2015/wordml/symex" xmlns:wpg="http://schemas.microsoft.com/office/word/2010/wordprocessingGroup" xmlns:wpi="http://schemas.microsoft.com/office/word/2010/wordprocessingInk" xmlns:wne="http://schemas.microsoft.com/office/word/2006/wordml" xmlns:wps="http://schemas.microsoft.com/office/word/2010/wordprocessingShape" mc:Ignorable="w14 w15 w16se w16cid w16 w16cex w16sdtdh wp14">
+<w:endnotes xmlns:wpc="http://schemas.microsoft.com/office/word/2010/wordprocessingCanvas" xmlns:cx="http://schemas.microsoft.com/office/drawing/2014/chartex" xmlns:cx1="http://schemas.microsoft.com/office/drawing/2015/9/8/chartex" xmlns:cx2="http://schemas.microsoft.com/office/drawing/2015/10/21/chartex" xmlns:cx3="http://schemas.microsoft.com/office/drawing/2016/5/9/chartex" xmlns:cx4="http://schemas.microsoft.com/office/drawing/2016/5/10/chartex" xmlns:cx5="http://schemas.microsoft.com/office/drawing/2016/5/11/chartex" xmlns:cx6="http://schemas.microsoft.com/office/drawing/2016/5/12/chartex" xmlns:cx7="http://schemas.microsoft.com/office/drawing/2016/5/13/chartex" xmlns:cx8="http://schemas.microsoft.com/office/drawing/2016/5/14/chartex" xmlns:mc="http://schemas.openxmlformats.org/markup-compatibility/2006" xmlns:aink="http://schemas.microsoft.com/office/drawing/2016/ink" xmlns:am3d="http://schemas.microsoft.com/office/drawing/2017/model3d" xmlns:o="urn:schemas-microsoft-com:office:office" xmlns:oel="http://schemas.microsoft.com/office/2019/extlst" xmlns:r="http://schemas.openxmlformats.org/officeDocument/2006/relationships" xmlns:m="http://schemas.openxmlformats.org/officeDocument/2006/math" xmlns:v="urn:schemas-microsoft-com:vml" xmlns:wp14="http://schemas.microsoft.com/office/word/2010/wordprocessingDrawing" xmlns:wp="http://schemas.openxmlformats.org/drawingml/2006/wordprocessingDrawing" xmlns:w10="urn:schemas-microsoft-com:office:word" xmlns:w="http://schemas.openxmlformats.org/wordprocessingml/2006/main" xmlns:w14="http://schemas.microsoft.com/office/word/2010/wordml" xmlns:w15="http://schemas.microsoft.com/office/word/2012/wordml" xmlns:w16cex="http://schemas.microsoft.com/office/word/2018/wordml/cex" xmlns:w16cid="http://schemas.microsoft.com/office/word/2016/wordml/cid" xmlns:w16="http://schemas.microsoft.com/office/word/2018/wordml" xmlns:w16du="http://schemas.microsoft.com/office/word/2023/wordml/word16du" xmlns:w16sdtdh="http://schemas.microsoft.com/office/word/2020/wordml/sdtdatahash" xmlns:w16sdtfl="http://schemas.microsoft.com/office/word/2024/wordml/sdtformatlock" xmlns:w16se="http://schemas.microsoft.com/office/word/2015/wordml/symex" xmlns:wpg="http://schemas.microsoft.com/office/word/2010/wordprocessingGroup" xmlns:wpi="http://schemas.microsoft.com/office/word/2010/wordprocessingInk" xmlns:wne="http://schemas.microsoft.com/office/word/2006/wordml" xmlns:wps="http://schemas.microsoft.com/office/word/2010/wordprocessingShape" mc:Ignorable="w14 w15 w16se w16cid w16 w16cex w16sdtdh w16sdtfl w16du wp14">
   <w:endnote w:type="separator" w:id="-1">
     <w:p>
       <w:pPr>
@@ -2521,7 +1532,7 @@
 </file>
 
 <file path=word/footer1.xml><?xml version="1.0" encoding="utf-8"?>
-<w:ftr xmlns:wpc="http://schemas.microsoft.com/office/word/2010/wordprocessingCanvas" xmlns:cx="http://schemas.microsoft.com/office/drawing/2014/chartex" xmlns:cx1="http://schemas.microsoft.com/office/drawing/2015/9/8/chartex" xmlns:cx2="http://schemas.microsoft.com/office/drawing/2015/10/21/chartex" xmlns:cx3="http://schemas.microsoft.com/office/drawing/2016/5/9/chartex" xmlns:cx4="http://schemas.microsoft.com/office/drawing/2016/5/10/chartex" xmlns:cx5="http://schemas.microsoft.com/office/drawing/2016/5/11/chartex" xmlns:cx6="http://schemas.microsoft.com/office/drawing/2016/5/12/chartex" xmlns:cx7="http://schemas.microsoft.com/office/drawing/2016/5/13/chartex" xmlns:cx8="http://schemas.microsoft.com/office/drawing/2016/5/14/chartex" xmlns:mc="http://schemas.openxmlformats.org/markup-compatibility/2006" xmlns:aink="http://schemas.microsoft.com/office/drawing/2016/ink" xmlns:am3d="http://schemas.microsoft.com/office/drawing/2017/model3d" xmlns:o="urn:schemas-microsoft-com:office:office" xmlns:oel="http://schemas.microsoft.com/office/2019/extlst" xmlns:r="http://schemas.openxmlformats.org/officeDocument/2006/relationships" xmlns:m="http://schemas.openxmlformats.org/officeDocument/2006/math" xmlns:v="urn:schemas-microsoft-com:vml" xmlns:wp14="http://schemas.microsoft.com/office/word/2010/wordprocessingDrawing" xmlns:wp="http://schemas.openxmlformats.org/drawingml/2006/wordprocessingDrawing" xmlns:w10="urn:schemas-microsoft-com:office:word" xmlns:w="http://schemas.openxmlformats.org/wordprocessingml/2006/main" xmlns:w14="http://schemas.microsoft.com/office/word/2010/wordml" xmlns:w15="http://schemas.microsoft.com/office/word/2012/wordml" xmlns:w16cex="http://schemas.microsoft.com/office/word/2018/wordml/cex" xmlns:w16cid="http://schemas.microsoft.com/office/word/2016/wordml/cid" xmlns:w16="http://schemas.microsoft.com/office/word/2018/wordml" xmlns:w16sdtdh="http://schemas.microsoft.com/office/word/2020/wordml/sdtdatahash" xmlns:w16se="http://schemas.microsoft.com/office/word/2015/wordml/symex" xmlns:wpg="http://schemas.microsoft.com/office/word/2010/wordprocessingGroup" xmlns:wpi="http://schemas.microsoft.com/office/word/2010/wordprocessingInk" xmlns:wne="http://schemas.microsoft.com/office/word/2006/wordml" xmlns:wps="http://schemas.microsoft.com/office/word/2010/wordprocessingShape" mc:Ignorable="w14 w15 w16se w16cid w16 w16cex w16sdtdh wp14">
+<w:ftr xmlns:wpc="http://schemas.microsoft.com/office/word/2010/wordprocessingCanvas" xmlns:cx="http://schemas.microsoft.com/office/drawing/2014/chartex" xmlns:cx1="http://schemas.microsoft.com/office/drawing/2015/9/8/chartex" xmlns:cx2="http://schemas.microsoft.com/office/drawing/2015/10/21/chartex" xmlns:cx3="http://schemas.microsoft.com/office/drawing/2016/5/9/chartex" xmlns:cx4="http://schemas.microsoft.com/office/drawing/2016/5/10/chartex" xmlns:cx5="http://schemas.microsoft.com/office/drawing/2016/5/11/chartex" xmlns:cx6="http://schemas.microsoft.com/office/drawing/2016/5/12/chartex" xmlns:cx7="http://schemas.microsoft.com/office/drawing/2016/5/13/chartex" xmlns:cx8="http://schemas.microsoft.com/office/drawing/2016/5/14/chartex" xmlns:mc="http://schemas.openxmlformats.org/markup-compatibility/2006" xmlns:aink="http://schemas.microsoft.com/office/drawing/2016/ink" xmlns:am3d="http://schemas.microsoft.com/office/drawing/2017/model3d" xmlns:o="urn:schemas-microsoft-com:office:office" xmlns:oel="http://schemas.microsoft.com/office/2019/extlst" xmlns:r="http://schemas.openxmlformats.org/officeDocument/2006/relationships" xmlns:m="http://schemas.openxmlformats.org/officeDocument/2006/math" xmlns:v="urn:schemas-microsoft-com:vml" xmlns:wp14="http://schemas.microsoft.com/office/word/2010/wordprocessingDrawing" xmlns:wp="http://schemas.openxmlformats.org/drawingml/2006/wordprocessingDrawing" xmlns:w10="urn:schemas-microsoft-com:office:word" xmlns:w="http://schemas.openxmlformats.org/wordprocessingml/2006/main" xmlns:w14="http://schemas.microsoft.com/office/word/2010/wordml" xmlns:w15="http://schemas.microsoft.com/office/word/2012/wordml" xmlns:w16cex="http://schemas.microsoft.com/office/word/2018/wordml/cex" xmlns:w16cid="http://schemas.microsoft.com/office/word/2016/wordml/cid" xmlns:w16="http://schemas.microsoft.com/office/word/2018/wordml" xmlns:w16du="http://schemas.microsoft.com/office/word/2023/wordml/word16du" xmlns:w16sdtdh="http://schemas.microsoft.com/office/word/2020/wordml/sdtdatahash" xmlns:w16sdtfl="http://schemas.microsoft.com/office/word/2024/wordml/sdtformatlock" xmlns:w16se="http://schemas.microsoft.com/office/word/2015/wordml/symex" xmlns:wpg="http://schemas.microsoft.com/office/word/2010/wordprocessingGroup" xmlns:wpi="http://schemas.microsoft.com/office/word/2010/wordprocessingInk" xmlns:wne="http://schemas.microsoft.com/office/word/2006/wordml" xmlns:wps="http://schemas.microsoft.com/office/word/2010/wordprocessingShape" mc:Ignorable="w14 w15 w16se w16cid w16 w16cex w16sdtdh w16sdtfl w16du wp14">
   <w:p>
     <w:pPr>
       <w:pStyle w:val="Rodap"/>
@@ -2571,7 +1582,7 @@
 </file>
 
 <file path=word/footer2.xml><?xml version="1.0" encoding="utf-8"?>
-<w:ftr xmlns:wpc="http://schemas.microsoft.com/office/word/2010/wordprocessingCanvas" xmlns:cx="http://schemas.microsoft.com/office/drawing/2014/chartex" xmlns:cx1="http://schemas.microsoft.com/office/drawing/2015/9/8/chartex" xmlns:cx2="http://schemas.microsoft.com/office/drawing/2015/10/21/chartex" xmlns:cx3="http://schemas.microsoft.com/office/drawing/2016/5/9/chartex" xmlns:cx4="http://schemas.microsoft.com/office/drawing/2016/5/10/chartex" xmlns:cx5="http://schemas.microsoft.com/office/drawing/2016/5/11/chartex" xmlns:cx6="http://schemas.microsoft.com/office/drawing/2016/5/12/chartex" xmlns:cx7="http://schemas.microsoft.com/office/drawing/2016/5/13/chartex" xmlns:cx8="http://schemas.microsoft.com/office/drawing/2016/5/14/chartex" xmlns:mc="http://schemas.openxmlformats.org/markup-compatibility/2006" xmlns:aink="http://schemas.microsoft.com/office/drawing/2016/ink" xmlns:am3d="http://schemas.microsoft.com/office/drawing/2017/model3d" xmlns:o="urn:schemas-microsoft-com:office:office" xmlns:oel="http://schemas.microsoft.com/office/2019/extlst" xmlns:r="http://schemas.openxmlformats.org/officeDocument/2006/relationships" xmlns:m="http://schemas.openxmlformats.org/officeDocument/2006/math" xmlns:v="urn:schemas-microsoft-com:vml" xmlns:wp14="http://schemas.microsoft.com/office/word/2010/wordprocessingDrawing" xmlns:wp="http://schemas.openxmlformats.org/drawingml/2006/wordprocessingDrawing" xmlns:w10="urn:schemas-microsoft-com:office:word" xmlns:w="http://schemas.openxmlformats.org/wordprocessingml/2006/main" xmlns:w14="http://schemas.microsoft.com/office/word/2010/wordml" xmlns:w15="http://schemas.microsoft.com/office/word/2012/wordml" xmlns:w16cex="http://schemas.microsoft.com/office/word/2018/wordml/cex" xmlns:w16cid="http://schemas.microsoft.com/office/word/2016/wordml/cid" xmlns:w16="http://schemas.microsoft.com/office/word/2018/wordml" xmlns:w16sdtdh="http://schemas.microsoft.com/office/word/2020/wordml/sdtdatahash" xmlns:w16se="http://schemas.microsoft.com/office/word/2015/wordml/symex" xmlns:wpg="http://schemas.microsoft.com/office/word/2010/wordprocessingGroup" xmlns:wpi="http://schemas.microsoft.com/office/word/2010/wordprocessingInk" xmlns:wne="http://schemas.microsoft.com/office/word/2006/wordml" xmlns:wps="http://schemas.microsoft.com/office/word/2010/wordprocessingShape" mc:Ignorable="w14 w15 w16se w16cid w16 w16cex w16sdtdh wp14">
+<w:ftr xmlns:wpc="http://schemas.microsoft.com/office/word/2010/wordprocessingCanvas" xmlns:cx="http://schemas.microsoft.com/office/drawing/2014/chartex" xmlns:cx1="http://schemas.microsoft.com/office/drawing/2015/9/8/chartex" xmlns:cx2="http://schemas.microsoft.com/office/drawing/2015/10/21/chartex" xmlns:cx3="http://schemas.microsoft.com/office/drawing/2016/5/9/chartex" xmlns:cx4="http://schemas.microsoft.com/office/drawing/2016/5/10/chartex" xmlns:cx5="http://schemas.microsoft.com/office/drawing/2016/5/11/chartex" xmlns:cx6="http://schemas.microsoft.com/office/drawing/2016/5/12/chartex" xmlns:cx7="http://schemas.microsoft.com/office/drawing/2016/5/13/chartex" xmlns:cx8="http://schemas.microsoft.com/office/drawing/2016/5/14/chartex" xmlns:mc="http://schemas.openxmlformats.org/markup-compatibility/2006" xmlns:aink="http://schemas.microsoft.com/office/drawing/2016/ink" xmlns:am3d="http://schemas.microsoft.com/office/drawing/2017/model3d" xmlns:o="urn:schemas-microsoft-com:office:office" xmlns:oel="http://schemas.microsoft.com/office/2019/extlst" xmlns:r="http://schemas.openxmlformats.org/officeDocument/2006/relationships" xmlns:m="http://schemas.openxmlformats.org/officeDocument/2006/math" xmlns:v="urn:schemas-microsoft-com:vml" xmlns:wp14="http://schemas.microsoft.com/office/word/2010/wordprocessingDrawing" xmlns:wp="http://schemas.openxmlformats.org/drawingml/2006/wordprocessingDrawing" xmlns:w10="urn:schemas-microsoft-com:office:word" xmlns:w="http://schemas.openxmlformats.org/wordprocessingml/2006/main" xmlns:w14="http://schemas.microsoft.com/office/word/2010/wordml" xmlns:w15="http://schemas.microsoft.com/office/word/2012/wordml" xmlns:w16cex="http://schemas.microsoft.com/office/word/2018/wordml/cex" xmlns:w16cid="http://schemas.microsoft.com/office/word/2016/wordml/cid" xmlns:w16="http://schemas.microsoft.com/office/word/2018/wordml" xmlns:w16du="http://schemas.microsoft.com/office/word/2023/wordml/word16du" xmlns:w16sdtdh="http://schemas.microsoft.com/office/word/2020/wordml/sdtdatahash" xmlns:w16sdtfl="http://schemas.microsoft.com/office/word/2024/wordml/sdtformatlock" xmlns:w16se="http://schemas.microsoft.com/office/word/2015/wordml/symex" xmlns:wpg="http://schemas.microsoft.com/office/word/2010/wordprocessingGroup" xmlns:wpi="http://schemas.microsoft.com/office/word/2010/wordprocessingInk" xmlns:wne="http://schemas.microsoft.com/office/word/2006/wordml" xmlns:wps="http://schemas.microsoft.com/office/word/2010/wordprocessingShape" mc:Ignorable="w14 w15 w16se w16cid w16 w16cex w16sdtdh w16sdtfl w16du wp14">
   <w:p>
     <w:pPr>
       <w:pStyle w:val="Rodap"/>
@@ -2581,7 +1592,7 @@
 </file>
 
 <file path=word/footer3.xml><?xml version="1.0" encoding="utf-8"?>
-<w:ftr xmlns:wpc="http://schemas.microsoft.com/office/word/2010/wordprocessingCanvas" xmlns:cx="http://schemas.microsoft.com/office/drawing/2014/chartex" xmlns:cx1="http://schemas.microsoft.com/office/drawing/2015/9/8/chartex" xmlns:cx2="http://schemas.microsoft.com/office/drawing/2015/10/21/chartex" xmlns:cx3="http://schemas.microsoft.com/office/drawing/2016/5/9/chartex" xmlns:cx4="http://schemas.microsoft.com/office/drawing/2016/5/10/chartex" xmlns:cx5="http://schemas.microsoft.com/office/drawing/2016/5/11/chartex" xmlns:cx6="http://schemas.microsoft.com/office/drawing/2016/5/12/chartex" xmlns:cx7="http://schemas.microsoft.com/office/drawing/2016/5/13/chartex" xmlns:cx8="http://schemas.microsoft.com/office/drawing/2016/5/14/chartex" xmlns:mc="http://schemas.openxmlformats.org/markup-compatibility/2006" xmlns:aink="http://schemas.microsoft.com/office/drawing/2016/ink" xmlns:am3d="http://schemas.microsoft.com/office/drawing/2017/model3d" xmlns:o="urn:schemas-microsoft-com:office:office" xmlns:oel="http://schemas.microsoft.com/office/2019/extlst" xmlns:r="http://schemas.openxmlformats.org/officeDocument/2006/relationships" xmlns:m="http://schemas.openxmlformats.org/officeDocument/2006/math" xmlns:v="urn:schemas-microsoft-com:vml" xmlns:wp14="http://schemas.microsoft.com/office/word/2010/wordprocessingDrawing" xmlns:wp="http://schemas.openxmlformats.org/drawingml/2006/wordprocessingDrawing" xmlns:w10="urn:schemas-microsoft-com:office:word" xmlns:w="http://schemas.openxmlformats.org/wordprocessingml/2006/main" xmlns:w14="http://schemas.microsoft.com/office/word/2010/wordml" xmlns:w15="http://schemas.microsoft.com/office/word/2012/wordml" xmlns:w16cex="http://schemas.microsoft.com/office/word/2018/wordml/cex" xmlns:w16cid="http://schemas.microsoft.com/office/word/2016/wordml/cid" xmlns:w16="http://schemas.microsoft.com/office/word/2018/wordml" xmlns:w16sdtdh="http://schemas.microsoft.com/office/word/2020/wordml/sdtdatahash" xmlns:w16se="http://schemas.microsoft.com/office/word/2015/wordml/symex" xmlns:wpg="http://schemas.microsoft.com/office/word/2010/wordprocessingGroup" xmlns:wpi="http://schemas.microsoft.com/office/word/2010/wordprocessingInk" xmlns:wne="http://schemas.microsoft.com/office/word/2006/wordml" xmlns:wps="http://schemas.microsoft.com/office/word/2010/wordprocessingShape" mc:Ignorable="w14 w15 w16se w16cid w16 w16cex w16sdtdh wp14">
+<w:ftr xmlns:wpc="http://schemas.microsoft.com/office/word/2010/wordprocessingCanvas" xmlns:cx="http://schemas.microsoft.com/office/drawing/2014/chartex" xmlns:cx1="http://schemas.microsoft.com/office/drawing/2015/9/8/chartex" xmlns:cx2="http://schemas.microsoft.com/office/drawing/2015/10/21/chartex" xmlns:cx3="http://schemas.microsoft.com/office/drawing/2016/5/9/chartex" xmlns:cx4="http://schemas.microsoft.com/office/drawing/2016/5/10/chartex" xmlns:cx5="http://schemas.microsoft.com/office/drawing/2016/5/11/chartex" xmlns:cx6="http://schemas.microsoft.com/office/drawing/2016/5/12/chartex" xmlns:cx7="http://schemas.microsoft.com/office/drawing/2016/5/13/chartex" xmlns:cx8="http://schemas.microsoft.com/office/drawing/2016/5/14/chartex" xmlns:mc="http://schemas.openxmlformats.org/markup-compatibility/2006" xmlns:aink="http://schemas.microsoft.com/office/drawing/2016/ink" xmlns:am3d="http://schemas.microsoft.com/office/drawing/2017/model3d" xmlns:o="urn:schemas-microsoft-com:office:office" xmlns:oel="http://schemas.microsoft.com/office/2019/extlst" xmlns:r="http://schemas.openxmlformats.org/officeDocument/2006/relationships" xmlns:m="http://schemas.openxmlformats.org/officeDocument/2006/math" xmlns:v="urn:schemas-microsoft-com:vml" xmlns:wp14="http://schemas.microsoft.com/office/word/2010/wordprocessingDrawing" xmlns:wp="http://schemas.openxmlformats.org/drawingml/2006/wordprocessingDrawing" xmlns:w10="urn:schemas-microsoft-com:office:word" xmlns:w="http://schemas.openxmlformats.org/wordprocessingml/2006/main" xmlns:w14="http://schemas.microsoft.com/office/word/2010/wordml" xmlns:w15="http://schemas.microsoft.com/office/word/2012/wordml" xmlns:w16cex="http://schemas.microsoft.com/office/word/2018/wordml/cex" xmlns:w16cid="http://schemas.microsoft.com/office/word/2016/wordml/cid" xmlns:w16="http://schemas.microsoft.com/office/word/2018/wordml" xmlns:w16du="http://schemas.microsoft.com/office/word/2023/wordml/word16du" xmlns:w16sdtdh="http://schemas.microsoft.com/office/word/2020/wordml/sdtdatahash" xmlns:w16sdtfl="http://schemas.microsoft.com/office/word/2024/wordml/sdtformatlock" xmlns:w16se="http://schemas.microsoft.com/office/word/2015/wordml/symex" xmlns:wpg="http://schemas.microsoft.com/office/word/2010/wordprocessingGroup" xmlns:wpi="http://schemas.microsoft.com/office/word/2010/wordprocessingInk" xmlns:wne="http://schemas.microsoft.com/office/word/2006/wordml" xmlns:wps="http://schemas.microsoft.com/office/word/2010/wordprocessingShape" mc:Ignorable="w14 w15 w16se w16cid w16 w16cex w16sdtdh w16sdtfl w16du wp14">
   <w:p>
     <w:pPr>
       <w:pStyle w:val="Rodap"/>
@@ -2591,7 +1602,7 @@
 </file>
 
 <file path=word/footnotes.xml><?xml version="1.0" encoding="utf-8"?>
-<w:footnotes xmlns:wpc="http://schemas.microsoft.com/office/word/2010/wordprocessingCanvas" xmlns:cx="http://schemas.microsoft.com/office/drawing/2014/chartex" xmlns:cx1="http://schemas.microsoft.com/office/drawing/2015/9/8/chartex" xmlns:cx2="http://schemas.microsoft.com/office/drawing/2015/10/21/chartex" xmlns:cx3="http://schemas.microsoft.com/office/drawing/2016/5/9/chartex" xmlns:cx4="http://schemas.microsoft.com/office/drawing/2016/5/10/chartex" xmlns:cx5="http://schemas.microsoft.com/office/drawing/2016/5/11/chartex" xmlns:cx6="http://schemas.microsoft.com/office/drawing/2016/5/12/chartex" xmlns:cx7="http://schemas.microsoft.com/office/drawing/2016/5/13/chartex" xmlns:cx8="http://schemas.microsoft.com/office/drawing/2016/5/14/chartex" xmlns:mc="http://schemas.openxmlformats.org/markup-compatibility/2006" xmlns:aink="http://schemas.microsoft.com/office/drawing/2016/ink" xmlns:am3d="http://schemas.microsoft.com/office/drawing/2017/model3d" xmlns:o="urn:schemas-microsoft-com:office:office" xmlns:oel="http://schemas.microsoft.com/office/2019/extlst" xmlns:r="http://schemas.openxmlformats.org/officeDocument/2006/relationships" xmlns:m="http://schemas.openxmlformats.org/officeDocument/2006/math" xmlns:v="urn:schemas-microsoft-com:vml" xmlns:wp14="http://schemas.microsoft.com/office/word/2010/wordprocessingDrawing" xmlns:wp="http://schemas.openxmlformats.org/drawingml/2006/wordprocessingDrawing" xmlns:w10="urn:schemas-microsoft-com:office:word" xmlns:w="http://schemas.openxmlformats.org/wordprocessingml/2006/main" xmlns:w14="http://schemas.microsoft.com/office/word/2010/wordml" xmlns:w15="http://schemas.microsoft.com/office/word/2012/wordml" xmlns:w16cex="http://schemas.microsoft.com/office/word/2018/wordml/cex" xmlns:w16cid="http://schemas.microsoft.com/office/word/2016/wordml/cid" xmlns:w16="http://schemas.microsoft.com/office/word/2018/wordml" xmlns:w16sdtdh="http://schemas.microsoft.com/office/word/2020/wordml/sdtdatahash" xmlns:w16se="http://schemas.microsoft.com/office/word/2015/wordml/symex" xmlns:wpg="http://schemas.microsoft.com/office/word/2010/wordprocessingGroup" xmlns:wpi="http://schemas.microsoft.com/office/word/2010/wordprocessingInk" xmlns:wne="http://schemas.microsoft.com/office/word/2006/wordml" xmlns:wps="http://schemas.microsoft.com/office/word/2010/wordprocessingShape" mc:Ignorable="w14 w15 w16se w16cid w16 w16cex w16sdtdh wp14">
+<w:footnotes xmlns:wpc="http://schemas.microsoft.com/office/word/2010/wordprocessingCanvas" xmlns:cx="http://schemas.microsoft.com/office/drawing/2014/chartex" xmlns:cx1="http://schemas.microsoft.com/office/drawing/2015/9/8/chartex" xmlns:cx2="http://schemas.microsoft.com/office/drawing/2015/10/21/chartex" xmlns:cx3="http://schemas.microsoft.com/office/drawing/2016/5/9/chartex" xmlns:cx4="http://schemas.microsoft.com/office/drawing/2016/5/10/chartex" xmlns:cx5="http://schemas.microsoft.com/office/drawing/2016/5/11/chartex" xmlns:cx6="http://schemas.microsoft.com/office/drawing/2016/5/12/chartex" xmlns:cx7="http://schemas.microsoft.com/office/drawing/2016/5/13/chartex" xmlns:cx8="http://schemas.microsoft.com/office/drawing/2016/5/14/chartex" xmlns:mc="http://schemas.openxmlformats.org/markup-compatibility/2006" xmlns:aink="http://schemas.microsoft.com/office/drawing/2016/ink" xmlns:am3d="http://schemas.microsoft.com/office/drawing/2017/model3d" xmlns:o="urn:schemas-microsoft-com:office:office" xmlns:oel="http://schemas.microsoft.com/office/2019/extlst" xmlns:r="http://schemas.openxmlformats.org/officeDocument/2006/relationships" xmlns:m="http://schemas.openxmlformats.org/officeDocument/2006/math" xmlns:v="urn:schemas-microsoft-com:vml" xmlns:wp14="http://schemas.microsoft.com/office/word/2010/wordprocessingDrawing" xmlns:wp="http://schemas.openxmlformats.org/drawingml/2006/wordprocessingDrawing" xmlns:w10="urn:schemas-microsoft-com:office:word" xmlns:w="http://schemas.openxmlformats.org/wordprocessingml/2006/main" xmlns:w14="http://schemas.microsoft.com/office/word/2010/wordml" xmlns:w15="http://schemas.microsoft.com/office/word/2012/wordml" xmlns:w16cex="http://schemas.microsoft.com/office/word/2018/wordml/cex" xmlns:w16cid="http://schemas.microsoft.com/office/word/2016/wordml/cid" xmlns:w16="http://schemas.microsoft.com/office/word/2018/wordml" xmlns:w16du="http://schemas.microsoft.com/office/word/2023/wordml/word16du" xmlns:w16sdtdh="http://schemas.microsoft.com/office/word/2020/wordml/sdtdatahash" xmlns:w16sdtfl="http://schemas.microsoft.com/office/word/2024/wordml/sdtformatlock" xmlns:w16se="http://schemas.microsoft.com/office/word/2015/wordml/symex" xmlns:wpg="http://schemas.microsoft.com/office/word/2010/wordprocessingGroup" xmlns:wpi="http://schemas.microsoft.com/office/word/2010/wordprocessingInk" xmlns:wne="http://schemas.microsoft.com/office/word/2006/wordml" xmlns:wps="http://schemas.microsoft.com/office/word/2010/wordprocessingShape" mc:Ignorable="w14 w15 w16se w16cid w16 w16cex w16sdtdh w16sdtfl w16du wp14">
   <w:footnote w:type="separator" w:id="-1">
     <w:p>
       <w:pPr>
@@ -2616,7 +1627,7 @@
 </file>
 
 <file path=word/header1.xml><?xml version="1.0" encoding="utf-8"?>
-<w:hdr xmlns:wpc="http://schemas.microsoft.com/office/word/2010/wordprocessingCanvas" xmlns:cx="http://schemas.microsoft.com/office/drawing/2014/chartex" xmlns:cx1="http://schemas.microsoft.com/office/drawing/2015/9/8/chartex" xmlns:cx2="http://schemas.microsoft.com/office/drawing/2015/10/21/chartex" xmlns:cx3="http://schemas.microsoft.com/office/drawing/2016/5/9/chartex" xmlns:cx4="http://schemas.microsoft.com/office/drawing/2016/5/10/chartex" xmlns:cx5="http://schemas.microsoft.com/office/drawing/2016/5/11/chartex" xmlns:cx6="http://schemas.microsoft.com/office/drawing/2016/5/12/chartex" xmlns:cx7="http://schemas.microsoft.com/office/drawing/2016/5/13/chartex" xmlns:cx8="http://schemas.microsoft.com/office/drawing/2016/5/14/chartex" xmlns:mc="http://schemas.openxmlformats.org/markup-compatibility/2006" xmlns:aink="http://schemas.microsoft.com/office/drawing/2016/ink" xmlns:am3d="http://schemas.microsoft.com/office/drawing/2017/model3d" xmlns:o="urn:schemas-microsoft-com:office:office" xmlns:oel="http://schemas.microsoft.com/office/2019/extlst" xmlns:r="http://schemas.openxmlformats.org/officeDocument/2006/relationships" xmlns:m="http://schemas.openxmlformats.org/officeDocument/2006/math" xmlns:v="urn:schemas-microsoft-com:vml" xmlns:wp14="http://schemas.microsoft.com/office/word/2010/wordprocessingDrawing" xmlns:wp="http://schemas.openxmlformats.org/drawingml/2006/wordprocessingDrawing" xmlns:w10="urn:schemas-microsoft-com:office:word" xmlns:w="http://schemas.openxmlformats.org/wordprocessingml/2006/main" xmlns:w14="http://schemas.microsoft.com/office/word/2010/wordml" xmlns:w15="http://schemas.microsoft.com/office/word/2012/wordml" xmlns:w16cex="http://schemas.microsoft.com/office/word/2018/wordml/cex" xmlns:w16cid="http://schemas.microsoft.com/office/word/2016/wordml/cid" xmlns:w16="http://schemas.microsoft.com/office/word/2018/wordml" xmlns:w16sdtdh="http://schemas.microsoft.com/office/word/2020/wordml/sdtdatahash" xmlns:w16se="http://schemas.microsoft.com/office/word/2015/wordml/symex" xmlns:wpg="http://schemas.microsoft.com/office/word/2010/wordprocessingGroup" xmlns:wpi="http://schemas.microsoft.com/office/word/2010/wordprocessingInk" xmlns:wne="http://schemas.microsoft.com/office/word/2006/wordml" xmlns:wps="http://schemas.microsoft.com/office/word/2010/wordprocessingShape" mc:Ignorable="w14 w15 w16se w16cid w16 w16cex w16sdtdh wp14">
+<w:hdr xmlns:wpc="http://schemas.microsoft.com/office/word/2010/wordprocessingCanvas" xmlns:cx="http://schemas.microsoft.com/office/drawing/2014/chartex" xmlns:cx1="http://schemas.microsoft.com/office/drawing/2015/9/8/chartex" xmlns:cx2="http://schemas.microsoft.com/office/drawing/2015/10/21/chartex" xmlns:cx3="http://schemas.microsoft.com/office/drawing/2016/5/9/chartex" xmlns:cx4="http://schemas.microsoft.com/office/drawing/2016/5/10/chartex" xmlns:cx5="http://schemas.microsoft.com/office/drawing/2016/5/11/chartex" xmlns:cx6="http://schemas.microsoft.com/office/drawing/2016/5/12/chartex" xmlns:cx7="http://schemas.microsoft.com/office/drawing/2016/5/13/chartex" xmlns:cx8="http://schemas.microsoft.com/office/drawing/2016/5/14/chartex" xmlns:mc="http://schemas.openxmlformats.org/markup-compatibility/2006" xmlns:aink="http://schemas.microsoft.com/office/drawing/2016/ink" xmlns:am3d="http://schemas.microsoft.com/office/drawing/2017/model3d" xmlns:o="urn:schemas-microsoft-com:office:office" xmlns:oel="http://schemas.microsoft.com/office/2019/extlst" xmlns:r="http://schemas.openxmlformats.org/officeDocument/2006/relationships" xmlns:m="http://schemas.openxmlformats.org/officeDocument/2006/math" xmlns:v="urn:schemas-microsoft-com:vml" xmlns:wp14="http://schemas.microsoft.com/office/word/2010/wordprocessingDrawing" xmlns:wp="http://schemas.openxmlformats.org/drawingml/2006/wordprocessingDrawing" xmlns:w10="urn:schemas-microsoft-com:office:word" xmlns:w="http://schemas.openxmlformats.org/wordprocessingml/2006/main" xmlns:w14="http://schemas.microsoft.com/office/word/2010/wordml" xmlns:w15="http://schemas.microsoft.com/office/word/2012/wordml" xmlns:w16cex="http://schemas.microsoft.com/office/word/2018/wordml/cex" xmlns:w16cid="http://schemas.microsoft.com/office/word/2016/wordml/cid" xmlns:w16="http://schemas.microsoft.com/office/word/2018/wordml" xmlns:w16du="http://schemas.microsoft.com/office/word/2023/wordml/word16du" xmlns:w16sdtdh="http://schemas.microsoft.com/office/word/2020/wordml/sdtdatahash" xmlns:w16sdtfl="http://schemas.microsoft.com/office/word/2024/wordml/sdtformatlock" xmlns:w16se="http://schemas.microsoft.com/office/word/2015/wordml/symex" xmlns:wpg="http://schemas.microsoft.com/office/word/2010/wordprocessingGroup" xmlns:wpi="http://schemas.microsoft.com/office/word/2010/wordprocessingInk" xmlns:wne="http://schemas.microsoft.com/office/word/2006/wordml" xmlns:wps="http://schemas.microsoft.com/office/word/2010/wordprocessingShape" mc:Ignorable="w14 w15 w16se w16cid w16 w16cex w16sdtdh w16sdtfl w16du wp14">
   <w:p>
     <w:pPr>
       <w:pStyle w:val="Cabealho"/>
@@ -2626,7 +1637,7 @@
 </file>
 
 <file path=word/header2.xml><?xml version="1.0" encoding="utf-8"?>
-<w:hdr xmlns:wpc="http://schemas.microsoft.com/office/word/2010/wordprocessingCanvas" xmlns:cx="http://schemas.microsoft.com/office/drawing/2014/chartex" xmlns:cx1="http://schemas.microsoft.com/office/drawing/2015/9/8/chartex" xmlns:cx2="http://schemas.microsoft.com/office/drawing/2015/10/21/chartex" xmlns:cx3="http://schemas.microsoft.com/office/drawing/2016/5/9/chartex" xmlns:cx4="http://schemas.microsoft.com/office/drawing/2016/5/10/chartex" xmlns:cx5="http://schemas.microsoft.com/office/drawing/2016/5/11/chartex" xmlns:cx6="http://schemas.microsoft.com/office/drawing/2016/5/12/chartex" xmlns:cx7="http://schemas.microsoft.com/office/drawing/2016/5/13/chartex" xmlns:cx8="http://schemas.microsoft.com/office/drawing/2016/5/14/chartex" xmlns:mc="http://schemas.openxmlformats.org/markup-compatibility/2006" xmlns:aink="http://schemas.microsoft.com/office/drawing/2016/ink" xmlns:am3d="http://schemas.microsoft.com/office/drawing/2017/model3d" xmlns:o="urn:schemas-microsoft-com:office:office" xmlns:oel="http://schemas.microsoft.com/office/2019/extlst" xmlns:r="http://schemas.openxmlformats.org/officeDocument/2006/relationships" xmlns:m="http://schemas.openxmlformats.org/officeDocument/2006/math" xmlns:v="urn:schemas-microsoft-com:vml" xmlns:wp14="http://schemas.microsoft.com/office/word/2010/wordprocessingDrawing" xmlns:wp="http://schemas.openxmlformats.org/drawingml/2006/wordprocessingDrawing" xmlns:w10="urn:schemas-microsoft-com:office:word" xmlns:w="http://schemas.openxmlformats.org/wordprocessingml/2006/main" xmlns:w14="http://schemas.microsoft.com/office/word/2010/wordml" xmlns:w15="http://schemas.microsoft.com/office/word/2012/wordml" xmlns:w16cex="http://schemas.microsoft.com/office/word/2018/wordml/cex" xmlns:w16cid="http://schemas.microsoft.com/office/word/2016/wordml/cid" xmlns:w16="http://schemas.microsoft.com/office/word/2018/wordml" xmlns:w16sdtdh="http://schemas.microsoft.com/office/word/2020/wordml/sdtdatahash" xmlns:w16se="http://schemas.microsoft.com/office/word/2015/wordml/symex" xmlns:wpg="http://schemas.microsoft.com/office/word/2010/wordprocessingGroup" xmlns:wpi="http://schemas.microsoft.com/office/word/2010/wordprocessingInk" xmlns:wne="http://schemas.microsoft.com/office/word/2006/wordml" xmlns:wps="http://schemas.microsoft.com/office/word/2010/wordprocessingShape" mc:Ignorable="w14 w15 w16se w16cid w16 w16cex w16sdtdh wp14">
+<w:hdr xmlns:wpc="http://schemas.microsoft.com/office/word/2010/wordprocessingCanvas" xmlns:cx="http://schemas.microsoft.com/office/drawing/2014/chartex" xmlns:cx1="http://schemas.microsoft.com/office/drawing/2015/9/8/chartex" xmlns:cx2="http://schemas.microsoft.com/office/drawing/2015/10/21/chartex" xmlns:cx3="http://schemas.microsoft.com/office/drawing/2016/5/9/chartex" xmlns:cx4="http://schemas.microsoft.com/office/drawing/2016/5/10/chartex" xmlns:cx5="http://schemas.microsoft.com/office/drawing/2016/5/11/chartex" xmlns:cx6="http://schemas.microsoft.com/office/drawing/2016/5/12/chartex" xmlns:cx7="http://schemas.microsoft.com/office/drawing/2016/5/13/chartex" xmlns:cx8="http://schemas.microsoft.com/office/drawing/2016/5/14/chartex" xmlns:mc="http://schemas.openxmlformats.org/markup-compatibility/2006" xmlns:aink="http://schemas.microsoft.com/office/drawing/2016/ink" xmlns:am3d="http://schemas.microsoft.com/office/drawing/2017/model3d" xmlns:o="urn:schemas-microsoft-com:office:office" xmlns:oel="http://schemas.microsoft.com/office/2019/extlst" xmlns:r="http://schemas.openxmlformats.org/officeDocument/2006/relationships" xmlns:m="http://schemas.openxmlformats.org/officeDocument/2006/math" xmlns:v="urn:schemas-microsoft-com:vml" xmlns:wp14="http://schemas.microsoft.com/office/word/2010/wordprocessingDrawing" xmlns:wp="http://schemas.openxmlformats.org/drawingml/2006/wordprocessingDrawing" xmlns:w10="urn:schemas-microsoft-com:office:word" xmlns:w="http://schemas.openxmlformats.org/wordprocessingml/2006/main" xmlns:w14="http://schemas.microsoft.com/office/word/2010/wordml" xmlns:w15="http://schemas.microsoft.com/office/word/2012/wordml" xmlns:w16cex="http://schemas.microsoft.com/office/word/2018/wordml/cex" xmlns:w16cid="http://schemas.microsoft.com/office/word/2016/wordml/cid" xmlns:w16="http://schemas.microsoft.com/office/word/2018/wordml" xmlns:w16du="http://schemas.microsoft.com/office/word/2023/wordml/word16du" xmlns:w16sdtdh="http://schemas.microsoft.com/office/word/2020/wordml/sdtdatahash" xmlns:w16sdtfl="http://schemas.microsoft.com/office/word/2024/wordml/sdtformatlock" xmlns:w16se="http://schemas.microsoft.com/office/word/2015/wordml/symex" xmlns:wpg="http://schemas.microsoft.com/office/word/2010/wordprocessingGroup" xmlns:wpi="http://schemas.microsoft.com/office/word/2010/wordprocessingInk" xmlns:wne="http://schemas.microsoft.com/office/word/2006/wordml" xmlns:wps="http://schemas.microsoft.com/office/word/2010/wordprocessingShape" mc:Ignorable="w14 w15 w16se w16cid w16 w16cex w16sdtdh w16sdtfl w16du wp14">
   <w:p>
     <w:pPr>
       <w:pStyle w:val="Cabealho"/>
@@ -2636,7 +1647,7 @@
 </file>
 
 <file path=word/header3.xml><?xml version="1.0" encoding="utf-8"?>
-<w:hdr xmlns:wpc="http://schemas.microsoft.com/office/word/2010/wordprocessingCanvas" xmlns:cx="http://schemas.microsoft.com/office/drawing/2014/chartex" xmlns:cx1="http://schemas.microsoft.com/office/drawing/2015/9/8/chartex" xmlns:cx2="http://schemas.microsoft.com/office/drawing/2015/10/21/chartex" xmlns:cx3="http://schemas.microsoft.com/office/drawing/2016/5/9/chartex" xmlns:cx4="http://schemas.microsoft.com/office/drawing/2016/5/10/chartex" xmlns:cx5="http://schemas.microsoft.com/office/drawing/2016/5/11/chartex" xmlns:cx6="http://schemas.microsoft.com/office/drawing/2016/5/12/chartex" xmlns:cx7="http://schemas.microsoft.com/office/drawing/2016/5/13/chartex" xmlns:cx8="http://schemas.microsoft.com/office/drawing/2016/5/14/chartex" xmlns:mc="http://schemas.openxmlformats.org/markup-compatibility/2006" xmlns:aink="http://schemas.microsoft.com/office/drawing/2016/ink" xmlns:am3d="http://schemas.microsoft.com/office/drawing/2017/model3d" xmlns:o="urn:schemas-microsoft-com:office:office" xmlns:oel="http://schemas.microsoft.com/office/2019/extlst" xmlns:r="http://schemas.openxmlformats.org/officeDocument/2006/relationships" xmlns:m="http://schemas.openxmlformats.org/officeDocument/2006/math" xmlns:v="urn:schemas-microsoft-com:vml" xmlns:wp14="http://schemas.microsoft.com/office/word/2010/wordprocessingDrawing" xmlns:wp="http://schemas.openxmlformats.org/drawingml/2006/wordprocessingDrawing" xmlns:w10="urn:schemas-microsoft-com:office:word" xmlns:w="http://schemas.openxmlformats.org/wordprocessingml/2006/main" xmlns:w14="http://schemas.microsoft.com/office/word/2010/wordml" xmlns:w15="http://schemas.microsoft.com/office/word/2012/wordml" xmlns:w16cex="http://schemas.microsoft.com/office/word/2018/wordml/cex" xmlns:w16cid="http://schemas.microsoft.com/office/word/2016/wordml/cid" xmlns:w16="http://schemas.microsoft.com/office/word/2018/wordml" xmlns:w16sdtdh="http://schemas.microsoft.com/office/word/2020/wordml/sdtdatahash" xmlns:w16se="http://schemas.microsoft.com/office/word/2015/wordml/symex" xmlns:wpg="http://schemas.microsoft.com/office/word/2010/wordprocessingGroup" xmlns:wpi="http://schemas.microsoft.com/office/word/2010/wordprocessingInk" xmlns:wne="http://schemas.microsoft.com/office/word/2006/wordml" xmlns:wps="http://schemas.microsoft.com/office/word/2010/wordprocessingShape" mc:Ignorable="w14 w15 w16se w16cid w16 w16cex w16sdtdh wp14">
+<w:hdr xmlns:wpc="http://schemas.microsoft.com/office/word/2010/wordprocessingCanvas" xmlns:cx="http://schemas.microsoft.com/office/drawing/2014/chartex" xmlns:cx1="http://schemas.microsoft.com/office/drawing/2015/9/8/chartex" xmlns:cx2="http://schemas.microsoft.com/office/drawing/2015/10/21/chartex" xmlns:cx3="http://schemas.microsoft.com/office/drawing/2016/5/9/chartex" xmlns:cx4="http://schemas.microsoft.com/office/drawing/2016/5/10/chartex" xmlns:cx5="http://schemas.microsoft.com/office/drawing/2016/5/11/chartex" xmlns:cx6="http://schemas.microsoft.com/office/drawing/2016/5/12/chartex" xmlns:cx7="http://schemas.microsoft.com/office/drawing/2016/5/13/chartex" xmlns:cx8="http://schemas.microsoft.com/office/drawing/2016/5/14/chartex" xmlns:mc="http://schemas.openxmlformats.org/markup-compatibility/2006" xmlns:aink="http://schemas.microsoft.com/office/drawing/2016/ink" xmlns:am3d="http://schemas.microsoft.com/office/drawing/2017/model3d" xmlns:o="urn:schemas-microsoft-com:office:office" xmlns:oel="http://schemas.microsoft.com/office/2019/extlst" xmlns:r="http://schemas.openxmlformats.org/officeDocument/2006/relationships" xmlns:m="http://schemas.openxmlformats.org/officeDocument/2006/math" xmlns:v="urn:schemas-microsoft-com:vml" xmlns:wp14="http://schemas.microsoft.com/office/word/2010/wordprocessingDrawing" xmlns:wp="http://schemas.openxmlformats.org/drawingml/2006/wordprocessingDrawing" xmlns:w10="urn:schemas-microsoft-com:office:word" xmlns:w="http://schemas.openxmlformats.org/wordprocessingml/2006/main" xmlns:w14="http://schemas.microsoft.com/office/word/2010/wordml" xmlns:w15="http://schemas.microsoft.com/office/word/2012/wordml" xmlns:w16cex="http://schemas.microsoft.com/office/word/2018/wordml/cex" xmlns:w16cid="http://schemas.microsoft.com/office/word/2016/wordml/cid" xmlns:w16="http://schemas.microsoft.com/office/word/2018/wordml" xmlns:w16du="http://schemas.microsoft.com/office/word/2023/wordml/word16du" xmlns:w16sdtdh="http://schemas.microsoft.com/office/word/2020/wordml/sdtdatahash" xmlns:w16sdtfl="http://schemas.microsoft.com/office/word/2024/wordml/sdtformatlock" xmlns:w16se="http://schemas.microsoft.com/office/word/2015/wordml/symex" xmlns:wpg="http://schemas.microsoft.com/office/word/2010/wordprocessingGroup" xmlns:wpi="http://schemas.microsoft.com/office/word/2010/wordprocessingInk" xmlns:wne="http://schemas.microsoft.com/office/word/2006/wordml" xmlns:wps="http://schemas.microsoft.com/office/word/2010/wordprocessingShape" mc:Ignorable="w14 w15 w16se w16cid w16 w16cex w16sdtdh w16sdtfl w16du wp14">
   <w:p>
     <w:pPr>
       <w:pStyle w:val="Cabealho"/>
@@ -2646,13 +1657,13 @@
 </file>
 
 <file path=word/header4.xml><?xml version="1.0" encoding="utf-8"?>
-<w:hdr xmlns:wpc="http://schemas.microsoft.com/office/word/2010/wordprocessingCanvas" xmlns:cx="http://schemas.microsoft.com/office/drawing/2014/chartex" xmlns:cx1="http://schemas.microsoft.com/office/drawing/2015/9/8/chartex" xmlns:cx2="http://schemas.microsoft.com/office/drawing/2015/10/21/chartex" xmlns:cx3="http://schemas.microsoft.com/office/drawing/2016/5/9/chartex" xmlns:cx4="http://schemas.microsoft.com/office/drawing/2016/5/10/chartex" xmlns:cx5="http://schemas.microsoft.com/office/drawing/2016/5/11/chartex" xmlns:cx6="http://schemas.microsoft.com/office/drawing/2016/5/12/chartex" xmlns:cx7="http://schemas.microsoft.com/office/drawing/2016/5/13/chartex" xmlns:cx8="http://schemas.microsoft.com/office/drawing/2016/5/14/chartex" xmlns:mc="http://schemas.openxmlformats.org/markup-compatibility/2006" xmlns:aink="http://schemas.microsoft.com/office/drawing/2016/ink" xmlns:am3d="http://schemas.microsoft.com/office/drawing/2017/model3d" xmlns:o="urn:schemas-microsoft-com:office:office" xmlns:oel="http://schemas.microsoft.com/office/2019/extlst" xmlns:r="http://schemas.openxmlformats.org/officeDocument/2006/relationships" xmlns:m="http://schemas.openxmlformats.org/officeDocument/2006/math" xmlns:v="urn:schemas-microsoft-com:vml" xmlns:wp14="http://schemas.microsoft.com/office/word/2010/wordprocessingDrawing" xmlns:wp="http://schemas.openxmlformats.org/drawingml/2006/wordprocessingDrawing" xmlns:w10="urn:schemas-microsoft-com:office:word" xmlns:w="http://schemas.openxmlformats.org/wordprocessingml/2006/main" xmlns:w14="http://schemas.microsoft.com/office/word/2010/wordml" xmlns:w15="http://schemas.microsoft.com/office/word/2012/wordml" xmlns:w16cex="http://schemas.microsoft.com/office/word/2018/wordml/cex" xmlns:w16cid="http://schemas.microsoft.com/office/word/2016/wordml/cid" xmlns:w16="http://schemas.microsoft.com/office/word/2018/wordml" xmlns:w16sdtdh="http://schemas.microsoft.com/office/word/2020/wordml/sdtdatahash" xmlns:w16se="http://schemas.microsoft.com/office/word/2015/wordml/symex" xmlns:wpg="http://schemas.microsoft.com/office/word/2010/wordprocessingGroup" xmlns:wpi="http://schemas.microsoft.com/office/word/2010/wordprocessingInk" xmlns:wne="http://schemas.microsoft.com/office/word/2006/wordml" xmlns:wps="http://schemas.microsoft.com/office/word/2010/wordprocessingShape" mc:Ignorable="w14 w15 w16se w16cid w16 w16cex w16sdtdh wp14">
+<w:hdr xmlns:wpc="http://schemas.microsoft.com/office/word/2010/wordprocessingCanvas" xmlns:cx="http://schemas.microsoft.com/office/drawing/2014/chartex" xmlns:cx1="http://schemas.microsoft.com/office/drawing/2015/9/8/chartex" xmlns:cx2="http://schemas.microsoft.com/office/drawing/2015/10/21/chartex" xmlns:cx3="http://schemas.microsoft.com/office/drawing/2016/5/9/chartex" xmlns:cx4="http://schemas.microsoft.com/office/drawing/2016/5/10/chartex" xmlns:cx5="http://schemas.microsoft.com/office/drawing/2016/5/11/chartex" xmlns:cx6="http://schemas.microsoft.com/office/drawing/2016/5/12/chartex" xmlns:cx7="http://schemas.microsoft.com/office/drawing/2016/5/13/chartex" xmlns:cx8="http://schemas.microsoft.com/office/drawing/2016/5/14/chartex" xmlns:mc="http://schemas.openxmlformats.org/markup-compatibility/2006" xmlns:aink="http://schemas.microsoft.com/office/drawing/2016/ink" xmlns:am3d="http://schemas.microsoft.com/office/drawing/2017/model3d" xmlns:o="urn:schemas-microsoft-com:office:office" xmlns:oel="http://schemas.microsoft.com/office/2019/extlst" xmlns:r="http://schemas.openxmlformats.org/officeDocument/2006/relationships" xmlns:m="http://schemas.openxmlformats.org/officeDocument/2006/math" xmlns:v="urn:schemas-microsoft-com:vml" xmlns:wp14="http://schemas.microsoft.com/office/word/2010/wordprocessingDrawing" xmlns:wp="http://schemas.openxmlformats.org/drawingml/2006/wordprocessingDrawing" xmlns:w10="urn:schemas-microsoft-com:office:word" xmlns:w="http://schemas.openxmlformats.org/wordprocessingml/2006/main" xmlns:w14="http://schemas.microsoft.com/office/word/2010/wordml" xmlns:w15="http://schemas.microsoft.com/office/word/2012/wordml" xmlns:w16cex="http://schemas.microsoft.com/office/word/2018/wordml/cex" xmlns:w16cid="http://schemas.microsoft.com/office/word/2016/wordml/cid" xmlns:w16="http://schemas.microsoft.com/office/word/2018/wordml" xmlns:w16du="http://schemas.microsoft.com/office/word/2023/wordml/word16du" xmlns:w16sdtdh="http://schemas.microsoft.com/office/word/2020/wordml/sdtdatahash" xmlns:w16sdtfl="http://schemas.microsoft.com/office/word/2024/wordml/sdtformatlock" xmlns:w16se="http://schemas.microsoft.com/office/word/2015/wordml/symex" xmlns:wpg="http://schemas.microsoft.com/office/word/2010/wordprocessingGroup" xmlns:wpi="http://schemas.microsoft.com/office/word/2010/wordprocessingInk" xmlns:wne="http://schemas.microsoft.com/office/word/2006/wordml" xmlns:wps="http://schemas.microsoft.com/office/word/2010/wordprocessingShape" mc:Ignorable="w14 w15 w16se w16cid w16 w16cex w16sdtdh w16sdtfl w16du wp14">
   <w:p/>
 </w:hdr>
 </file>
 
 <file path=word/numbering.xml><?xml version="1.0" encoding="utf-8"?>
-<w:numbering xmlns:wpc="http://schemas.microsoft.com/office/word/2010/wordprocessingCanvas" xmlns:cx="http://schemas.microsoft.com/office/drawing/2014/chartex" xmlns:cx1="http://schemas.microsoft.com/office/drawing/2015/9/8/chartex" xmlns:cx2="http://schemas.microsoft.com/office/drawing/2015/10/21/chartex" xmlns:cx3="http://schemas.microsoft.com/office/drawing/2016/5/9/chartex" xmlns:cx4="http://schemas.microsoft.com/office/drawing/2016/5/10/chartex" xmlns:cx5="http://schemas.microsoft.com/office/drawing/2016/5/11/chartex" xmlns:cx6="http://schemas.microsoft.com/office/drawing/2016/5/12/chartex" xmlns:cx7="http://schemas.microsoft.com/office/drawing/2016/5/13/chartex" xmlns:cx8="http://schemas.microsoft.com/office/drawing/2016/5/14/chartex" xmlns:mc="http://schemas.openxmlformats.org/markup-compatibility/2006" xmlns:aink="http://schemas.microsoft.com/office/drawing/2016/ink" xmlns:am3d="http://schemas.microsoft.com/office/drawing/2017/model3d" xmlns:o="urn:schemas-microsoft-com:office:office" xmlns:oel="http://schemas.microsoft.com/office/2019/extlst" xmlns:r="http://schemas.openxmlformats.org/officeDocument/2006/relationships" xmlns:m="http://schemas.openxmlformats.org/officeDocument/2006/math" xmlns:v="urn:schemas-microsoft-com:vml" xmlns:wp14="http://schemas.microsoft.com/office/word/2010/wordprocessingDrawing" xmlns:wp="http://schemas.openxmlformats.org/drawingml/2006/wordprocessingDrawing" xmlns:w10="urn:schemas-microsoft-com:office:word" xmlns:w="http://schemas.openxmlformats.org/wordprocessingml/2006/main" xmlns:w14="http://schemas.microsoft.com/office/word/2010/wordml" xmlns:w15="http://schemas.microsoft.com/office/word/2012/wordml" xmlns:w16cex="http://schemas.microsoft.com/office/word/2018/wordml/cex" xmlns:w16cid="http://schemas.microsoft.com/office/word/2016/wordml/cid" xmlns:w16="http://schemas.microsoft.com/office/word/2018/wordml" xmlns:w16sdtdh="http://schemas.microsoft.com/office/word/2020/wordml/sdtdatahash" xmlns:w16se="http://schemas.microsoft.com/office/word/2015/wordml/symex" xmlns:wpg="http://schemas.microsoft.com/office/word/2010/wordprocessingGroup" xmlns:wpi="http://schemas.microsoft.com/office/word/2010/wordprocessingInk" xmlns:wne="http://schemas.microsoft.com/office/word/2006/wordml" xmlns:wps="http://schemas.microsoft.com/office/word/2010/wordprocessingShape" mc:Ignorable="w14 w15 w16se w16cid w16 w16cex w16sdtdh wp14">
+<w:numbering xmlns:wpc="http://schemas.microsoft.com/office/word/2010/wordprocessingCanvas" xmlns:cx="http://schemas.microsoft.com/office/drawing/2014/chartex" xmlns:cx1="http://schemas.microsoft.com/office/drawing/2015/9/8/chartex" xmlns:cx2="http://schemas.microsoft.com/office/drawing/2015/10/21/chartex" xmlns:cx3="http://schemas.microsoft.com/office/drawing/2016/5/9/chartex" xmlns:cx4="http://schemas.microsoft.com/office/drawing/2016/5/10/chartex" xmlns:cx5="http://schemas.microsoft.com/office/drawing/2016/5/11/chartex" xmlns:cx6="http://schemas.microsoft.com/office/drawing/2016/5/12/chartex" xmlns:cx7="http://schemas.microsoft.com/office/drawing/2016/5/13/chartex" xmlns:cx8="http://schemas.microsoft.com/office/drawing/2016/5/14/chartex" xmlns:mc="http://schemas.openxmlformats.org/markup-compatibility/2006" xmlns:aink="http://schemas.microsoft.com/office/drawing/2016/ink" xmlns:am3d="http://schemas.microsoft.com/office/drawing/2017/model3d" xmlns:o="urn:schemas-microsoft-com:office:office" xmlns:oel="http://schemas.microsoft.com/office/2019/extlst" xmlns:r="http://schemas.openxmlformats.org/officeDocument/2006/relationships" xmlns:m="http://schemas.openxmlformats.org/officeDocument/2006/math" xmlns:v="urn:schemas-microsoft-com:vml" xmlns:wp14="http://schemas.microsoft.com/office/word/2010/wordprocessingDrawing" xmlns:wp="http://schemas.openxmlformats.org/drawingml/2006/wordprocessingDrawing" xmlns:w10="urn:schemas-microsoft-com:office:word" xmlns:w="http://schemas.openxmlformats.org/wordprocessingml/2006/main" xmlns:w14="http://schemas.microsoft.com/office/word/2010/wordml" xmlns:w15="http://schemas.microsoft.com/office/word/2012/wordml" xmlns:w16cex="http://schemas.microsoft.com/office/word/2018/wordml/cex" xmlns:w16cid="http://schemas.microsoft.com/office/word/2016/wordml/cid" xmlns:w16="http://schemas.microsoft.com/office/word/2018/wordml" xmlns:w16du="http://schemas.microsoft.com/office/word/2023/wordml/word16du" xmlns:w16sdtdh="http://schemas.microsoft.com/office/word/2020/wordml/sdtdatahash" xmlns:w16sdtfl="http://schemas.microsoft.com/office/word/2024/wordml/sdtformatlock" xmlns:w16se="http://schemas.microsoft.com/office/word/2015/wordml/symex" xmlns:wpg="http://schemas.microsoft.com/office/word/2010/wordprocessingGroup" xmlns:wpi="http://schemas.microsoft.com/office/word/2010/wordprocessingInk" xmlns:wne="http://schemas.microsoft.com/office/word/2006/wordml" xmlns:wps="http://schemas.microsoft.com/office/word/2010/wordprocessingShape" mc:Ignorable="w14 w15 w16se w16cid w16 w16cex w16sdtdh w16sdtfl w16du wp14">
   <w:abstractNum w:abstractNumId="0" w15:restartNumberingAfterBreak="0">
     <w:nsid w:val="FFFFFF7C"/>
     <w:multiLevelType w:val="singleLevel"/>
@@ -3747,7 +2758,7 @@
 </file>
 
 <file path=word/styles.xml><?xml version="1.0" encoding="utf-8"?>
-<w:styles xmlns:mc="http://schemas.openxmlformats.org/markup-compatibility/2006" xmlns:r="http://schemas.openxmlformats.org/officeDocument/2006/relationships" xmlns:w="http://schemas.openxmlformats.org/wordprocessingml/2006/main" xmlns:w14="http://schemas.microsoft.com/office/word/2010/wordml" xmlns:w15="http://schemas.microsoft.com/office/word/2012/wordml" xmlns:w16cex="http://schemas.microsoft.com/office/word/2018/wordml/cex" xmlns:w16cid="http://schemas.microsoft.com/office/word/2016/wordml/cid" xmlns:w16="http://schemas.microsoft.com/office/word/2018/wordml" xmlns:w16sdtdh="http://schemas.microsoft.com/office/word/2020/wordml/sdtdatahash" xmlns:w16se="http://schemas.microsoft.com/office/word/2015/wordml/symex" mc:Ignorable="w14 w15 w16se w16cid w16 w16cex w16sdtdh">
+<w:styles xmlns:mc="http://schemas.openxmlformats.org/markup-compatibility/2006" xmlns:r="http://schemas.openxmlformats.org/officeDocument/2006/relationships" xmlns:w="http://schemas.openxmlformats.org/wordprocessingml/2006/main" xmlns:w14="http://schemas.microsoft.com/office/word/2010/wordml" xmlns:w15="http://schemas.microsoft.com/office/word/2012/wordml" xmlns:w16cex="http://schemas.microsoft.com/office/word/2018/wordml/cex" xmlns:w16cid="http://schemas.microsoft.com/office/word/2016/wordml/cid" xmlns:w16="http://schemas.microsoft.com/office/word/2018/wordml" xmlns:w16du="http://schemas.microsoft.com/office/word/2023/wordml/word16du" xmlns:w16sdtdh="http://schemas.microsoft.com/office/word/2020/wordml/sdtdatahash" xmlns:w16sdtfl="http://schemas.microsoft.com/office/word/2024/wordml/sdtformatlock" xmlns:w16se="http://schemas.microsoft.com/office/word/2015/wordml/symex" mc:Ignorable="w14 w15 w16se w16cid w16 w16cex w16sdtdh w16sdtfl w16du">
   <w:docDefaults>
     <w:rPrDefault>
       <w:rPr>

--- a/AED_Vasco_a85234.docx
+++ b/AED_Vasco_a85234.docx
@@ -49,12 +49,12 @@
           <w:szCs w:val="28"/>
         </w:rPr>
         <w:sectPr>
-          <w:headerReference w:type="even" r:id="rId7"/>
-          <w:headerReference w:type="default" r:id="rId8"/>
-          <w:footerReference w:type="even" r:id="rId9"/>
-          <w:footerReference w:type="default" r:id="rId10"/>
-          <w:headerReference w:type="first" r:id="rId11"/>
-          <w:footerReference w:type="first" r:id="rId12"/>
+          <w:headerReference w:type="even" r:id="rId8"/>
+          <w:headerReference w:type="default" r:id="rId9"/>
+          <w:footerReference w:type="even" r:id="rId10"/>
+          <w:footerReference w:type="default" r:id="rId11"/>
+          <w:headerReference w:type="first" r:id="rId12"/>
+          <w:footerReference w:type="first" r:id="rId13"/>
           <w:footnotePr>
             <w:pos w:val="beneathText"/>
           </w:footnotePr>
@@ -1300,7 +1300,7 @@
     </w:p>
     <w:p>
       <w:r>
-        <w:t xml:space="preserve">Método. O tempo foi medido com </w:t>
+        <w:t xml:space="preserve">O tempo foi medido com </w:t>
       </w:r>
       <w:proofErr w:type="spellStart"/>
       <w:r>
@@ -1479,21 +1479,154 @@
       </w:pPr>
       <w:r>
         <w:lastRenderedPageBreak/>
-        <w:t>Conlusão</w:t>
-      </w:r>
-    </w:p>
-    <w:p>
-      <w:r>
-        <w:t xml:space="preserve">Método. O tempo foi medido com </w:t>
-      </w:r>
-      <w:proofErr w:type="spellStart"/>
-      <w:r>
-        <w:t>System.nanoTime</w:t>
-      </w:r>
-      <w:proofErr w:type="spellEnd"/>
-    </w:p>
+        <w:t>Conclusão</w:t>
+      </w:r>
+    </w:p>
+    <w:p>
+      <w:r>
+        <w:t>Até à resolução deste trabalho havia questões as quais não estava habituado a não ter uma resposta direta. Por exemplo, ordenar um vetor, ou ordenação no geral, torna-se banal até à necessidade de traduzir esse conceito para máquina de forma à mesma fazer o pretendido. Neste caso tem de ser especificado, não só a estrutura dos dados e o ficheiro que os contém, mas como também a tradução dos mesmos de forma a poderem ser manipulados, (neste caso com um foco mais virado para os ficheiros binários).</w:t>
+      </w:r>
+    </w:p>
+    <w:p>
+      <w:r>
+        <w:t xml:space="preserve">Foi notável as várias formas diferentes de ordenar valores e as suas diferenças de lógica, criatividade e eficiência. Com isto foi </w:t>
+      </w:r>
+    </w:p>
+    <w:p/>
+    <w:p>
+      <w:pPr>
+        <w:pStyle w:val="Ttulo1"/>
+      </w:pPr>
+      <w:r>
+        <w:t>Agradecimentos</w:t>
+      </w:r>
+    </w:p>
+    <w:p>
+      <w:r>
+        <w:t>Gostava de aproveitar a agradecer ao professor Roberto Lam pela prontidão e disponibilidade para com os alunos na resolução de problemas.</w:t>
+      </w:r>
+    </w:p>
+    <w:p/>
+    <w:sdt>
+      <w:sdtPr>
+        <w:id w:val="866485187"/>
+        <w:docPartObj>
+          <w:docPartGallery w:val="Bibliographies"/>
+          <w:docPartUnique/>
+        </w:docPartObj>
+      </w:sdtPr>
+      <w:sdtEndPr>
+        <w:rPr>
+          <w:rFonts w:ascii="Times New Roman" w:hAnsi="Times New Roman"/>
+          <w:b w:val="0"/>
+          <w:caps w:val="0"/>
+          <w:kern w:val="0"/>
+        </w:rPr>
+      </w:sdtEndPr>
+      <w:sdtContent>
+        <w:p>
+          <w:pPr>
+            <w:pStyle w:val="Ttulo1"/>
+          </w:pPr>
+          <w:r>
+            <w:t>Referências</w:t>
+          </w:r>
+        </w:p>
+        <w:sdt>
+          <w:sdtPr>
+            <w:id w:val="-573587230"/>
+            <w:bibliography/>
+          </w:sdtPr>
+          <w:sdtContent>
+            <w:p>
+              <w:pPr>
+                <w:pStyle w:val="Bibliografia"/>
+                <w:ind w:left="720" w:hanging="720"/>
+                <w:rPr>
+                  <w:noProof/>
+                  <w:sz w:val="24"/>
+                  <w:szCs w:val="24"/>
+                </w:rPr>
+              </w:pPr>
+              <w:r>
+                <w:fldChar w:fldCharType="begin"/>
+              </w:r>
+              <w:r>
+                <w:instrText>BIBLIOGRAPHY</w:instrText>
+              </w:r>
+              <w:r>
+                <w:fldChar w:fldCharType="separate"/>
+              </w:r>
+              <w:r>
+                <w:rPr>
+                  <w:noProof/>
+                </w:rPr>
+                <w:t>Lam, R. C. (s.d.). Aula PL4 e TI.</w:t>
+              </w:r>
+            </w:p>
+            <w:p>
+              <w:pPr>
+                <w:pStyle w:val="Bibliografia"/>
+                <w:ind w:left="720" w:hanging="720"/>
+                <w:rPr>
+                  <w:noProof/>
+                  <w:lang w:val="en-US"/>
+                </w:rPr>
+              </w:pPr>
+              <w:r>
+                <w:rPr>
+                  <w:noProof/>
+                  <w:lang w:val="en-US"/>
+                </w:rPr>
+                <w:t>Lam, R. C. (s.d.). POO_JavaStreams.</w:t>
+              </w:r>
+            </w:p>
+            <w:p>
+              <w:pPr>
+                <w:pStyle w:val="Bibliografia"/>
+                <w:ind w:left="720" w:hanging="720"/>
+                <w:rPr>
+                  <w:noProof/>
+                </w:rPr>
+              </w:pPr>
+              <w:r>
+                <w:rPr>
+                  <w:noProof/>
+                </w:rPr>
+                <w:t>Lam, R. C. (s.d.). Programação Orientada a objetos.</w:t>
+              </w:r>
+            </w:p>
+            <w:p>
+              <w:pPr>
+                <w:pStyle w:val="Bibliografia"/>
+                <w:ind w:left="720" w:hanging="720"/>
+                <w:rPr>
+                  <w:noProof/>
+                </w:rPr>
+              </w:pPr>
+              <w:r>
+                <w:rPr>
+                  <w:noProof/>
+                </w:rPr>
+                <w:t>Lam, R. C. (s.d.). Programação Orientada a Objetos (2).</w:t>
+              </w:r>
+            </w:p>
+            <w:p>
+              <w:r>
+                <w:rPr>
+                  <w:b/>
+                  <w:bCs/>
+                </w:rPr>
+                <w:fldChar w:fldCharType="end"/>
+              </w:r>
+            </w:p>
+          </w:sdtContent>
+        </w:sdt>
+      </w:sdtContent>
+    </w:sdt>
+    <w:p/>
     <w:sectPr>
-      <w:headerReference w:type="even" r:id="rId13"/>
+      <w:headerReference w:type="even" r:id="rId14"/>
       <w:footnotePr>
         <w:pos w:val="beneathText"/>
       </w:footnotePr>
@@ -3161,6 +3294,8 @@
     <w:name w:val="heading 1"/>
     <w:basedOn w:val="Normal"/>
     <w:next w:val="Normal"/>
+    <w:link w:val="Ttulo1Carter"/>
+    <w:uiPriority w:val="9"/>
     <w:qFormat/>
     <w:pPr>
       <w:keepNext/>
@@ -3317,6 +3452,7 @@
   <w:style w:type="character" w:default="1" w:styleId="Tipodeletrapredefinidodopargrafo">
     <w:name w:val="Default Paragraph Font"/>
     <w:uiPriority w:val="1"/>
+    <w:semiHidden/>
     <w:unhideWhenUsed/>
   </w:style>
   <w:style w:type="table" w:default="1" w:styleId="Tabelanormal">
@@ -4091,6 +4227,27 @@
       <w:ind w:left="720"/>
       <w:contextualSpacing/>
     </w:pPr>
+  </w:style>
+  <w:style w:type="character" w:customStyle="1" w:styleId="Ttulo1Carter">
+    <w:name w:val="Título 1 Caráter"/>
+    <w:basedOn w:val="Tipodeletrapredefinidodopargrafo"/>
+    <w:link w:val="Ttulo1"/>
+    <w:uiPriority w:val="9"/>
+    <w:rsid w:val="00705A2C"/>
+    <w:rPr>
+      <w:rFonts w:ascii="Helvetica" w:hAnsi="Helvetica"/>
+      <w:b/>
+      <w:caps/>
+      <w:kern w:val="28"/>
+      <w:lang w:eastAsia="en-US"/>
+    </w:rPr>
+  </w:style>
+  <w:style w:type="paragraph" w:styleId="Bibliografia">
+    <w:name w:val="Bibliography"/>
+    <w:basedOn w:val="Normal"/>
+    <w:next w:val="Normal"/>
+    <w:uiPriority w:val="70"/>
+    <w:rsid w:val="00705A2C"/>
   </w:style>
 </w:styles>
 </file>
@@ -4408,4 +4565,89 @@
     </a:ext>
   </a:extLst>
 </a:theme>
+</file>
+
+<file path=customXml/item1.xml><?xml version="1.0" encoding="utf-8"?>
+<b:Sources xmlns:b="http://schemas.openxmlformats.org/officeDocument/2006/bibliography" xmlns="http://schemas.openxmlformats.org/officeDocument/2006/bibliography" SelectedStyle="\APASixthEditionOfficeOnline.xsl" StyleName="APA" Version="6">
+  <b:Source>
+    <b:Tag>Rob</b:Tag>
+    <b:SourceType>ElectronicSource</b:SourceType>
+    <b:Guid>{C0C88F95-F0C1-4656-8DC6-8AFC26E9521C}</b:Guid>
+    <b:Title>Programação Orientada a objetos</b:Title>
+    <b:Author>
+      <b:Author>
+        <b:NameList>
+          <b:Person>
+            <b:Last>Lam</b:Last>
+            <b:First>Roberto</b:First>
+            <b:Middle>Célio Lau</b:Middle>
+          </b:Person>
+        </b:NameList>
+      </b:Author>
+    </b:Author>
+    <b:RefOrder>1</b:RefOrder>
+  </b:Source>
+  <b:Source>
+    <b:Tag>Rob1</b:Tag>
+    <b:SourceType>ElectronicSource</b:SourceType>
+    <b:Guid>{AA78DE5B-36FA-47BA-95E7-A388AFBB7CBD}</b:Guid>
+    <b:Author>
+      <b:Author>
+        <b:NameList>
+          <b:Person>
+            <b:Last>Lam</b:Last>
+            <b:First>Roberto</b:First>
+            <b:Middle>Célio Lau</b:Middle>
+          </b:Person>
+        </b:NameList>
+      </b:Author>
+    </b:Author>
+    <b:Title>Programação Orientada a Objetos (2)</b:Title>
+    <b:RefOrder>2</b:RefOrder>
+  </b:Source>
+  <b:Source>
+    <b:Tag>Rob2</b:Tag>
+    <b:SourceType>ElectronicSource</b:SourceType>
+    <b:Guid>{11B06F78-804D-40EC-B9A8-009E06B63288}</b:Guid>
+    <b:Author>
+      <b:Author>
+        <b:NameList>
+          <b:Person>
+            <b:Last>Lam</b:Last>
+            <b:First>Roberto</b:First>
+            <b:Middle>Célio Lau</b:Middle>
+          </b:Person>
+        </b:NameList>
+      </b:Author>
+    </b:Author>
+    <b:Title>POO_JavaStreams</b:Title>
+    <b:RefOrder>3</b:RefOrder>
+  </b:Source>
+  <b:Source>
+    <b:Tag>Rob3</b:Tag>
+    <b:SourceType>ElectronicSource</b:SourceType>
+    <b:Guid>{15987B39-4FC4-4C73-A304-73F6BBB65DF1}</b:Guid>
+    <b:Author>
+      <b:Author>
+        <b:NameList>
+          <b:Person>
+            <b:Last>Lam</b:Last>
+            <b:First>Roberto</b:First>
+            <b:Middle>Célio Lau</b:Middle>
+          </b:Person>
+        </b:NameList>
+      </b:Author>
+    </b:Author>
+    <b:Title>Aula PL4 e TI</b:Title>
+    <b:RefOrder>4</b:RefOrder>
+  </b:Source>
+</b:Sources>
+</file>
+
+<file path=customXml/itemProps1.xml><?xml version="1.0" encoding="utf-8"?>
+<ds:datastoreItem xmlns:ds="http://schemas.openxmlformats.org/officeDocument/2006/customXml" ds:itemID="{920BF2A1-1CF5-4117-9ECA-928BFBA643E2}">
+  <ds:schemaRefs>
+    <ds:schemaRef ds:uri="http://schemas.openxmlformats.org/officeDocument/2006/bibliography"/>
+  </ds:schemaRefs>
+</ds:datastoreItem>
 </file>
--- a/AED_Vasco_a85234.docx
+++ b/AED_Vasco_a85234.docx
@@ -209,7 +209,19 @@
         <w:rPr>
           <w:i/>
         </w:rPr>
-        <w:t>ordenação em JAVA que recebe um ficheiro numérico em formato texto (.</w:t>
+        <w:t xml:space="preserve">ordenação em </w:t>
+      </w:r>
+      <w:r>
+        <w:rPr>
+          <w:i/>
+        </w:rPr>
+        <w:t xml:space="preserve">java </w:t>
+      </w:r>
+      <w:r>
+        <w:rPr>
+          <w:i/>
+        </w:rPr>
+        <w:t>que recebe um ficheiro numérico em formato texto (.</w:t>
       </w:r>
       <w:proofErr w:type="spellStart"/>
       <w:r>
@@ -229,7 +241,33 @@
         <w:rPr>
           <w:i/>
         </w:rPr>
-        <w:t>binário e ordena exportando num novo ficheiro os valores ordenados</w:t>
+        <w:t xml:space="preserve">binário e </w:t>
+      </w:r>
+      <w:proofErr w:type="gramStart"/>
+      <w:r>
+        <w:rPr>
+          <w:i/>
+        </w:rPr>
+        <w:t xml:space="preserve">ordena </w:t>
+      </w:r>
+      <w:r>
+        <w:rPr>
+          <w:i/>
+        </w:rPr>
+        <w:t>grava</w:t>
+      </w:r>
+      <w:proofErr w:type="gramEnd"/>
+      <w:r>
+        <w:rPr>
+          <w:i/>
+        </w:rPr>
+        <w:t xml:space="preserve"> os valores </w:t>
+      </w:r>
+      <w:r>
+        <w:rPr>
+          <w:i/>
+        </w:rPr>
+        <w:t>num novo ficheiro</w:t>
       </w:r>
       <w:r>
         <w:rPr>
@@ -287,7 +325,13 @@
       </w:r>
       <w:proofErr w:type="spellEnd"/>
       <w:r>
-        <w:t xml:space="preserve"> juntamente de um repositório </w:t>
+        <w:t xml:space="preserve"> juntamente </w:t>
+      </w:r>
+      <w:r>
+        <w:t>com</w:t>
+      </w:r>
+      <w:r>
+        <w:t xml:space="preserve"> um repositório </w:t>
       </w:r>
       <w:proofErr w:type="spellStart"/>
       <w:r>
@@ -295,7 +339,19 @@
       </w:r>
       <w:proofErr w:type="spellEnd"/>
       <w:r>
-        <w:t>. Java foi a linguajem utilizada. Como ficheiros de entrada foi utilizado ficheiros de texto e em formato binário. O formato de texto tornou-se mais simples de visualizar e projetar a lógica de ordenação, por outro lado o formato binário é mais universal e essencial para aprendizagem e aplicabilidade no mundo real. Os algoritmos de ordenação utilizados</w:t>
+        <w:t>. Java foi a lingua</w:t>
+      </w:r>
+      <w:r>
+        <w:t>g</w:t>
+      </w:r>
+      <w:r>
+        <w:t>em utilizada. Como ficheiros de entrada</w:t>
+      </w:r>
+      <w:r>
+        <w:t>,</w:t>
+      </w:r>
+      <w:r>
+        <w:t xml:space="preserve"> foi utilizado ficheiros de texto e em formato binário. O formato de texto tornou-se mais simples de visualizar e projetar a lógica de ordenação, por outro lado o formato binário é mais universal e essencial para aprendizagem e aplicabilidade no mundo real. Os algoritmos de ordenação utilizados</w:t>
       </w:r>
       <w:r>
         <w:t xml:space="preserve"> </w:t>
@@ -470,10 +526,7 @@
         <w:t>media,</w:t>
       </w:r>
       <w:r>
-        <w:t xml:space="preserve"> mas suficiente para a maioria das utilizações com eficiência geral de O(n^2). Como referido anteriormente, o seu funcionamento baseia-se na comparação entre o valor do comparando ao seu comparador. No caso de o primeiro ser maior que o seguindo há a troca de posições. </w:t>
-      </w:r>
-      <w:r>
-        <w:t>Este processo repete-se até todas as comparações serem verdadeiras.</w:t>
+        <w:t xml:space="preserve"> mas suficiente para a maioria das utilizações com eficiência geral de O(n^2). Como referido anteriormente, o seu funcionamento baseia-se na comparação entre o valor do comparando ao seu comparador. No caso de o primeiro ser maior que o seguindo há a troca de posições. Este processo repete-se até todas as comparações serem verdadeiras.</w:t>
       </w:r>
     </w:p>
     <w:p>
@@ -583,7 +636,16 @@
         <w:t xml:space="preserve">O programa implementado </w:t>
       </w:r>
       <w:r>
-        <w:t>lê um ficheiro de inteiros, ordena-os em memória e grava o resultado num novo ficheiro em outputs/, com o mesmo formato da entrada</w:t>
+        <w:t xml:space="preserve">lê um ficheiro de inteiros, ordena-os em memória e grava o resultado num novo ficheiro em outputs/, com o </w:t>
+      </w:r>
+      <w:r>
+        <w:rPr>
+          <w:u w:val="single"/>
+        </w:rPr>
+        <w:t>mesmo</w:t>
+      </w:r>
+      <w:r>
+        <w:t xml:space="preserve"> formato da entrada</w:t>
       </w:r>
       <w:r>
         <w:t>.</w:t>
@@ -643,36 +705,36 @@
         </w:numPr>
       </w:pPr>
       <w:r>
+        <w:t xml:space="preserve">Java </w:t>
+      </w:r>
+      <w:proofErr w:type="spellStart"/>
+      <w:proofErr w:type="gramStart"/>
+      <w:r>
+        <w:t>algoritmos.Main</w:t>
+      </w:r>
+      <w:proofErr w:type="spellEnd"/>
+      <w:proofErr w:type="gramEnd"/>
+      <w:r>
+        <w:t xml:space="preserve"> (nome ficheiro </w:t>
+      </w:r>
+      <w:r>
+        <w:t xml:space="preserve">a ordenar) (algoritmo de ordenação, escolha entre os referidos </w:t>
+      </w:r>
+      <w:proofErr w:type="spellStart"/>
+      <w:r>
+        <w:t>antreormente</w:t>
+      </w:r>
+      <w:proofErr w:type="spellEnd"/>
+      <w:r>
+        <w:t>)</w:t>
+      </w:r>
+    </w:p>
+    <w:p>
+      <w:pPr>
+        <w:ind w:left="360"/>
+      </w:pPr>
+      <w:r>
         <w:lastRenderedPageBreak/>
-        <w:t xml:space="preserve">Java </w:t>
-      </w:r>
-      <w:proofErr w:type="spellStart"/>
-      <w:proofErr w:type="gramStart"/>
-      <w:r>
-        <w:t>algoritmos.Main</w:t>
-      </w:r>
-      <w:proofErr w:type="spellEnd"/>
-      <w:proofErr w:type="gramEnd"/>
-      <w:r>
-        <w:t xml:space="preserve"> (nome ficheiro </w:t>
-      </w:r>
-      <w:r>
-        <w:t xml:space="preserve">a ordenar) (algoritmo de ordenação, escolha entre os referidos </w:t>
-      </w:r>
-      <w:proofErr w:type="spellStart"/>
-      <w:r>
-        <w:t>antreormente</w:t>
-      </w:r>
-      <w:proofErr w:type="spellEnd"/>
-      <w:r>
-        <w:t>)</w:t>
-      </w:r>
-    </w:p>
-    <w:p>
-      <w:pPr>
-        <w:ind w:left="360"/>
-      </w:pPr>
-      <w:r>
         <w:t>Estes comandos têm de ser corridos estando dentro da pasta “TP1_AED_a85234”.</w:t>
       </w:r>
     </w:p>
@@ -1027,10 +1089,7 @@
       </w:r>
       <w:proofErr w:type="spellEnd"/>
       <w:r>
-        <w:t xml:space="preserve"> e binários: Ler um ficheiro e informar </w:t>
-      </w:r>
-      <w:r>
-        <w:t>quantos valores estão no ficheiro .</w:t>
+        <w:t xml:space="preserve"> e binários: Ler um ficheiro e informar quantos valores estão no ficheiro .</w:t>
       </w:r>
       <w:proofErr w:type="spellStart"/>
       <w:r>
@@ -1054,7 +1113,10 @@
       </w:r>
       <w:proofErr w:type="spellEnd"/>
       <w:r>
-        <w:t xml:space="preserve">, verificar quantas linhas estão preenchidas e devolver esse valor. Para binário é recolhido o </w:t>
+        <w:t xml:space="preserve">, verificar quantas linhas estão preenchidas e devolver </w:t>
+      </w:r>
+      <w:r>
+        <w:t xml:space="preserve">esse valor. Para binário é recolhido o </w:t>
       </w:r>
       <w:proofErr w:type="gramStart"/>
       <w:r>
@@ -1478,21 +1540,142 @@
         <w:pStyle w:val="Ttulo1"/>
       </w:pPr>
       <w:r>
+        <w:t>Conclusão</w:t>
+      </w:r>
+    </w:p>
+    <w:p>
+      <w:r>
+        <w:t xml:space="preserve">Até à resolução deste trabalho havia questões as quais não estava habituado a não ter uma resposta direta. Por exemplo, ordenar um vetor, ou ordenação no geral, torna-se banal até à necessidade de traduzir esse conceito para </w:t>
+      </w:r>
+      <w:r>
         <w:lastRenderedPageBreak/>
-        <w:t>Conclusão</w:t>
-      </w:r>
-    </w:p>
-    <w:p>
-      <w:r>
-        <w:t>Até à resolução deste trabalho havia questões as quais não estava habituado a não ter uma resposta direta. Por exemplo, ordenar um vetor, ou ordenação no geral, torna-se banal até à necessidade de traduzir esse conceito para máquina de forma à mesma fazer o pretendido. Neste caso tem de ser especificado, não só a estrutura dos dados e o ficheiro que os contém, mas como também a tradução dos mesmos de forma a poderem ser manipulados, (neste caso com um foco mais virado para os ficheiros binários).</w:t>
-      </w:r>
-    </w:p>
-    <w:p>
-      <w:r>
-        <w:t xml:space="preserve">Foi notável as várias formas diferentes de ordenar valores e as suas diferenças de lógica, criatividade e eficiência. Com isto foi </w:t>
-      </w:r>
-    </w:p>
-    <w:p/>
+        <w:t>máquina de forma à mesma fazer o pretendido. Neste caso tem de ser especificado, não só a estrutura dos dados e o ficheiro que os contém, mas como também a tradução dos mesmos de forma a poderem ser manipulados, (neste caso com um foco mais virado para os ficheiros binários).</w:t>
+      </w:r>
+    </w:p>
+    <w:p>
+      <w:r>
+        <w:t>Foi notável as várias formas diferentes de ordenar valores e as suas diferenças de lógica, criatividade e eficiência. Com isto</w:t>
+      </w:r>
+      <w:r>
+        <w:t>,</w:t>
+      </w:r>
+      <w:r>
+        <w:t xml:space="preserve"> foi </w:t>
+      </w:r>
+      <w:r>
+        <w:t>verificado a seguinte performance ao ordenar 5000 valores:</w:t>
+      </w:r>
+    </w:p>
+    <w:p>
+      <w:pPr>
+        <w:pStyle w:val="PargrafodaLista"/>
+        <w:numPr>
+          <w:ilvl w:val="0"/>
+          <w:numId w:val="45"/>
+        </w:numPr>
+        <w:rPr>
+          <w:lang w:val="en-US"/>
+        </w:rPr>
+      </w:pPr>
+      <w:proofErr w:type="spellStart"/>
+      <w:r>
+        <w:rPr>
+          <w:lang w:val="en-US"/>
+        </w:rPr>
+        <w:t>Bubblesort</w:t>
+      </w:r>
+      <w:proofErr w:type="spellEnd"/>
+      <w:r>
+        <w:rPr>
+          <w:lang w:val="en-US"/>
+        </w:rPr>
+        <w:t xml:space="preserve">: 56,26 </w:t>
+      </w:r>
+      <w:proofErr w:type="spellStart"/>
+      <w:r>
+        <w:rPr>
+          <w:lang w:val="en-US"/>
+        </w:rPr>
+        <w:t>ms</w:t>
+      </w:r>
+      <w:proofErr w:type="spellEnd"/>
+    </w:p>
+    <w:p>
+      <w:pPr>
+        <w:pStyle w:val="PargrafodaLista"/>
+        <w:numPr>
+          <w:ilvl w:val="0"/>
+          <w:numId w:val="45"/>
+        </w:numPr>
+        <w:rPr>
+          <w:lang w:val="en-US"/>
+        </w:rPr>
+      </w:pPr>
+      <w:r>
+        <w:rPr>
+          <w:lang w:val="en-US"/>
+        </w:rPr>
+        <w:t xml:space="preserve">Insertion sort: 31,29 </w:t>
+      </w:r>
+      <w:proofErr w:type="spellStart"/>
+      <w:r>
+        <w:rPr>
+          <w:lang w:val="en-US"/>
+        </w:rPr>
+        <w:t>ms</w:t>
+      </w:r>
+      <w:proofErr w:type="spellEnd"/>
+    </w:p>
+    <w:p>
+      <w:pPr>
+        <w:pStyle w:val="PargrafodaLista"/>
+        <w:numPr>
+          <w:ilvl w:val="0"/>
+          <w:numId w:val="45"/>
+        </w:numPr>
+        <w:rPr>
+          <w:lang w:val="en-US"/>
+        </w:rPr>
+      </w:pPr>
+      <w:r>
+        <w:rPr>
+          <w:lang w:val="en-US"/>
+        </w:rPr>
+        <w:t xml:space="preserve">Quicksort: 24,02 </w:t>
+      </w:r>
+      <w:proofErr w:type="spellStart"/>
+      <w:r>
+        <w:rPr>
+          <w:lang w:val="en-US"/>
+        </w:rPr>
+        <w:t>ms</w:t>
+      </w:r>
+      <w:proofErr w:type="spellEnd"/>
+    </w:p>
+    <w:p>
+      <w:r>
+        <w:t xml:space="preserve">Verificando uma maior rapidez </w:t>
+      </w:r>
+      <w:r>
+        <w:t xml:space="preserve">na utilização do </w:t>
+      </w:r>
+      <w:proofErr w:type="spellStart"/>
+      <w:r>
+        <w:t>Quick</w:t>
+      </w:r>
+      <w:proofErr w:type="spellEnd"/>
+      <w:r>
+        <w:t xml:space="preserve"> </w:t>
+      </w:r>
+      <w:proofErr w:type="spellStart"/>
+      <w:r>
+        <w:t>Sort</w:t>
+      </w:r>
+      <w:proofErr w:type="spellEnd"/>
+      <w:r>
+        <w:t>.</w:t>
+      </w:r>
+    </w:p>
     <w:p>
       <w:pPr>
         <w:pStyle w:val="Ttulo1"/>
@@ -1509,20 +1692,18 @@
     <w:p/>
     <w:sdt>
       <w:sdtPr>
+        <w:rPr>
+          <w:rFonts w:ascii="Times New Roman" w:hAnsi="Times New Roman"/>
+          <w:b w:val="0"/>
+          <w:caps w:val="0"/>
+          <w:kern w:val="0"/>
+        </w:rPr>
         <w:id w:val="866485187"/>
         <w:docPartObj>
           <w:docPartGallery w:val="Bibliographies"/>
           <w:docPartUnique/>
         </w:docPartObj>
       </w:sdtPr>
-      <w:sdtEndPr>
-        <w:rPr>
-          <w:rFonts w:ascii="Times New Roman" w:hAnsi="Times New Roman"/>
-          <w:b w:val="0"/>
-          <w:caps w:val="0"/>
-          <w:kern w:val="0"/>
-        </w:rPr>
-      </w:sdtEndPr>
       <w:sdtContent>
         <w:p>
           <w:pPr>
@@ -2572,6 +2753,119 @@
     </w:lvl>
   </w:abstractNum>
   <w:abstractNum w:abstractNumId="33" w15:restartNumberingAfterBreak="0">
+    <w:nsid w:val="5A5547FA"/>
+    <w:multiLevelType w:val="hybridMultilevel"/>
+    <w:tmpl w:val="1CB46912"/>
+    <w:lvl w:ilvl="0" w:tplc="08160001">
+      <w:start w:val="1"/>
+      <w:numFmt w:val="bullet"/>
+      <w:lvlText w:val=""/>
+      <w:lvlJc w:val="left"/>
+      <w:pPr>
+        <w:ind w:left="720" w:hanging="360"/>
+      </w:pPr>
+      <w:rPr>
+        <w:rFonts w:ascii="Symbol" w:hAnsi="Symbol" w:hint="default"/>
+      </w:rPr>
+    </w:lvl>
+    <w:lvl w:ilvl="1" w:tplc="08160003" w:tentative="1">
+      <w:start w:val="1"/>
+      <w:numFmt w:val="bullet"/>
+      <w:lvlText w:val="o"/>
+      <w:lvlJc w:val="left"/>
+      <w:pPr>
+        <w:ind w:left="1440" w:hanging="360"/>
+      </w:pPr>
+      <w:rPr>
+        <w:rFonts w:ascii="Courier New" w:hAnsi="Courier New" w:cs="Courier New" w:hint="default"/>
+      </w:rPr>
+    </w:lvl>
+    <w:lvl w:ilvl="2" w:tplc="08160005" w:tentative="1">
+      <w:start w:val="1"/>
+      <w:numFmt w:val="bullet"/>
+      <w:lvlText w:val=""/>
+      <w:lvlJc w:val="left"/>
+      <w:pPr>
+        <w:ind w:left="2160" w:hanging="360"/>
+      </w:pPr>
+      <w:rPr>
+        <w:rFonts w:ascii="Wingdings" w:hAnsi="Wingdings" w:hint="default"/>
+      </w:rPr>
+    </w:lvl>
+    <w:lvl w:ilvl="3" w:tplc="08160001" w:tentative="1">
+      <w:start w:val="1"/>
+      <w:numFmt w:val="bullet"/>
+      <w:lvlText w:val=""/>
+      <w:lvlJc w:val="left"/>
+      <w:pPr>
+        <w:ind w:left="2880" w:hanging="360"/>
+      </w:pPr>
+      <w:rPr>
+        <w:rFonts w:ascii="Symbol" w:hAnsi="Symbol" w:hint="default"/>
+      </w:rPr>
+    </w:lvl>
+    <w:lvl w:ilvl="4" w:tplc="08160003" w:tentative="1">
+      <w:start w:val="1"/>
+      <w:numFmt w:val="bullet"/>
+      <w:lvlText w:val="o"/>
+      <w:lvlJc w:val="left"/>
+      <w:pPr>
+        <w:ind w:left="3600" w:hanging="360"/>
+      </w:pPr>
+      <w:rPr>
+        <w:rFonts w:ascii="Courier New" w:hAnsi="Courier New" w:cs="Courier New" w:hint="default"/>
+      </w:rPr>
+    </w:lvl>
+    <w:lvl w:ilvl="5" w:tplc="08160005" w:tentative="1">
+      <w:start w:val="1"/>
+      <w:numFmt w:val="bullet"/>
+      <w:lvlText w:val=""/>
+      <w:lvlJc w:val="left"/>
+      <w:pPr>
+        <w:ind w:left="4320" w:hanging="360"/>
+      </w:pPr>
+      <w:rPr>
+        <w:rFonts w:ascii="Wingdings" w:hAnsi="Wingdings" w:hint="default"/>
+      </w:rPr>
+    </w:lvl>
+    <w:lvl w:ilvl="6" w:tplc="08160001" w:tentative="1">
+      <w:start w:val="1"/>
+      <w:numFmt w:val="bullet"/>
+      <w:lvlText w:val=""/>
+      <w:lvlJc w:val="left"/>
+      <w:pPr>
+        <w:ind w:left="5040" w:hanging="360"/>
+      </w:pPr>
+      <w:rPr>
+        <w:rFonts w:ascii="Symbol" w:hAnsi="Symbol" w:hint="default"/>
+      </w:rPr>
+    </w:lvl>
+    <w:lvl w:ilvl="7" w:tplc="08160003" w:tentative="1">
+      <w:start w:val="1"/>
+      <w:numFmt w:val="bullet"/>
+      <w:lvlText w:val="o"/>
+      <w:lvlJc w:val="left"/>
+      <w:pPr>
+        <w:ind w:left="5760" w:hanging="360"/>
+      </w:pPr>
+      <w:rPr>
+        <w:rFonts w:ascii="Courier New" w:hAnsi="Courier New" w:cs="Courier New" w:hint="default"/>
+      </w:rPr>
+    </w:lvl>
+    <w:lvl w:ilvl="8" w:tplc="08160005" w:tentative="1">
+      <w:start w:val="1"/>
+      <w:numFmt w:val="bullet"/>
+      <w:lvlText w:val=""/>
+      <w:lvlJc w:val="left"/>
+      <w:pPr>
+        <w:ind w:left="6480" w:hanging="360"/>
+      </w:pPr>
+      <w:rPr>
+        <w:rFonts w:ascii="Wingdings" w:hAnsi="Wingdings" w:hint="default"/>
+      </w:rPr>
+    </w:lvl>
+  </w:abstractNum>
+  <w:abstractNum w:abstractNumId="34" w15:restartNumberingAfterBreak="0">
     <w:nsid w:val="5A856A6B"/>
     <w:multiLevelType w:val="singleLevel"/>
     <w:tmpl w:val="0C09000F"/>
@@ -2588,7 +2882,7 @@
       </w:pPr>
     </w:lvl>
   </w:abstractNum>
-  <w:abstractNum w:abstractNumId="34" w15:restartNumberingAfterBreak="0">
+  <w:abstractNum w:abstractNumId="35" w15:restartNumberingAfterBreak="0">
     <w:nsid w:val="5C2D790C"/>
     <w:multiLevelType w:val="singleLevel"/>
     <w:tmpl w:val="C5B65A8C"/>
@@ -2603,7 +2897,7 @@
       </w:pPr>
     </w:lvl>
   </w:abstractNum>
-  <w:abstractNum w:abstractNumId="35" w15:restartNumberingAfterBreak="0">
+  <w:abstractNum w:abstractNumId="36" w15:restartNumberingAfterBreak="0">
     <w:nsid w:val="5F620B59"/>
     <w:multiLevelType w:val="singleLevel"/>
     <w:tmpl w:val="F79013B8"/>
@@ -2618,7 +2912,7 @@
       </w:pPr>
     </w:lvl>
   </w:abstractNum>
-  <w:abstractNum w:abstractNumId="36" w15:restartNumberingAfterBreak="0">
+  <w:abstractNum w:abstractNumId="37" w15:restartNumberingAfterBreak="0">
     <w:nsid w:val="5FEC26F4"/>
     <w:multiLevelType w:val="singleLevel"/>
     <w:tmpl w:val="54D2849A"/>
@@ -2633,7 +2927,7 @@
       </w:pPr>
     </w:lvl>
   </w:abstractNum>
-  <w:abstractNum w:abstractNumId="37" w15:restartNumberingAfterBreak="0">
+  <w:abstractNum w:abstractNumId="38" w15:restartNumberingAfterBreak="0">
     <w:nsid w:val="67B02AEB"/>
     <w:multiLevelType w:val="singleLevel"/>
     <w:tmpl w:val="C5B65A8C"/>
@@ -2648,7 +2942,7 @@
       </w:pPr>
     </w:lvl>
   </w:abstractNum>
-  <w:abstractNum w:abstractNumId="38" w15:restartNumberingAfterBreak="0">
+  <w:abstractNum w:abstractNumId="39" w15:restartNumberingAfterBreak="0">
     <w:nsid w:val="6AD542B3"/>
     <w:multiLevelType w:val="singleLevel"/>
     <w:tmpl w:val="C5B65A8C"/>
@@ -2663,7 +2957,7 @@
       </w:pPr>
     </w:lvl>
   </w:abstractNum>
-  <w:abstractNum w:abstractNumId="39" w15:restartNumberingAfterBreak="0">
+  <w:abstractNum w:abstractNumId="40" w15:restartNumberingAfterBreak="0">
     <w:nsid w:val="6BC122F1"/>
     <w:multiLevelType w:val="singleLevel"/>
     <w:tmpl w:val="C5B65A8C"/>
@@ -2678,7 +2972,7 @@
       </w:pPr>
     </w:lvl>
   </w:abstractNum>
-  <w:abstractNum w:abstractNumId="40" w15:restartNumberingAfterBreak="0">
+  <w:abstractNum w:abstractNumId="41" w15:restartNumberingAfterBreak="0">
     <w:nsid w:val="6FE97D62"/>
     <w:multiLevelType w:val="singleLevel"/>
     <w:tmpl w:val="0C09000F"/>
@@ -2695,7 +2989,7 @@
       </w:pPr>
     </w:lvl>
   </w:abstractNum>
-  <w:abstractNum w:abstractNumId="41" w15:restartNumberingAfterBreak="0">
+  <w:abstractNum w:abstractNumId="42" w15:restartNumberingAfterBreak="0">
     <w:nsid w:val="77C17312"/>
     <w:multiLevelType w:val="singleLevel"/>
     <w:tmpl w:val="BA1E8B60"/>
@@ -2710,7 +3004,7 @@
       </w:pPr>
     </w:lvl>
   </w:abstractNum>
-  <w:abstractNum w:abstractNumId="42" w15:restartNumberingAfterBreak="0">
+  <w:abstractNum w:abstractNumId="43" w15:restartNumberingAfterBreak="0">
     <w:nsid w:val="790F1594"/>
     <w:multiLevelType w:val="singleLevel"/>
     <w:tmpl w:val="EADA5534"/>
@@ -2725,7 +3019,7 @@
       </w:pPr>
     </w:lvl>
   </w:abstractNum>
-  <w:abstractNum w:abstractNumId="43" w15:restartNumberingAfterBreak="0">
+  <w:abstractNum w:abstractNumId="44" w15:restartNumberingAfterBreak="0">
     <w:nsid w:val="7D1443CA"/>
     <w:multiLevelType w:val="singleLevel"/>
     <w:tmpl w:val="C72EC1CC"/>
@@ -2753,7 +3047,7 @@
     <w:abstractNumId w:val="15"/>
   </w:num>
   <w:num w:numId="5" w16cid:durableId="1467042132">
-    <w:abstractNumId w:val="39"/>
+    <w:abstractNumId w:val="40"/>
   </w:num>
   <w:num w:numId="6" w16cid:durableId="1661421837">
     <w:abstractNumId w:val="10"/>
@@ -2780,19 +3074,19 @@
     <w:abstractNumId w:val="23"/>
   </w:num>
   <w:num w:numId="9" w16cid:durableId="1998920612">
-    <w:abstractNumId w:val="37"/>
+    <w:abstractNumId w:val="38"/>
   </w:num>
   <w:num w:numId="10" w16cid:durableId="134642587">
-    <w:abstractNumId w:val="34"/>
+    <w:abstractNumId w:val="35"/>
   </w:num>
   <w:num w:numId="11" w16cid:durableId="1303922612">
-    <w:abstractNumId w:val="41"/>
+    <w:abstractNumId w:val="42"/>
   </w:num>
   <w:num w:numId="12" w16cid:durableId="2048480152">
     <w:abstractNumId w:val="25"/>
   </w:num>
   <w:num w:numId="13" w16cid:durableId="1133908560">
-    <w:abstractNumId w:val="38"/>
+    <w:abstractNumId w:val="39"/>
   </w:num>
   <w:num w:numId="14" w16cid:durableId="1234780155">
     <w:abstractNumId w:val="27"/>
@@ -2801,10 +3095,10 @@
     <w:abstractNumId w:val="21"/>
   </w:num>
   <w:num w:numId="16" w16cid:durableId="1902322357">
-    <w:abstractNumId w:val="35"/>
+    <w:abstractNumId w:val="36"/>
   </w:num>
   <w:num w:numId="17" w16cid:durableId="567619247">
-    <w:abstractNumId w:val="36"/>
+    <w:abstractNumId w:val="37"/>
   </w:num>
   <w:num w:numId="18" w16cid:durableId="804009600">
     <w:abstractNumId w:val="29"/>
@@ -2819,13 +3113,13 @@
     <w:abstractNumId w:val="32"/>
   </w:num>
   <w:num w:numId="22" w16cid:durableId="591359678">
-    <w:abstractNumId w:val="43"/>
+    <w:abstractNumId w:val="44"/>
   </w:num>
   <w:num w:numId="23" w16cid:durableId="788469416">
     <w:abstractNumId w:val="16"/>
   </w:num>
   <w:num w:numId="24" w16cid:durableId="1308777022">
-    <w:abstractNumId w:val="42"/>
+    <w:abstractNumId w:val="43"/>
   </w:num>
   <w:num w:numId="25" w16cid:durableId="1304580252">
     <w:abstractNumId w:val="20"/>
@@ -2846,13 +3140,13 @@
     <w:abstractNumId w:val="19"/>
   </w:num>
   <w:num w:numId="31" w16cid:durableId="1697851092">
-    <w:abstractNumId w:val="40"/>
+    <w:abstractNumId w:val="41"/>
   </w:num>
   <w:num w:numId="32" w16cid:durableId="1342664619">
     <w:abstractNumId w:val="11"/>
   </w:num>
   <w:num w:numId="33" w16cid:durableId="824473688">
-    <w:abstractNumId w:val="33"/>
+    <w:abstractNumId w:val="34"/>
   </w:num>
   <w:num w:numId="34" w16cid:durableId="757990035">
     <w:abstractNumId w:val="8"/>
@@ -2886,6 +3180,9 @@
   </w:num>
   <w:num w:numId="44" w16cid:durableId="1771655670">
     <w:abstractNumId w:val="13"/>
+  </w:num>
+  <w:num w:numId="45" w16cid:durableId="309480888">
+    <w:abstractNumId w:val="33"/>
   </w:num>
 </w:numbering>
 </file>
